--- a/TS-Kramam/TS-7.1/TS 7.1 Malayalam Krama Paatam Corrections.docx
+++ b/TS-Kramam/TS-7.1/TS 7.1 Malayalam Krama Paatam Corrections.docx
@@ -1,7 +1,1449 @@
 
 <file path=word/document.xml><?xml version="1.0" encoding="utf-8"?>
-<w:document xmlns:wpc="http://schemas.microsoft.com/office/word/2010/wordprocessingCanvas" xmlns:cx="http://schemas.microsoft.com/office/drawing/2014/chartex" xmlns:cx1="http://schemas.microsoft.com/office/drawing/2015/9/8/chartex" xmlns:mc="http://schemas.openxmlformats.org/markup-compatibility/2006" xmlns:o="urn:schemas-microsoft-com:office:office" xmlns:r="http://schemas.openxmlformats.org/officeDocument/2006/relationships" xmlns:m="http://schemas.openxmlformats.org/officeDocument/2006/math" xmlns:v="urn:schemas-microsoft-com:vml" xmlns:wp14="http://schemas.microsoft.com/office/word/2010/wordprocessingDrawing" xmlns:wp="http://schemas.openxmlformats.org/drawingml/2006/wordprocessingDrawing" xmlns:w10="urn:schemas-microsoft-com:office:word" xmlns:w="http://schemas.openxmlformats.org/wordprocessingml/2006/main" xmlns:w14="http://schemas.microsoft.com/office/word/2010/wordml" xmlns:w15="http://schemas.microsoft.com/office/word/2012/wordml" xmlns:w16se="http://schemas.microsoft.com/office/word/2015/wordml/symex" xmlns:wpg="http://schemas.microsoft.com/office/word/2010/wordprocessingGroup" xmlns:wpi="http://schemas.microsoft.com/office/word/2010/wordprocessingInk" xmlns:wne="http://schemas.microsoft.com/office/word/2006/wordml" xmlns:wps="http://schemas.microsoft.com/office/word/2010/wordprocessingShape" mc:Ignorable="w14 w15 w16se wp14">
+<w:document xmlns:wpc="http://schemas.microsoft.com/office/word/2010/wordprocessingCanvas" xmlns:cx="http://schemas.microsoft.com/office/drawing/2014/chartex" xmlns:cx1="http://schemas.microsoft.com/office/drawing/2015/9/8/chartex" xmlns:cx2="http://schemas.microsoft.com/office/drawing/2015/10/21/chartex" xmlns:cx3="http://schemas.microsoft.com/office/drawing/2016/5/9/chartex" xmlns:cx4="http://schemas.microsoft.com/office/drawing/2016/5/10/chartex" xmlns:cx5="http://schemas.microsoft.com/office/drawing/2016/5/11/chartex" xmlns:cx6="http://schemas.microsoft.com/office/drawing/2016/5/12/chartex" xmlns:cx7="http://schemas.microsoft.com/office/drawing/2016/5/13/chartex" xmlns:cx8="http://schemas.microsoft.com/office/drawing/2016/5/14/chartex" xmlns:mc="http://schemas.openxmlformats.org/markup-compatibility/2006" xmlns:aink="http://schemas.microsoft.com/office/drawing/2016/ink" xmlns:am3d="http://schemas.microsoft.com/office/drawing/2017/model3d" xmlns:o="urn:schemas-microsoft-com:office:office" xmlns:oel="http://schemas.microsoft.com/office/2019/extlst" xmlns:r="http://schemas.openxmlformats.org/officeDocument/2006/relationships" xmlns:m="http://schemas.openxmlformats.org/officeDocument/2006/math" xmlns:v="urn:schemas-microsoft-com:vml" xmlns:wp14="http://schemas.microsoft.com/office/word/2010/wordprocessingDrawing" xmlns:wp="http://schemas.openxmlformats.org/drawingml/2006/wordprocessingDrawing" xmlns:w10="urn:schemas-microsoft-com:office:word" xmlns:w="http://schemas.openxmlformats.org/wordprocessingml/2006/main" xmlns:w14="http://schemas.microsoft.com/office/word/2010/wordml" xmlns:w15="http://schemas.microsoft.com/office/word/2012/wordml" xmlns:w16cex="http://schemas.microsoft.com/office/word/2018/wordml/cex" xmlns:w16cid="http://schemas.microsoft.com/office/word/2016/wordml/cid" xmlns:w16="http://schemas.microsoft.com/office/word/2018/wordml" xmlns:w16du="http://schemas.microsoft.com/office/word/2023/wordml/word16du" xmlns:w16sdtdh="http://schemas.microsoft.com/office/word/2020/wordml/sdtdatahash" xmlns:w16sdtfl="http://schemas.microsoft.com/office/word/2024/wordml/sdtformatlock" xmlns:w16se="http://schemas.microsoft.com/office/word/2015/wordml/symex" xmlns:wpg="http://schemas.microsoft.com/office/word/2010/wordprocessingGroup" xmlns:wpi="http://schemas.microsoft.com/office/word/2010/wordprocessingInk" xmlns:wne="http://schemas.microsoft.com/office/word/2006/wordml" xmlns:wps="http://schemas.microsoft.com/office/word/2010/wordprocessingShape" mc:Ignorable="w14 w15 w16se w16cid w16 w16cex w16sdtdh w16sdtfl w16du wp14">
   <w:body>
+    <w:p>
+      <w:pPr>
+        <w:jc w:val="center"/>
+        <w:rPr>
+          <w:b/>
+          <w:bCs/>
+          <w:color w:val="EE0000"/>
+          <w:sz w:val="32"/>
+          <w:szCs w:val="32"/>
+          <w:u w:val="single"/>
+        </w:rPr>
+      </w:pPr>
+      <w:r>
+        <w:rPr>
+          <w:b/>
+          <w:bCs/>
+          <w:sz w:val="32"/>
+          <w:szCs w:val="32"/>
+          <w:u w:val="single"/>
+        </w:rPr>
+        <w:t xml:space="preserve">TS </w:t>
+      </w:r>
+      <w:r>
+        <w:rPr>
+          <w:b/>
+          <w:bCs/>
+          <w:sz w:val="32"/>
+          <w:szCs w:val="32"/>
+          <w:u w:val="single"/>
+        </w:rPr>
+        <w:t>Krama</w:t>
+      </w:r>
+      <w:r>
+        <w:rPr>
+          <w:b/>
+          <w:bCs/>
+          <w:sz w:val="32"/>
+          <w:szCs w:val="32"/>
+          <w:u w:val="single"/>
+        </w:rPr>
+        <w:t xml:space="preserve"> Paatam – TS </w:t>
+      </w:r>
+      <w:r>
+        <w:rPr>
+          <w:b/>
+          <w:bCs/>
+          <w:sz w:val="32"/>
+          <w:szCs w:val="32"/>
+          <w:u w:val="single"/>
+        </w:rPr>
+        <w:t>7.1 Malayalam</w:t>
+      </w:r>
+      <w:r>
+        <w:rPr>
+          <w:b/>
+          <w:bCs/>
+          <w:sz w:val="32"/>
+          <w:szCs w:val="32"/>
+          <w:u w:val="single"/>
+        </w:rPr>
+        <w:t xml:space="preserve"> Corrections –</w:t>
+      </w:r>
+      <w:r>
+        <w:rPr>
+          <w:b/>
+          <w:bCs/>
+          <w:sz w:val="32"/>
+          <w:szCs w:val="32"/>
+          <w:u w:val="single"/>
+        </w:rPr>
+        <w:t xml:space="preserve"> </w:t>
+      </w:r>
+      <w:r>
+        <w:rPr>
+          <w:b/>
+          <w:bCs/>
+          <w:sz w:val="32"/>
+          <w:szCs w:val="32"/>
+          <w:u w:val="single"/>
+        </w:rPr>
+        <w:t xml:space="preserve">Observed till </w:t>
+      </w:r>
+      <w:proofErr w:type="spellStart"/>
+      <w:r>
+        <w:rPr>
+          <w:b/>
+          <w:bCs/>
+          <w:color w:val="EE0000"/>
+          <w:sz w:val="32"/>
+          <w:szCs w:val="32"/>
+          <w:highlight w:val="yellow"/>
+          <w:u w:val="single"/>
+        </w:rPr>
+        <w:t>xxxxxxx</w:t>
+      </w:r>
+      <w:proofErr w:type="spellEnd"/>
+    </w:p>
+    <w:p>
+      <w:pPr>
+        <w:jc w:val="center"/>
+        <w:rPr>
+          <w:b/>
+          <w:bCs/>
+        </w:rPr>
+      </w:pPr>
+      <w:r>
+        <w:rPr>
+          <w:b/>
+          <w:bCs/>
+        </w:rPr>
+        <w:t>(ignore those which are already incorporated in your book’s version and date)</w:t>
+      </w:r>
+    </w:p>
+    <w:tbl>
+      <w:tblPr>
+        <w:tblW w:w="13840" w:type="dxa"/>
+        <w:tblInd w:w="-797" w:type="dxa"/>
+        <w:tblBorders>
+          <w:top w:val="single" w:sz="4" w:space="0" w:color="000000"/>
+          <w:left w:val="single" w:sz="4" w:space="0" w:color="000000"/>
+          <w:bottom w:val="single" w:sz="4" w:space="0" w:color="000000"/>
+          <w:right w:val="single" w:sz="4" w:space="0" w:color="000000"/>
+          <w:insideH w:val="single" w:sz="4" w:space="0" w:color="000000"/>
+          <w:insideV w:val="single" w:sz="4" w:space="0" w:color="000000"/>
+        </w:tblBorders>
+        <w:tblLook w:val="04A0" w:firstRow="1" w:lastRow="0" w:firstColumn="1" w:lastColumn="0" w:noHBand="0" w:noVBand="1"/>
+      </w:tblPr>
+      <w:tblGrid>
+        <w:gridCol w:w="3878"/>
+        <w:gridCol w:w="4740"/>
+        <w:gridCol w:w="5222"/>
+      </w:tblGrid>
+      <w:tr>
+        <w:tc>
+          <w:tcPr>
+            <w:tcW w:w="3878" w:type="dxa"/>
+          </w:tcPr>
+          <w:p>
+            <w:pPr>
+              <w:spacing w:before="0" w:line="240" w:lineRule="auto"/>
+              <w:jc w:val="center"/>
+              <w:rPr>
+                <w:b/>
+                <w:bCs/>
+                <w:sz w:val="32"/>
+                <w:szCs w:val="32"/>
+              </w:rPr>
+            </w:pPr>
+            <w:r>
+              <w:rPr>
+                <w:b/>
+                <w:bCs/>
+                <w:sz w:val="32"/>
+                <w:szCs w:val="32"/>
+              </w:rPr>
+              <w:t>Section, Paragraph</w:t>
+            </w:r>
+          </w:p>
+          <w:p>
+            <w:pPr>
+              <w:spacing w:before="0" w:line="240" w:lineRule="auto"/>
+              <w:jc w:val="center"/>
+              <w:rPr>
+                <w:b/>
+                <w:bCs/>
+                <w:sz w:val="32"/>
+                <w:szCs w:val="32"/>
+              </w:rPr>
+            </w:pPr>
+            <w:r>
+              <w:rPr>
+                <w:b/>
+                <w:bCs/>
+                <w:sz w:val="32"/>
+                <w:szCs w:val="32"/>
+              </w:rPr>
+              <w:t>Reference</w:t>
+            </w:r>
+          </w:p>
+        </w:tc>
+        <w:tc>
+          <w:tcPr>
+            <w:tcW w:w="4740" w:type="dxa"/>
+          </w:tcPr>
+          <w:p>
+            <w:pPr>
+              <w:spacing w:before="0" w:line="240" w:lineRule="auto"/>
+              <w:jc w:val="center"/>
+              <w:rPr>
+                <w:b/>
+                <w:bCs/>
+                <w:sz w:val="32"/>
+                <w:szCs w:val="32"/>
+              </w:rPr>
+            </w:pPr>
+            <w:r>
+              <w:rPr>
+                <w:b/>
+                <w:bCs/>
+                <w:sz w:val="32"/>
+                <w:szCs w:val="32"/>
+              </w:rPr>
+              <w:t>As Printed</w:t>
+            </w:r>
+          </w:p>
+        </w:tc>
+        <w:tc>
+          <w:tcPr>
+            <w:tcW w:w="5222" w:type="dxa"/>
+          </w:tcPr>
+          <w:p>
+            <w:pPr>
+              <w:spacing w:before="0" w:line="240" w:lineRule="auto"/>
+              <w:ind w:right="-18"/>
+              <w:jc w:val="center"/>
+              <w:rPr>
+                <w:b/>
+                <w:bCs/>
+                <w:sz w:val="32"/>
+                <w:szCs w:val="32"/>
+              </w:rPr>
+            </w:pPr>
+            <w:r>
+              <w:rPr>
+                <w:b/>
+                <w:bCs/>
+                <w:sz w:val="32"/>
+                <w:szCs w:val="32"/>
+              </w:rPr>
+              <w:t>To be read as or corrected as</w:t>
+            </w:r>
+          </w:p>
+        </w:tc>
+      </w:tr>
+      <w:tr>
+        <w:trPr>
+          <w:trHeight w:val="964"/>
+        </w:trPr>
+        <w:tc>
+          <w:tcPr>
+            <w:tcW w:w="3878" w:type="dxa"/>
+          </w:tcPr>
+          <w:p>
+            <w:pPr>
+              <w:widowControl w:val="0"/>
+              <w:tabs>
+                <w:tab w:val="left" w:pos="993"/>
+              </w:tabs>
+              <w:autoSpaceDE w:val="0"/>
+              <w:autoSpaceDN w:val="0"/>
+              <w:adjustRightInd w:val="0"/>
+              <w:spacing w:before="0" w:line="252" w:lineRule="auto"/>
+              <w:ind w:right="297"/>
+              <w:rPr>
+                <w:rFonts w:cs="Arial"/>
+                <w:b/>
+                <w:sz w:val="28"/>
+                <w:szCs w:val="28"/>
+              </w:rPr>
+            </w:pPr>
+            <w:r>
+              <w:rPr>
+                <w:rFonts w:cs="Arial"/>
+                <w:b/>
+                <w:sz w:val="28"/>
+                <w:szCs w:val="28"/>
+              </w:rPr>
+              <w:t>T.S.7.1.5.7 – Kramam</w:t>
+            </w:r>
+          </w:p>
+          <w:p>
+            <w:pPr>
+              <w:widowControl w:val="0"/>
+              <w:tabs>
+                <w:tab w:val="left" w:pos="993"/>
+              </w:tabs>
+              <w:autoSpaceDE w:val="0"/>
+              <w:autoSpaceDN w:val="0"/>
+              <w:adjustRightInd w:val="0"/>
+              <w:spacing w:before="0" w:line="252" w:lineRule="auto"/>
+              <w:ind w:right="297"/>
+              <w:rPr>
+                <w:rFonts w:cs="Arial"/>
+                <w:b/>
+                <w:sz w:val="28"/>
+                <w:szCs w:val="28"/>
+              </w:rPr>
+            </w:pPr>
+            <w:r>
+              <w:rPr>
+                <w:rFonts w:cs="Arial"/>
+                <w:b/>
+                <w:sz w:val="28"/>
+                <w:szCs w:val="28"/>
+              </w:rPr>
+              <w:t xml:space="preserve">Krama Vaakyam No.– </w:t>
+            </w:r>
+            <w:r>
+              <w:rPr>
+                <w:rFonts w:cs="Arial"/>
+                <w:b/>
+                <w:sz w:val="28"/>
+                <w:szCs w:val="28"/>
+              </w:rPr>
+              <w:t>51</w:t>
+            </w:r>
+          </w:p>
+          <w:p>
+            <w:pPr>
+              <w:widowControl w:val="0"/>
+              <w:tabs>
+                <w:tab w:val="left" w:pos="993"/>
+              </w:tabs>
+              <w:autoSpaceDE w:val="0"/>
+              <w:autoSpaceDN w:val="0"/>
+              <w:adjustRightInd w:val="0"/>
+              <w:spacing w:before="0" w:line="252" w:lineRule="auto"/>
+              <w:ind w:right="297"/>
+              <w:rPr>
+                <w:rFonts w:cs="Arial"/>
+                <w:b/>
+                <w:sz w:val="28"/>
+                <w:szCs w:val="32"/>
+              </w:rPr>
+            </w:pPr>
+            <w:r>
+              <w:rPr>
+                <w:rFonts w:cs="Arial"/>
+                <w:b/>
+                <w:sz w:val="28"/>
+                <w:szCs w:val="28"/>
+              </w:rPr>
+              <w:t>Panchaati No. - 20</w:t>
+            </w:r>
+          </w:p>
+        </w:tc>
+        <w:tc>
+          <w:tcPr>
+            <w:tcW w:w="4740" w:type="dxa"/>
+          </w:tcPr>
+          <w:p>
+            <w:pPr>
+              <w:widowControl w:val="0"/>
+              <w:autoSpaceDE w:val="0"/>
+              <w:autoSpaceDN w:val="0"/>
+              <w:adjustRightInd w:val="0"/>
+              <w:spacing w:before="0" w:line="240" w:lineRule="auto"/>
+              <w:rPr>
+                <w:rFonts w:ascii="BRH Malayalam Extra" w:eastAsia="Times New Roman" w:hAnsi="BRH Malayalam Extra" w:cs="BRH Malayalam Extra"/>
+                <w:color w:val="000000"/>
+                <w:sz w:val="40"/>
+                <w:szCs w:val="40"/>
+                <w:lang w:val="en-IN" w:eastAsia="en-IN" w:bidi="ml-IN"/>
+              </w:rPr>
+            </w:pPr>
+            <w:r>
+              <w:rPr>
+                <w:rFonts w:ascii="BRH Malayalam Extra" w:eastAsia="Times New Roman" w:hAnsi="BRH Malayalam Extra" w:cs="BRH Malayalam Extra"/>
+                <w:color w:val="000000"/>
+                <w:sz w:val="40"/>
+                <w:szCs w:val="40"/>
+                <w:lang w:val="en-IN" w:eastAsia="en-IN" w:bidi="ml-IN"/>
+              </w:rPr>
+              <w:t>s¡</w:t>
+            </w:r>
+            <w:r>
+              <w:rPr>
+                <w:rFonts w:ascii="BRH Malayalam Extra" w:eastAsia="Times New Roman" w:hAnsi="BRH Malayalam Extra" w:cs="BRH Malayalam Extra"/>
+                <w:b/>
+                <w:color w:val="000000"/>
+                <w:sz w:val="32"/>
+                <w:szCs w:val="40"/>
+                <w:lang w:val="en-IN" w:eastAsia="en-IN" w:bidi="ml-IN"/>
+              </w:rPr>
+              <w:t>–</w:t>
+            </w:r>
+            <w:r>
+              <w:rPr>
+                <w:rFonts w:ascii="BRH Malayalam Extra" w:eastAsia="Times New Roman" w:hAnsi="BRH Malayalam Extra" w:cs="BRH Malayalam Extra"/>
+                <w:color w:val="000000"/>
+                <w:sz w:val="40"/>
+                <w:szCs w:val="40"/>
+                <w:lang w:val="en-IN" w:eastAsia="en-IN" w:bidi="ml-IN"/>
+              </w:rPr>
+              <w:t>p</w:t>
+            </w:r>
+            <w:r>
+              <w:rPr>
+                <w:rFonts w:ascii="BRH Malayalam Extra" w:eastAsia="Times New Roman" w:hAnsi="BRH Malayalam Extra" w:cs="BRH Malayalam Extra"/>
+                <w:b/>
+                <w:color w:val="000000"/>
+                <w:sz w:val="32"/>
+                <w:szCs w:val="40"/>
+                <w:lang w:val="en-IN" w:eastAsia="en-IN" w:bidi="ml-IN"/>
+              </w:rPr>
+              <w:t>–</w:t>
+            </w:r>
+            <w:r>
+              <w:rPr>
+                <w:rFonts w:ascii="BRH Malayalam Extra" w:eastAsia="Times New Roman" w:hAnsi="BRH Malayalam Extra" w:cs="BRH Malayalam Extra"/>
+                <w:color w:val="000000"/>
+                <w:sz w:val="40"/>
+                <w:szCs w:val="40"/>
+                <w:lang w:val="en-IN" w:eastAsia="en-IN" w:bidi="ml-IN"/>
+              </w:rPr>
+              <w:t>ª</w:t>
+            </w:r>
+            <w:r>
+              <w:rPr>
+                <w:rFonts w:ascii="BRH Malayalam Extra" w:eastAsia="Times New Roman" w:hAnsi="BRH Malayalam Extra" w:cs="BRH Malayalam Extra"/>
+                <w:color w:val="EE0000"/>
+                <w:sz w:val="40"/>
+                <w:szCs w:val="40"/>
+                <w:highlight w:val="yellow"/>
+                <w:lang w:val="en-IN" w:eastAsia="en-IN" w:bidi="ml-IN"/>
+              </w:rPr>
+              <w:t>Mx</w:t>
+            </w:r>
+            <w:r>
+              <w:rPr>
+                <w:rFonts w:ascii="BRH Malayalam Extra" w:eastAsia="Times New Roman" w:hAnsi="BRH Malayalam Extra" w:cs="BRH Malayalam Extra"/>
+                <w:color w:val="EE0000"/>
+                <w:sz w:val="40"/>
+                <w:szCs w:val="40"/>
+                <w:lang w:val="en-IN" w:eastAsia="en-IN" w:bidi="ml-IN"/>
+              </w:rPr>
+              <w:t xml:space="preserve"> </w:t>
+            </w:r>
+            <w:r>
+              <w:rPr>
+                <w:rFonts w:ascii="BRH Malayalam Extra" w:eastAsia="Times New Roman" w:hAnsi="BRH Malayalam Extra" w:cs="BRH Malayalam Extra"/>
+                <w:color w:val="000000"/>
+                <w:sz w:val="40"/>
+                <w:szCs w:val="40"/>
+                <w:lang w:val="en-IN" w:eastAsia="en-IN" w:bidi="ml-IN"/>
+              </w:rPr>
+              <w:t>¥mx</w:t>
+            </w:r>
+            <w:r>
+              <w:rPr>
+                <w:rFonts w:ascii="BRH Malayalam Extra" w:eastAsia="Times New Roman" w:hAnsi="BRH Malayalam Extra" w:cs="BRH Malayalam Extra"/>
+                <w:b/>
+                <w:color w:val="000000"/>
+                <w:sz w:val="32"/>
+                <w:szCs w:val="40"/>
+                <w:lang w:val="en-IN" w:eastAsia="en-IN" w:bidi="ml-IN"/>
+              </w:rPr>
+              <w:t>–</w:t>
+            </w:r>
+            <w:r>
+              <w:rPr>
+                <w:rFonts w:ascii="BRH Malayalam Extra" w:eastAsia="Times New Roman" w:hAnsi="BRH Malayalam Extra" w:cs="BRH Malayalam Extra"/>
+                <w:color w:val="000000"/>
+                <w:sz w:val="40"/>
+                <w:szCs w:val="40"/>
+                <w:lang w:val="en-IN" w:eastAsia="en-IN" w:bidi="ml-IN"/>
+              </w:rPr>
+              <w:t>KJ |</w:t>
+            </w:r>
+          </w:p>
+        </w:tc>
+        <w:tc>
+          <w:tcPr>
+            <w:tcW w:w="5222" w:type="dxa"/>
+          </w:tcPr>
+          <w:p>
+            <w:pPr>
+              <w:widowControl w:val="0"/>
+              <w:autoSpaceDE w:val="0"/>
+              <w:autoSpaceDN w:val="0"/>
+              <w:adjustRightInd w:val="0"/>
+              <w:spacing w:before="0" w:line="240" w:lineRule="auto"/>
+              <w:rPr>
+                <w:rFonts w:ascii="Cambria" w:eastAsia="Times New Roman" w:hAnsi="Cambria" w:cs="BRH Malayalam Extra"/>
+                <w:color w:val="000000"/>
+                <w:sz w:val="40"/>
+                <w:szCs w:val="40"/>
+                <w:lang w:val="en-IN" w:eastAsia="en-IN" w:bidi="ml-IN"/>
+              </w:rPr>
+            </w:pPr>
+            <w:r>
+              <w:rPr>
+                <w:rFonts w:ascii="BRH Devanagari Extra" w:hAnsi="BRH Devanagari Extra" w:cs="BRH Devanagari Extra"/>
+                <w:color w:val="000000"/>
+                <w:sz w:val="40"/>
+                <w:szCs w:val="40"/>
+                <w:lang w:val="it-IT"/>
+              </w:rPr>
+              <w:t>xÉÑ</w:t>
+            </w:r>
+            <w:r>
+              <w:rPr>
+                <w:rFonts w:ascii="BRH Malayalam Extra" w:hAnsi="BRH Malayalam Extra" w:cs="BRH Devanagari Extra"/>
+                <w:b/>
+                <w:color w:val="000000"/>
+                <w:sz w:val="32"/>
+                <w:szCs w:val="40"/>
+                <w:lang w:val="it-IT"/>
+              </w:rPr>
+              <w:t>–</w:t>
+            </w:r>
+            <w:r>
+              <w:rPr>
+                <w:rFonts w:ascii="BRH Devanagari Extra" w:hAnsi="BRH Devanagari Extra" w:cs="BRH Devanagari Extra"/>
+                <w:sz w:val="40"/>
+                <w:szCs w:val="40"/>
+                <w:lang w:val="it-IT"/>
+              </w:rPr>
+              <w:t>uÉ</w:t>
+            </w:r>
+            <w:r>
+              <w:rPr>
+                <w:rFonts w:ascii="BRH Malayalam Extra" w:hAnsi="BRH Malayalam Extra" w:cs="BRH Devanagari Extra"/>
+                <w:b/>
+                <w:sz w:val="32"/>
+                <w:szCs w:val="40"/>
+                <w:highlight w:val="green"/>
+                <w:lang w:val="it-IT"/>
+              </w:rPr>
+              <w:t>–</w:t>
+            </w:r>
+            <w:proofErr w:type="spellStart"/>
+            <w:r>
+              <w:rPr>
+                <w:rFonts w:ascii="BRH Devanagari Extra" w:hAnsi="BRH Devanagari Extra" w:cs="BRH Devanagari Extra"/>
+                <w:sz w:val="40"/>
+                <w:szCs w:val="40"/>
+                <w:highlight w:val="green"/>
+              </w:rPr>
+              <w:t>aÉÉå</w:t>
+            </w:r>
+            <w:proofErr w:type="spellEnd"/>
+            <w:r>
+              <w:rPr>
+                <w:rFonts w:ascii="BRH Devanagari Extra" w:hAnsi="BRH Devanagari Extra" w:cs="BRH Devanagari Extra"/>
+                <w:sz w:val="40"/>
+                <w:szCs w:val="40"/>
+                <w:highlight w:val="green"/>
+                <w:lang w:val="it-IT"/>
+              </w:rPr>
+              <w:t>ï</w:t>
+            </w:r>
+            <w:r>
+              <w:rPr>
+                <w:rFonts w:ascii="BRH Devanagari Extra" w:hAnsi="BRH Devanagari Extra" w:cs="BRH Devanagari Extra"/>
+                <w:color w:val="EE0000"/>
+                <w:sz w:val="40"/>
+                <w:szCs w:val="40"/>
+                <w:lang w:val="it-IT"/>
+              </w:rPr>
+              <w:t xml:space="preserve"> </w:t>
+            </w:r>
+            <w:r>
+              <w:rPr>
+                <w:rFonts w:ascii="BRH Devanagari Extra" w:hAnsi="BRH Devanagari Extra" w:cs="BRH Devanagari Extra"/>
+                <w:color w:val="000000"/>
+                <w:sz w:val="40"/>
+                <w:szCs w:val="40"/>
+                <w:lang w:val="it-IT"/>
+              </w:rPr>
+              <w:t>sÉÉå</w:t>
+            </w:r>
+            <w:r>
+              <w:rPr>
+                <w:rFonts w:ascii="BRH Malayalam Extra" w:hAnsi="BRH Malayalam Extra" w:cs="BRH Devanagari Extra"/>
+                <w:b/>
+                <w:color w:val="000000"/>
+                <w:sz w:val="32"/>
+                <w:szCs w:val="40"/>
+                <w:lang w:val="it-IT"/>
+              </w:rPr>
+              <w:t>–</w:t>
+            </w:r>
+            <w:r>
+              <w:rPr>
+                <w:rFonts w:ascii="BRH Devanagari Extra" w:hAnsi="BRH Devanagari Extra" w:cs="BRH Devanagari Extra"/>
+                <w:color w:val="000000"/>
+                <w:sz w:val="40"/>
+                <w:szCs w:val="40"/>
+                <w:lang w:val="it-IT"/>
+              </w:rPr>
+              <w:t>MüÈ |</w:t>
+            </w:r>
+          </w:p>
+        </w:tc>
+      </w:tr>
+      <w:tr>
+        <w:trPr>
+          <w:trHeight w:val="964"/>
+        </w:trPr>
+        <w:tc>
+          <w:tcPr>
+            <w:tcW w:w="3878" w:type="dxa"/>
+          </w:tcPr>
+          <w:p>
+            <w:pPr>
+              <w:widowControl w:val="0"/>
+              <w:tabs>
+                <w:tab w:val="left" w:pos="993"/>
+              </w:tabs>
+              <w:autoSpaceDE w:val="0"/>
+              <w:autoSpaceDN w:val="0"/>
+              <w:adjustRightInd w:val="0"/>
+              <w:spacing w:before="0" w:line="252" w:lineRule="auto"/>
+              <w:ind w:right="297"/>
+              <w:rPr>
+                <w:rFonts w:cs="Arial"/>
+                <w:b/>
+                <w:sz w:val="28"/>
+                <w:szCs w:val="28"/>
+              </w:rPr>
+            </w:pPr>
+            <w:r>
+              <w:rPr>
+                <w:rFonts w:cs="Arial"/>
+                <w:b/>
+                <w:sz w:val="28"/>
+                <w:szCs w:val="28"/>
+              </w:rPr>
+              <w:t>T.S.7.1.</w:t>
+            </w:r>
+            <w:r>
+              <w:rPr>
+                <w:rFonts w:cs="Arial"/>
+                <w:b/>
+                <w:sz w:val="28"/>
+                <w:szCs w:val="28"/>
+              </w:rPr>
+              <w:t>6</w:t>
+            </w:r>
+            <w:r>
+              <w:rPr>
+                <w:rFonts w:cs="Arial"/>
+                <w:b/>
+                <w:sz w:val="28"/>
+                <w:szCs w:val="28"/>
+              </w:rPr>
+              <w:t>.7 – Kramam</w:t>
+            </w:r>
+          </w:p>
+          <w:p>
+            <w:pPr>
+              <w:widowControl w:val="0"/>
+              <w:tabs>
+                <w:tab w:val="left" w:pos="993"/>
+              </w:tabs>
+              <w:autoSpaceDE w:val="0"/>
+              <w:autoSpaceDN w:val="0"/>
+              <w:adjustRightInd w:val="0"/>
+              <w:spacing w:before="0" w:line="252" w:lineRule="auto"/>
+              <w:ind w:right="297"/>
+              <w:rPr>
+                <w:rFonts w:cs="Arial"/>
+                <w:b/>
+                <w:sz w:val="28"/>
+                <w:szCs w:val="28"/>
+              </w:rPr>
+            </w:pPr>
+            <w:r>
+              <w:rPr>
+                <w:rFonts w:cs="Arial"/>
+                <w:b/>
+                <w:sz w:val="28"/>
+                <w:szCs w:val="28"/>
+              </w:rPr>
+              <w:t xml:space="preserve">Krama Vaakyam No.– </w:t>
+            </w:r>
+            <w:r>
+              <w:rPr>
+                <w:rFonts w:cs="Arial"/>
+                <w:b/>
+                <w:sz w:val="28"/>
+                <w:szCs w:val="28"/>
+              </w:rPr>
+              <w:t>33</w:t>
+            </w:r>
+          </w:p>
+          <w:p>
+            <w:pPr>
+              <w:widowControl w:val="0"/>
+              <w:tabs>
+                <w:tab w:val="left" w:pos="993"/>
+              </w:tabs>
+              <w:autoSpaceDE w:val="0"/>
+              <w:autoSpaceDN w:val="0"/>
+              <w:adjustRightInd w:val="0"/>
+              <w:spacing w:before="0" w:line="252" w:lineRule="auto"/>
+              <w:ind w:right="297"/>
+              <w:rPr>
+                <w:rFonts w:cs="Arial"/>
+                <w:b/>
+                <w:sz w:val="28"/>
+                <w:szCs w:val="28"/>
+              </w:rPr>
+            </w:pPr>
+            <w:r>
+              <w:rPr>
+                <w:rFonts w:cs="Arial"/>
+                <w:b/>
+                <w:sz w:val="28"/>
+                <w:szCs w:val="28"/>
+              </w:rPr>
+              <w:t>Panchaati No. - 2</w:t>
+            </w:r>
+            <w:r>
+              <w:rPr>
+                <w:rFonts w:cs="Arial"/>
+                <w:b/>
+                <w:sz w:val="28"/>
+                <w:szCs w:val="28"/>
+              </w:rPr>
+              <w:t>7</w:t>
+            </w:r>
+          </w:p>
+        </w:tc>
+        <w:tc>
+          <w:tcPr>
+            <w:tcW w:w="4740" w:type="dxa"/>
+          </w:tcPr>
+          <w:p>
+            <w:pPr>
+              <w:widowControl w:val="0"/>
+              <w:autoSpaceDE w:val="0"/>
+              <w:autoSpaceDN w:val="0"/>
+              <w:adjustRightInd w:val="0"/>
+              <w:spacing w:before="0" w:line="240" w:lineRule="auto"/>
+              <w:rPr>
+                <w:rFonts w:ascii="BRH Devanagari Extra" w:hAnsi="BRH Devanagari Extra" w:cs="BRH Devanagari Extra"/>
+                <w:color w:val="000000"/>
+                <w:sz w:val="40"/>
+                <w:szCs w:val="40"/>
+                <w:lang w:val="it-IT"/>
+              </w:rPr>
+            </w:pPr>
+            <w:r>
+              <w:rPr>
+                <w:rFonts w:ascii="BRH Devanagari Extra" w:hAnsi="BRH Devanagari Extra" w:cs="BRH Devanagari Extra"/>
+                <w:color w:val="000000"/>
+                <w:sz w:val="40"/>
+                <w:szCs w:val="40"/>
+              </w:rPr>
+              <w:t>L</w:t>
+            </w:r>
+            <w:r>
+              <w:rPr>
+                <w:rFonts w:ascii="BRH Malayalam Extra" w:hAnsi="BRH Malayalam Extra" w:cs="BRH Devanagari Extra"/>
+                <w:b/>
+                <w:color w:val="000000"/>
+                <w:sz w:val="32"/>
+                <w:szCs w:val="40"/>
+              </w:rPr>
+              <w:t>–</w:t>
+            </w:r>
+            <w:proofErr w:type="spellStart"/>
+            <w:r>
+              <w:rPr>
+                <w:rFonts w:ascii="BRH Devanagari Extra" w:hAnsi="BRH Devanagari Extra" w:cs="BRH Devanagari Extra"/>
+                <w:color w:val="000000"/>
+                <w:sz w:val="40"/>
+                <w:szCs w:val="40"/>
+              </w:rPr>
+              <w:t>lÉÉå</w:t>
+            </w:r>
+            <w:proofErr w:type="spellEnd"/>
+            <w:proofErr w:type="gramStart"/>
+            <w:r>
+              <w:rPr>
+                <w:rFonts w:ascii="BRH Malayalam Extra" w:hAnsi="BRH Malayalam Extra" w:cs="BRH Devanagari Extra"/>
+                <w:b/>
+                <w:color w:val="000000"/>
+                <w:sz w:val="32"/>
+                <w:szCs w:val="40"/>
+              </w:rPr>
+              <w:t>–</w:t>
+            </w:r>
+            <w:r>
+              <w:rPr>
+                <w:rFonts w:ascii="BRH Malayalam Extra" w:hAnsi="BRH Malayalam Extra" w:cs="BRH Devanagari Extra"/>
+                <w:b/>
+                <w:color w:val="000000"/>
+                <w:sz w:val="32"/>
+                <w:szCs w:val="40"/>
+              </w:rPr>
+              <w:t xml:space="preserve">  </w:t>
+            </w:r>
+            <w:proofErr w:type="spellStart"/>
+            <w:r>
+              <w:rPr>
+                <w:rFonts w:ascii="BRH Devanagari Extra" w:hAnsi="BRH Devanagari Extra" w:cs="BRH Devanagari Extra"/>
+                <w:color w:val="EE0000"/>
+                <w:sz w:val="40"/>
+                <w:szCs w:val="40"/>
+                <w:highlight w:val="yellow"/>
+              </w:rPr>
+              <w:t>C</w:t>
+            </w:r>
+            <w:r>
+              <w:rPr>
+                <w:rFonts w:ascii="BRH Devanagari Extra" w:hAnsi="BRH Devanagari Extra" w:cs="BRH Devanagari Extra"/>
+                <w:color w:val="000000"/>
+                <w:sz w:val="40"/>
+                <w:szCs w:val="40"/>
+                <w:highlight w:val="yellow"/>
+              </w:rPr>
+              <w:t>i</w:t>
+            </w:r>
+            <w:r>
+              <w:rPr>
+                <w:rFonts w:ascii="BRH Devanagari Extra" w:hAnsi="BRH Devanagari Extra" w:cs="BRH Devanagari Extra"/>
+                <w:color w:val="000000"/>
+                <w:sz w:val="40"/>
+                <w:szCs w:val="40"/>
+              </w:rPr>
+              <w:t>rÉåþlÉÉåÈ</w:t>
+            </w:r>
+            <w:proofErr w:type="spellEnd"/>
+            <w:proofErr w:type="gramEnd"/>
+          </w:p>
+        </w:tc>
+        <w:tc>
+          <w:tcPr>
+            <w:tcW w:w="5222" w:type="dxa"/>
+          </w:tcPr>
+          <w:p>
+            <w:pPr>
+              <w:widowControl w:val="0"/>
+              <w:autoSpaceDE w:val="0"/>
+              <w:autoSpaceDN w:val="0"/>
+              <w:adjustRightInd w:val="0"/>
+              <w:spacing w:line="252" w:lineRule="auto"/>
+              <w:rPr>
+                <w:rFonts w:ascii="BRH Malayalam Extra" w:eastAsia="Times New Roman" w:hAnsi="BRH Malayalam Extra" w:cs="BRH Malayalam Extra"/>
+                <w:color w:val="000000"/>
+                <w:sz w:val="40"/>
+                <w:szCs w:val="40"/>
+                <w:lang w:val="en-IN" w:eastAsia="en-IN" w:bidi="ml-IN"/>
+              </w:rPr>
+            </w:pPr>
+            <w:r>
+              <w:rPr>
+                <w:rFonts w:ascii="BRH Malayalam Extra" w:eastAsia="Times New Roman" w:hAnsi="BRH Malayalam Extra" w:cs="BRH Malayalam Extra"/>
+                <w:color w:val="000000"/>
+                <w:sz w:val="40"/>
+                <w:szCs w:val="40"/>
+                <w:lang w:val="en-IN" w:eastAsia="en-IN" w:bidi="ml-IN"/>
+              </w:rPr>
+              <w:t>G</w:t>
+            </w:r>
+            <w:r>
+              <w:rPr>
+                <w:rFonts w:ascii="BRH Malayalam Extra" w:eastAsia="Times New Roman" w:hAnsi="BRH Malayalam Extra" w:cs="BRH Malayalam Extra"/>
+                <w:b/>
+                <w:color w:val="000000"/>
+                <w:sz w:val="32"/>
+                <w:szCs w:val="40"/>
+                <w:lang w:val="en-IN" w:eastAsia="en-IN" w:bidi="ml-IN"/>
+              </w:rPr>
+              <w:t>–</w:t>
+            </w:r>
+            <w:r>
+              <w:rPr>
+                <w:rFonts w:ascii="BRH Malayalam Extra" w:eastAsia="Times New Roman" w:hAnsi="BRH Malayalam Extra" w:cs="BRH Malayalam Extra"/>
+                <w:color w:val="000000"/>
+                <w:sz w:val="40"/>
+                <w:szCs w:val="40"/>
+                <w:lang w:val="en-IN" w:eastAsia="en-IN" w:bidi="ml-IN"/>
+              </w:rPr>
+              <w:t>¥dx</w:t>
+            </w:r>
+            <w:r>
+              <w:rPr>
+                <w:rFonts w:ascii="BRH Malayalam Extra" w:eastAsia="Times New Roman" w:hAnsi="BRH Malayalam Extra" w:cs="BRH Malayalam Extra"/>
+                <w:b/>
+                <w:color w:val="000000"/>
+                <w:sz w:val="32"/>
+                <w:szCs w:val="40"/>
+                <w:lang w:val="en-IN" w:eastAsia="en-IN" w:bidi="ml-IN"/>
+              </w:rPr>
+              <w:t>–</w:t>
+            </w:r>
+            <w:proofErr w:type="spellStart"/>
+            <w:r>
+              <w:rPr>
+                <w:rFonts w:ascii="BRH Malayalam Extra" w:eastAsia="Times New Roman" w:hAnsi="BRH Malayalam Extra" w:cs="BRH Malayalam Extra"/>
+                <w:color w:val="000000"/>
+                <w:sz w:val="40"/>
+                <w:szCs w:val="40"/>
+                <w:highlight w:val="green"/>
+                <w:lang w:val="en-IN" w:eastAsia="en-IN" w:bidi="ml-IN"/>
+              </w:rPr>
+              <w:t>ky</w:t>
+            </w:r>
+            <w:r>
+              <w:rPr>
+                <w:rFonts w:ascii="BRH Malayalam Extra" w:eastAsia="Times New Roman" w:hAnsi="BRH Malayalam Extra" w:cs="BRH Malayalam Extra"/>
+                <w:color w:val="000000"/>
+                <w:sz w:val="40"/>
+                <w:szCs w:val="40"/>
+                <w:lang w:val="en-IN" w:eastAsia="en-IN" w:bidi="ml-IN"/>
+              </w:rPr>
+              <w:t>¥Zõ</w:t>
+            </w:r>
+            <w:proofErr w:type="spellEnd"/>
+            <w:r>
+              <w:rPr>
+                <w:rFonts w:ascii="BRH Malayalam Extra" w:eastAsia="Times New Roman" w:hAnsi="BRH Malayalam Extra" w:cs="BRH Malayalam Extra"/>
+                <w:color w:val="000000"/>
+                <w:sz w:val="40"/>
+                <w:szCs w:val="40"/>
+                <w:lang w:val="en-IN" w:eastAsia="en-IN" w:bidi="ml-IN"/>
+              </w:rPr>
+              <w:t>—¥</w:t>
+            </w:r>
+            <w:proofErr w:type="spellStart"/>
+            <w:r>
+              <w:rPr>
+                <w:rFonts w:ascii="BRH Malayalam Extra" w:eastAsia="Times New Roman" w:hAnsi="BRH Malayalam Extra" w:cs="BRH Malayalam Extra"/>
+                <w:color w:val="000000"/>
+                <w:sz w:val="40"/>
+                <w:szCs w:val="40"/>
+                <w:lang w:val="en-IN" w:eastAsia="en-IN" w:bidi="ml-IN"/>
+              </w:rPr>
+              <w:t>dxJ</w:t>
+            </w:r>
+            <w:proofErr w:type="spellEnd"/>
+            <w:r>
+              <w:rPr>
+                <w:rFonts w:ascii="BRH Malayalam Extra" w:eastAsia="Times New Roman" w:hAnsi="BRH Malayalam Extra" w:cs="BRH Malayalam Extra"/>
+                <w:color w:val="000000"/>
+                <w:sz w:val="40"/>
+                <w:szCs w:val="40"/>
+                <w:lang w:val="en-IN" w:eastAsia="en-IN" w:bidi="ml-IN"/>
+              </w:rPr>
+              <w:t xml:space="preserve"> ||</w:t>
+            </w:r>
+          </w:p>
+        </w:tc>
+      </w:tr>
+      <w:tr>
+        <w:trPr>
+          <w:trHeight w:val="964"/>
+        </w:trPr>
+        <w:tc>
+          <w:tcPr>
+            <w:tcW w:w="3878" w:type="dxa"/>
+          </w:tcPr>
+          <w:p>
+            <w:pPr>
+              <w:widowControl w:val="0"/>
+              <w:tabs>
+                <w:tab w:val="left" w:pos="993"/>
+              </w:tabs>
+              <w:autoSpaceDE w:val="0"/>
+              <w:autoSpaceDN w:val="0"/>
+              <w:adjustRightInd w:val="0"/>
+              <w:spacing w:before="0" w:line="252" w:lineRule="auto"/>
+              <w:ind w:right="297"/>
+              <w:rPr>
+                <w:rFonts w:cs="Arial"/>
+                <w:b/>
+                <w:sz w:val="28"/>
+                <w:szCs w:val="28"/>
+              </w:rPr>
+            </w:pPr>
+            <w:r>
+              <w:rPr>
+                <w:rFonts w:cs="Arial"/>
+                <w:b/>
+                <w:sz w:val="28"/>
+                <w:szCs w:val="28"/>
+              </w:rPr>
+              <w:t>T.S.7.1.</w:t>
+            </w:r>
+            <w:r>
+              <w:rPr>
+                <w:rFonts w:cs="Arial"/>
+                <w:b/>
+                <w:sz w:val="28"/>
+                <w:szCs w:val="28"/>
+              </w:rPr>
+              <w:t>18</w:t>
+            </w:r>
+            <w:r>
+              <w:rPr>
+                <w:rFonts w:cs="Arial"/>
+                <w:b/>
+                <w:sz w:val="28"/>
+                <w:szCs w:val="28"/>
+              </w:rPr>
+              <w:t>.</w:t>
+            </w:r>
+            <w:r>
+              <w:rPr>
+                <w:rFonts w:cs="Arial"/>
+                <w:b/>
+                <w:sz w:val="28"/>
+                <w:szCs w:val="28"/>
+              </w:rPr>
+              <w:t>1</w:t>
+            </w:r>
+            <w:r>
+              <w:rPr>
+                <w:rFonts w:cs="Arial"/>
+                <w:b/>
+                <w:sz w:val="28"/>
+                <w:szCs w:val="28"/>
+              </w:rPr>
+              <w:t xml:space="preserve"> – Kramam</w:t>
+            </w:r>
+          </w:p>
+          <w:p>
+            <w:pPr>
+              <w:widowControl w:val="0"/>
+              <w:tabs>
+                <w:tab w:val="left" w:pos="993"/>
+              </w:tabs>
+              <w:autoSpaceDE w:val="0"/>
+              <w:autoSpaceDN w:val="0"/>
+              <w:adjustRightInd w:val="0"/>
+              <w:spacing w:before="0" w:line="252" w:lineRule="auto"/>
+              <w:ind w:right="297"/>
+              <w:rPr>
+                <w:rFonts w:cs="Arial"/>
+                <w:b/>
+                <w:sz w:val="28"/>
+                <w:szCs w:val="28"/>
+              </w:rPr>
+            </w:pPr>
+            <w:r>
+              <w:rPr>
+                <w:rFonts w:cs="Arial"/>
+                <w:b/>
+                <w:sz w:val="28"/>
+                <w:szCs w:val="28"/>
+              </w:rPr>
+              <w:t xml:space="preserve">Krama Vaakyam No.– </w:t>
+            </w:r>
+            <w:r>
+              <w:rPr>
+                <w:rFonts w:cs="Arial"/>
+                <w:b/>
+                <w:sz w:val="28"/>
+                <w:szCs w:val="28"/>
+              </w:rPr>
+              <w:t>52</w:t>
+            </w:r>
+          </w:p>
+          <w:p>
+            <w:pPr>
+              <w:widowControl w:val="0"/>
+              <w:tabs>
+                <w:tab w:val="left" w:pos="993"/>
+              </w:tabs>
+              <w:autoSpaceDE w:val="0"/>
+              <w:autoSpaceDN w:val="0"/>
+              <w:adjustRightInd w:val="0"/>
+              <w:spacing w:before="0" w:line="252" w:lineRule="auto"/>
+              <w:ind w:right="297"/>
+              <w:rPr>
+                <w:rFonts w:cs="Arial"/>
+                <w:b/>
+                <w:sz w:val="28"/>
+                <w:szCs w:val="28"/>
+              </w:rPr>
+            </w:pPr>
+            <w:r>
+              <w:rPr>
+                <w:rFonts w:cs="Arial"/>
+                <w:b/>
+                <w:sz w:val="28"/>
+                <w:szCs w:val="28"/>
+              </w:rPr>
+              <w:t xml:space="preserve">Panchaati No. - </w:t>
+            </w:r>
+            <w:r>
+              <w:rPr>
+                <w:rFonts w:cs="Arial"/>
+                <w:b/>
+                <w:sz w:val="28"/>
+                <w:szCs w:val="28"/>
+              </w:rPr>
+              <w:t>47</w:t>
+            </w:r>
+          </w:p>
+        </w:tc>
+        <w:tc>
+          <w:tcPr>
+            <w:tcW w:w="4740" w:type="dxa"/>
+          </w:tcPr>
+          <w:p>
+            <w:pPr>
+              <w:widowControl w:val="0"/>
+              <w:autoSpaceDE w:val="0"/>
+              <w:autoSpaceDN w:val="0"/>
+              <w:adjustRightInd w:val="0"/>
+              <w:spacing w:before="0" w:line="240" w:lineRule="auto"/>
+              <w:rPr>
+                <w:rFonts w:ascii="BRH Devanagari Extra" w:hAnsi="BRH Devanagari Extra" w:cs="BRH Devanagari Extra"/>
+                <w:color w:val="000000"/>
+                <w:sz w:val="40"/>
+                <w:szCs w:val="40"/>
+                <w:lang w:val="it-IT"/>
+              </w:rPr>
+            </w:pPr>
+            <w:r>
+              <w:rPr>
+                <w:rFonts w:ascii="BRH Malayalam Extra" w:eastAsia="Times New Roman" w:hAnsi="BRH Malayalam Extra" w:cs="BRH Malayalam Extra"/>
+                <w:color w:val="EE0000"/>
+                <w:sz w:val="40"/>
+                <w:szCs w:val="40"/>
+                <w:highlight w:val="yellow"/>
+                <w:lang w:val="en-IN" w:eastAsia="en-IN" w:bidi="ml-IN"/>
+              </w:rPr>
+              <w:t>j</w:t>
+            </w:r>
+            <w:r>
+              <w:rPr>
+                <w:rFonts w:ascii="BRH Malayalam Extra" w:eastAsia="Times New Roman" w:hAnsi="BRH Malayalam Extra" w:cs="BRH Malayalam Extra"/>
+                <w:b/>
+                <w:color w:val="EE0000"/>
+                <w:sz w:val="32"/>
+                <w:szCs w:val="40"/>
+                <w:highlight w:val="yellow"/>
+                <w:lang w:val="en-IN" w:eastAsia="en-IN" w:bidi="ml-IN"/>
+              </w:rPr>
+              <w:t>–</w:t>
+            </w:r>
+            <w:r>
+              <w:rPr>
+                <w:rFonts w:ascii="BRH Malayalam Extra" w:eastAsia="Times New Roman" w:hAnsi="BRH Malayalam Extra" w:cs="BRH Malayalam Extra"/>
+                <w:color w:val="000000"/>
+                <w:sz w:val="40"/>
+                <w:szCs w:val="40"/>
+                <w:lang w:val="en-IN" w:eastAsia="en-IN" w:bidi="ml-IN"/>
+              </w:rPr>
+              <w:t>d</w:t>
+            </w:r>
+            <w:r>
+              <w:rPr>
+                <w:rFonts w:ascii="BRH Malayalam Extra" w:eastAsia="Times New Roman" w:hAnsi="BRH Malayalam Extra" w:cs="BRH Malayalam Extra"/>
+                <w:b/>
+                <w:color w:val="000000"/>
+                <w:sz w:val="32"/>
+                <w:szCs w:val="40"/>
+                <w:lang w:val="en-IN" w:eastAsia="en-IN" w:bidi="ml-IN"/>
+              </w:rPr>
+              <w:t>–</w:t>
+            </w:r>
+            <w:proofErr w:type="spellStart"/>
+            <w:r>
+              <w:rPr>
+                <w:rFonts w:ascii="BRH Malayalam Extra" w:eastAsia="Times New Roman" w:hAnsi="BRH Malayalam Extra" w:cs="BRH Malayalam Extra"/>
+                <w:color w:val="000000"/>
+                <w:sz w:val="40"/>
+                <w:szCs w:val="40"/>
+                <w:lang w:val="en-IN" w:eastAsia="en-IN" w:bidi="ml-IN"/>
+              </w:rPr>
+              <w:t>R§iy</w:t>
+            </w:r>
+            <w:proofErr w:type="spellEnd"/>
+            <w:r>
+              <w:rPr>
+                <w:rFonts w:ascii="BRH Malayalam Extra" w:eastAsia="Times New Roman" w:hAnsi="BRH Malayalam Extra" w:cs="BRH Malayalam Extra"/>
+                <w:b/>
+                <w:color w:val="000000"/>
+                <w:sz w:val="32"/>
+                <w:szCs w:val="40"/>
+                <w:lang w:val="en-IN" w:eastAsia="en-IN" w:bidi="ml-IN"/>
+              </w:rPr>
+              <w:t>–</w:t>
+            </w:r>
+            <w:r>
+              <w:rPr>
+                <w:rFonts w:ascii="BRH Malayalam Extra" w:eastAsia="Times New Roman" w:hAnsi="BRH Malayalam Extra" w:cs="BRH Malayalam Extra"/>
+                <w:color w:val="000000"/>
+                <w:sz w:val="40"/>
+                <w:szCs w:val="40"/>
+                <w:lang w:val="en-IN" w:eastAsia="en-IN" w:bidi="ml-IN"/>
+              </w:rPr>
+              <w:t xml:space="preserve"> q</w:t>
+            </w:r>
+            <w:r>
+              <w:rPr>
+                <w:rFonts w:ascii="BRH Malayalam Extra" w:eastAsia="Times New Roman" w:hAnsi="BRH Malayalam Extra" w:cs="BRH Malayalam Extra"/>
+                <w:b/>
+                <w:color w:val="000000"/>
+                <w:sz w:val="32"/>
+                <w:szCs w:val="40"/>
+                <w:lang w:val="en-IN" w:eastAsia="en-IN" w:bidi="ml-IN"/>
+              </w:rPr>
+              <w:t>–</w:t>
+            </w:r>
+            <w:proofErr w:type="spellStart"/>
+            <w:r>
+              <w:rPr>
+                <w:rFonts w:ascii="BRH Malayalam Extra" w:eastAsia="Times New Roman" w:hAnsi="BRH Malayalam Extra" w:cs="BRH Malayalam Extra"/>
+                <w:color w:val="000000"/>
+                <w:sz w:val="40"/>
+                <w:szCs w:val="40"/>
+                <w:lang w:val="en-IN" w:eastAsia="en-IN" w:bidi="ml-IN"/>
+              </w:rPr>
+              <w:t>kbx</w:t>
+            </w:r>
+            <w:proofErr w:type="spellEnd"/>
+            <w:r>
+              <w:rPr>
+                <w:rFonts w:ascii="BRH Malayalam Extra" w:eastAsia="Times New Roman" w:hAnsi="BRH Malayalam Extra" w:cs="BRH Malayalam Extra"/>
+                <w:color w:val="000000"/>
+                <w:sz w:val="40"/>
+                <w:szCs w:val="40"/>
+                <w:lang w:val="en-IN" w:eastAsia="en-IN" w:bidi="ml-IN"/>
+              </w:rPr>
+              <w:t xml:space="preserve">˜ | </w:t>
+            </w:r>
+            <w:r>
+              <w:rPr>
+                <w:rFonts w:eastAsia="Times New Roman" w:cs="BRH Malayalam Extra"/>
+                <w:b/>
+                <w:color w:val="000000"/>
+                <w:sz w:val="32"/>
+                <w:szCs w:val="40"/>
+                <w:lang w:val="en-IN" w:eastAsia="en-IN" w:bidi="ml-IN"/>
+              </w:rPr>
+              <w:t>47</w:t>
+            </w:r>
+          </w:p>
+        </w:tc>
+        <w:tc>
+          <w:tcPr>
+            <w:tcW w:w="5222" w:type="dxa"/>
+          </w:tcPr>
+          <w:p>
+            <w:pPr>
+              <w:widowControl w:val="0"/>
+              <w:autoSpaceDE w:val="0"/>
+              <w:autoSpaceDN w:val="0"/>
+              <w:adjustRightInd w:val="0"/>
+              <w:spacing w:before="0" w:line="240" w:lineRule="auto"/>
+              <w:rPr>
+                <w:rFonts w:ascii="BRH Malayalam Extra" w:eastAsia="Times New Roman" w:hAnsi="BRH Malayalam Extra" w:cs="BRH Malayalam Extra"/>
+                <w:color w:val="000000"/>
+                <w:sz w:val="40"/>
+                <w:szCs w:val="40"/>
+                <w:lang w:val="en-IN" w:eastAsia="en-IN" w:bidi="ml-IN"/>
+              </w:rPr>
+            </w:pPr>
+            <w:r>
+              <w:rPr>
+                <w:rFonts w:ascii="BRH Malayalam Extra" w:eastAsia="Times New Roman" w:hAnsi="BRH Malayalam Extra" w:cs="BRH Malayalam Extra"/>
+                <w:color w:val="000000"/>
+                <w:sz w:val="40"/>
+                <w:szCs w:val="40"/>
+                <w:highlight w:val="green"/>
+                <w:lang w:val="en-IN" w:eastAsia="en-IN" w:bidi="ml-IN"/>
+              </w:rPr>
+              <w:t>j</w:t>
+            </w:r>
+            <w:r>
+              <w:rPr>
+                <w:rFonts w:ascii="BRH Malayalam Extra" w:eastAsia="Times New Roman" w:hAnsi="BRH Malayalam Extra" w:cs="BRH Malayalam Extra"/>
+                <w:b/>
+                <w:color w:val="000000"/>
+                <w:sz w:val="32"/>
+                <w:szCs w:val="40"/>
+                <w:highlight w:val="green"/>
+                <w:lang w:val="en-IN" w:eastAsia="en-IN" w:bidi="ml-IN"/>
+              </w:rPr>
+              <w:t>–</w:t>
+            </w:r>
+            <w:r>
+              <w:rPr>
+                <w:rFonts w:ascii="BRH Malayalam Extra" w:eastAsia="Times New Roman" w:hAnsi="BRH Malayalam Extra" w:cs="BRH Malayalam Extra"/>
+                <w:color w:val="000000"/>
+                <w:sz w:val="40"/>
+                <w:szCs w:val="40"/>
+                <w:highlight w:val="green"/>
+                <w:lang w:val="en-IN" w:eastAsia="en-IN" w:bidi="ml-IN"/>
+              </w:rPr>
+              <w:t>¡</w:t>
+            </w:r>
+            <w:r>
+              <w:rPr>
+                <w:rFonts w:ascii="BRH Malayalam Extra" w:eastAsia="Times New Roman" w:hAnsi="BRH Malayalam Extra" w:cs="BRH Malayalam Extra"/>
+                <w:color w:val="000000"/>
+                <w:sz w:val="40"/>
+                <w:szCs w:val="40"/>
+                <w:lang w:val="en-IN" w:eastAsia="en-IN" w:bidi="ml-IN"/>
+              </w:rPr>
+              <w:t>d</w:t>
+            </w:r>
+            <w:r>
+              <w:rPr>
+                <w:rFonts w:ascii="BRH Malayalam Extra" w:eastAsia="Times New Roman" w:hAnsi="BRH Malayalam Extra" w:cs="BRH Malayalam Extra"/>
+                <w:b/>
+                <w:color w:val="000000"/>
+                <w:sz w:val="32"/>
+                <w:szCs w:val="40"/>
+                <w:lang w:val="en-IN" w:eastAsia="en-IN" w:bidi="ml-IN"/>
+              </w:rPr>
+              <w:t>–</w:t>
+            </w:r>
+            <w:proofErr w:type="spellStart"/>
+            <w:r>
+              <w:rPr>
+                <w:rFonts w:ascii="BRH Malayalam Extra" w:eastAsia="Times New Roman" w:hAnsi="BRH Malayalam Extra" w:cs="BRH Malayalam Extra"/>
+                <w:color w:val="000000"/>
+                <w:sz w:val="40"/>
+                <w:szCs w:val="40"/>
+                <w:lang w:val="en-IN" w:eastAsia="en-IN" w:bidi="ml-IN"/>
+              </w:rPr>
+              <w:t>R§iy</w:t>
+            </w:r>
+            <w:proofErr w:type="spellEnd"/>
+            <w:r>
+              <w:rPr>
+                <w:rFonts w:ascii="BRH Malayalam Extra" w:eastAsia="Times New Roman" w:hAnsi="BRH Malayalam Extra" w:cs="BRH Malayalam Extra"/>
+                <w:b/>
+                <w:color w:val="000000"/>
+                <w:sz w:val="32"/>
+                <w:szCs w:val="40"/>
+                <w:lang w:val="en-IN" w:eastAsia="en-IN" w:bidi="ml-IN"/>
+              </w:rPr>
+              <w:t>–</w:t>
+            </w:r>
+            <w:r>
+              <w:rPr>
+                <w:rFonts w:ascii="BRH Malayalam Extra" w:eastAsia="Times New Roman" w:hAnsi="BRH Malayalam Extra" w:cs="BRH Malayalam Extra"/>
+                <w:color w:val="000000"/>
+                <w:sz w:val="40"/>
+                <w:szCs w:val="40"/>
+                <w:lang w:val="en-IN" w:eastAsia="en-IN" w:bidi="ml-IN"/>
+              </w:rPr>
+              <w:t xml:space="preserve"> q</w:t>
+            </w:r>
+            <w:r>
+              <w:rPr>
+                <w:rFonts w:ascii="BRH Malayalam Extra" w:eastAsia="Times New Roman" w:hAnsi="BRH Malayalam Extra" w:cs="BRH Malayalam Extra"/>
+                <w:b/>
+                <w:color w:val="000000"/>
+                <w:sz w:val="32"/>
+                <w:szCs w:val="40"/>
+                <w:lang w:val="en-IN" w:eastAsia="en-IN" w:bidi="ml-IN"/>
+              </w:rPr>
+              <w:t>–</w:t>
+            </w:r>
+            <w:proofErr w:type="spellStart"/>
+            <w:r>
+              <w:rPr>
+                <w:rFonts w:ascii="BRH Malayalam Extra" w:eastAsia="Times New Roman" w:hAnsi="BRH Malayalam Extra" w:cs="BRH Malayalam Extra"/>
+                <w:color w:val="000000"/>
+                <w:sz w:val="40"/>
+                <w:szCs w:val="40"/>
+                <w:lang w:val="en-IN" w:eastAsia="en-IN" w:bidi="ml-IN"/>
+              </w:rPr>
+              <w:t>kbx</w:t>
+            </w:r>
+            <w:proofErr w:type="spellEnd"/>
+            <w:r>
+              <w:rPr>
+                <w:rFonts w:ascii="BRH Malayalam Extra" w:eastAsia="Times New Roman" w:hAnsi="BRH Malayalam Extra" w:cs="BRH Malayalam Extra"/>
+                <w:color w:val="000000"/>
+                <w:sz w:val="40"/>
+                <w:szCs w:val="40"/>
+                <w:lang w:val="en-IN" w:eastAsia="en-IN" w:bidi="ml-IN"/>
+              </w:rPr>
+              <w:t xml:space="preserve">˜ | </w:t>
+            </w:r>
+            <w:r>
+              <w:rPr>
+                <w:rFonts w:eastAsia="Times New Roman" w:cs="BRH Malayalam Extra"/>
+                <w:b/>
+                <w:color w:val="000000"/>
+                <w:sz w:val="32"/>
+                <w:szCs w:val="40"/>
+                <w:lang w:val="en-IN" w:eastAsia="en-IN" w:bidi="ml-IN"/>
+              </w:rPr>
+              <w:t>47</w:t>
+            </w:r>
+          </w:p>
+        </w:tc>
+      </w:tr>
+    </w:tbl>
+    <w:p>
+      <w:pPr>
+        <w:jc w:val="center"/>
+        <w:rPr>
+          <w:b/>
+          <w:bCs/>
+          <w:sz w:val="32"/>
+          <w:szCs w:val="32"/>
+          <w:u w:val="single"/>
+        </w:rPr>
+      </w:pPr>
+    </w:p>
+    <w:p>
+      <w:pPr>
+        <w:jc w:val="center"/>
+        <w:rPr>
+          <w:b/>
+          <w:bCs/>
+          <w:sz w:val="32"/>
+          <w:szCs w:val="32"/>
+          <w:u w:val="single"/>
+        </w:rPr>
+      </w:pPr>
+    </w:p>
+    <w:p>
+      <w:pPr>
+        <w:jc w:val="center"/>
+        <w:rPr>
+          <w:b/>
+          <w:bCs/>
+          <w:sz w:val="32"/>
+          <w:szCs w:val="32"/>
+          <w:u w:val="single"/>
+        </w:rPr>
+      </w:pPr>
+    </w:p>
+    <w:p>
+      <w:pPr>
+        <w:jc w:val="center"/>
+        <w:rPr>
+          <w:b/>
+          <w:bCs/>
+          <w:sz w:val="32"/>
+          <w:szCs w:val="32"/>
+          <w:u w:val="single"/>
+        </w:rPr>
+      </w:pPr>
+    </w:p>
+    <w:p>
+      <w:pPr>
+        <w:jc w:val="center"/>
+        <w:rPr>
+          <w:b/>
+          <w:bCs/>
+          <w:sz w:val="32"/>
+          <w:szCs w:val="32"/>
+          <w:u w:val="single"/>
+        </w:rPr>
+      </w:pPr>
+    </w:p>
     <w:p>
       <w:pPr>
         <w:jc w:val="center"/>
@@ -23,7 +1465,6 @@
         </w:rPr>
         <w:t xml:space="preserve">TS </w:t>
       </w:r>
-      <w:proofErr w:type="spellStart"/>
       <w:r>
         <w:rPr>
           <w:b/>
@@ -34,7 +1475,6 @@
         </w:rPr>
         <w:t>Krama</w:t>
       </w:r>
-      <w:proofErr w:type="spellEnd"/>
       <w:r>
         <w:rPr>
           <w:b/>
@@ -43,29 +1483,7 @@
           <w:szCs w:val="32"/>
           <w:u w:val="single"/>
         </w:rPr>
-        <w:t xml:space="preserve"> </w:t>
-      </w:r>
-      <w:proofErr w:type="spellStart"/>
-      <w:r>
-        <w:rPr>
-          <w:b/>
-          <w:bCs/>
-          <w:sz w:val="32"/>
-          <w:szCs w:val="32"/>
-          <w:u w:val="single"/>
-        </w:rPr>
-        <w:t>Paatam</w:t>
-      </w:r>
-      <w:proofErr w:type="spellEnd"/>
-      <w:r>
-        <w:rPr>
-          <w:b/>
-          <w:bCs/>
-          <w:sz w:val="32"/>
-          <w:szCs w:val="32"/>
-          <w:u w:val="single"/>
-        </w:rPr>
-        <w:t xml:space="preserve"> – TS </w:t>
+        <w:t xml:space="preserve"> Paatam – TS </w:t>
       </w:r>
       <w:r>
         <w:rPr>
@@ -163,12 +1581,16 @@
               <w:spacing w:before="0" w:line="240" w:lineRule="auto"/>
               <w:jc w:val="center"/>
               <w:rPr>
-                <w:sz w:val="32"/>
-                <w:szCs w:val="32"/>
-              </w:rPr>
-            </w:pPr>
-            <w:r>
-              <w:rPr>
+                <w:b/>
+                <w:bCs/>
+                <w:sz w:val="32"/>
+                <w:szCs w:val="32"/>
+              </w:rPr>
+            </w:pPr>
+            <w:r>
+              <w:rPr>
+                <w:b/>
+                <w:bCs/>
                 <w:sz w:val="32"/>
                 <w:szCs w:val="32"/>
               </w:rPr>
@@ -180,15 +1602,20 @@
               <w:spacing w:before="0" w:line="240" w:lineRule="auto"/>
               <w:jc w:val="center"/>
               <w:rPr>
-                <w:sz w:val="32"/>
-                <w:szCs w:val="32"/>
-              </w:rPr>
-            </w:pPr>
-            <w:r>
-              <w:rPr>
-                <w:sz w:val="32"/>
-                <w:szCs w:val="32"/>
-              </w:rPr>
+                <w:b/>
+                <w:bCs/>
+                <w:sz w:val="32"/>
+                <w:szCs w:val="32"/>
+              </w:rPr>
+            </w:pPr>
+            <w:r>
+              <w:rPr>
+                <w:b/>
+                <w:bCs/>
+                <w:sz w:val="32"/>
+                <w:szCs w:val="32"/>
+              </w:rPr>
+              <w:lastRenderedPageBreak/>
               <w:t>Reference</w:t>
             </w:r>
           </w:p>
@@ -202,15 +1629,20 @@
               <w:spacing w:before="0" w:line="240" w:lineRule="auto"/>
               <w:jc w:val="center"/>
               <w:rPr>
-                <w:sz w:val="32"/>
-                <w:szCs w:val="32"/>
-              </w:rPr>
-            </w:pPr>
-            <w:r>
-              <w:rPr>
-                <w:sz w:val="32"/>
-                <w:szCs w:val="32"/>
-              </w:rPr>
+                <w:b/>
+                <w:bCs/>
+                <w:sz w:val="32"/>
+                <w:szCs w:val="32"/>
+              </w:rPr>
+            </w:pPr>
+            <w:r>
+              <w:rPr>
+                <w:b/>
+                <w:bCs/>
+                <w:sz w:val="32"/>
+                <w:szCs w:val="32"/>
+              </w:rPr>
+              <w:lastRenderedPageBreak/>
               <w:t>As Printed</w:t>
             </w:r>
           </w:p>
@@ -225,12 +1657,16 @@
               <w:ind w:right="-18"/>
               <w:jc w:val="center"/>
               <w:rPr>
-                <w:sz w:val="32"/>
-                <w:szCs w:val="32"/>
-              </w:rPr>
-            </w:pPr>
-            <w:r>
-              <w:rPr>
+                <w:b/>
+                <w:bCs/>
+                <w:sz w:val="32"/>
+                <w:szCs w:val="32"/>
+              </w:rPr>
+            </w:pPr>
+            <w:r>
+              <w:rPr>
+                <w:b/>
+                <w:bCs/>
                 <w:sz w:val="32"/>
                 <w:szCs w:val="32"/>
               </w:rPr>
@@ -290,19 +1726,8 @@
                 <w:sz w:val="28"/>
                 <w:szCs w:val="32"/>
               </w:rPr>
-              <w:t xml:space="preserve"> – </w:t>
-            </w:r>
-            <w:proofErr w:type="spellStart"/>
-            <w:r>
-              <w:rPr>
-                <w:rFonts w:cs="Arial"/>
-                <w:b/>
-                <w:sz w:val="28"/>
-                <w:szCs w:val="32"/>
-              </w:rPr>
-              <w:t>Kramam</w:t>
-            </w:r>
-            <w:proofErr w:type="spellEnd"/>
+              <w:t xml:space="preserve"> – Kramam</w:t>
+            </w:r>
           </w:p>
           <w:p>
             <w:pPr>
@@ -322,45 +1747,14 @@
                 <w:szCs w:val="32"/>
               </w:rPr>
             </w:pPr>
-            <w:proofErr w:type="spellStart"/>
-            <w:r>
-              <w:rPr>
-                <w:rFonts w:cs="Arial"/>
-                <w:b/>
-                <w:sz w:val="28"/>
-                <w:szCs w:val="32"/>
-              </w:rPr>
-              <w:t>Krama</w:t>
-            </w:r>
-            <w:proofErr w:type="spellEnd"/>
-            <w:r>
-              <w:rPr>
-                <w:rFonts w:cs="Arial"/>
-                <w:b/>
-                <w:sz w:val="28"/>
-                <w:szCs w:val="32"/>
-              </w:rPr>
-              <w:t xml:space="preserve"> </w:t>
-            </w:r>
-            <w:proofErr w:type="spellStart"/>
-            <w:r>
-              <w:rPr>
-                <w:rFonts w:cs="Arial"/>
-                <w:b/>
-                <w:sz w:val="28"/>
-                <w:szCs w:val="32"/>
-              </w:rPr>
-              <w:t>Vaakyam</w:t>
-            </w:r>
-            <w:proofErr w:type="spellEnd"/>
-            <w:r>
-              <w:rPr>
-                <w:rFonts w:cs="Arial"/>
-                <w:b/>
-                <w:sz w:val="28"/>
-                <w:szCs w:val="32"/>
-              </w:rPr>
-              <w:t xml:space="preserve"> No.– </w:t>
+            <w:r>
+              <w:rPr>
+                <w:rFonts w:cs="Arial"/>
+                <w:b/>
+                <w:sz w:val="28"/>
+                <w:szCs w:val="32"/>
+              </w:rPr>
+              <w:t xml:space="preserve">Krama Vaakyam No.– </w:t>
             </w:r>
             <w:r>
               <w:rPr>
@@ -390,25 +1784,14 @@
                 <w:szCs w:val="32"/>
               </w:rPr>
             </w:pPr>
-            <w:proofErr w:type="spellStart"/>
-            <w:r>
-              <w:rPr>
-                <w:rFonts w:cs="Arial"/>
-                <w:b/>
-                <w:sz w:val="28"/>
-                <w:szCs w:val="32"/>
-              </w:rPr>
-              <w:t>Panchaati</w:t>
-            </w:r>
-            <w:proofErr w:type="spellEnd"/>
-            <w:r>
-              <w:rPr>
-                <w:rFonts w:cs="Arial"/>
-                <w:b/>
-                <w:sz w:val="28"/>
-                <w:szCs w:val="32"/>
-              </w:rPr>
-              <w:t xml:space="preserve"> No</w:t>
+            <w:r>
+              <w:rPr>
+                <w:rFonts w:cs="Arial"/>
+                <w:b/>
+                <w:sz w:val="28"/>
+                <w:szCs w:val="32"/>
+              </w:rPr>
+              <w:t>Panchaati No</w:t>
             </w:r>
             <w:r>
               <w:rPr>
@@ -522,20 +1905,8 @@
                 <w:szCs w:val="40"/>
                 <w:lang w:val="en-IN" w:eastAsia="en-IN" w:bidi="ml-IN"/>
               </w:rPr>
-              <w:t xml:space="preserve"> ¥</w:t>
-            </w:r>
-            <w:proofErr w:type="spellStart"/>
-            <w:r>
-              <w:rPr>
-                <w:rFonts w:ascii="BRH Malayalam Extra" w:eastAsia="Times New Roman" w:hAnsi="BRH Malayalam Extra" w:cs="BRH Malayalam Extra"/>
-                <w:color w:val="000000"/>
-                <w:sz w:val="40"/>
-                <w:szCs w:val="40"/>
-                <w:lang w:val="en-IN" w:eastAsia="en-IN" w:bidi="ml-IN"/>
-              </w:rPr>
-              <w:t>i</w:t>
-            </w:r>
-            <w:proofErr w:type="spellEnd"/>
+              <w:t xml:space="preserve"> ¥i</w:t>
+            </w:r>
           </w:p>
         </w:tc>
         <w:tc>
@@ -619,20 +1990,8 @@
                 <w:szCs w:val="40"/>
                 <w:lang w:val="en-IN" w:eastAsia="en-IN" w:bidi="ml-IN"/>
               </w:rPr>
-              <w:t xml:space="preserve"> ¥</w:t>
-            </w:r>
-            <w:proofErr w:type="spellStart"/>
-            <w:r>
-              <w:rPr>
-                <w:rFonts w:ascii="BRH Malayalam Extra" w:eastAsia="Times New Roman" w:hAnsi="BRH Malayalam Extra" w:cs="BRH Malayalam Extra"/>
-                <w:color w:val="000000"/>
-                <w:sz w:val="40"/>
-                <w:szCs w:val="40"/>
-                <w:lang w:val="en-IN" w:eastAsia="en-IN" w:bidi="ml-IN"/>
-              </w:rPr>
-              <w:t>i</w:t>
-            </w:r>
-            <w:proofErr w:type="spellEnd"/>
+              <w:t xml:space="preserve"> ¥i</w:t>
+            </w:r>
           </w:p>
         </w:tc>
       </w:tr>
@@ -680,7 +2039,6 @@
         </w:rPr>
         <w:t xml:space="preserve">TS </w:t>
       </w:r>
-      <w:proofErr w:type="spellStart"/>
       <w:r>
         <w:rPr>
           <w:b/>
@@ -691,7 +2049,6 @@
         </w:rPr>
         <w:t>Krama</w:t>
       </w:r>
-      <w:proofErr w:type="spellEnd"/>
       <w:r>
         <w:rPr>
           <w:b/>
@@ -700,29 +2057,7 @@
           <w:szCs w:val="32"/>
           <w:u w:val="single"/>
         </w:rPr>
-        <w:t xml:space="preserve"> </w:t>
-      </w:r>
-      <w:proofErr w:type="spellStart"/>
-      <w:r>
-        <w:rPr>
-          <w:b/>
-          <w:bCs/>
-          <w:sz w:val="32"/>
-          <w:szCs w:val="32"/>
-          <w:u w:val="single"/>
-        </w:rPr>
-        <w:t>Paatam</w:t>
-      </w:r>
-      <w:proofErr w:type="spellEnd"/>
-      <w:r>
-        <w:rPr>
-          <w:b/>
-          <w:bCs/>
-          <w:sz w:val="32"/>
-          <w:szCs w:val="32"/>
-          <w:u w:val="single"/>
-        </w:rPr>
-        <w:t xml:space="preserve"> – TS </w:t>
+        <w:t xml:space="preserve"> Paatam – TS </w:t>
       </w:r>
       <w:r>
         <w:rPr>
@@ -960,19 +2295,8 @@
                 <w:sz w:val="28"/>
                 <w:szCs w:val="32"/>
               </w:rPr>
-              <w:t xml:space="preserve">T.S.7.1.1.2 – </w:t>
-            </w:r>
-            <w:proofErr w:type="spellStart"/>
-            <w:r>
-              <w:rPr>
-                <w:rFonts w:cs="Arial"/>
-                <w:b/>
-                <w:sz w:val="28"/>
-                <w:szCs w:val="32"/>
-              </w:rPr>
-              <w:t>Kramam</w:t>
-            </w:r>
-            <w:proofErr w:type="spellEnd"/>
+              <w:t>T.S.7.1.1.2 – Kramam</w:t>
+            </w:r>
           </w:p>
           <w:p>
             <w:pPr>
@@ -992,45 +2316,14 @@
                 <w:szCs w:val="32"/>
               </w:rPr>
             </w:pPr>
-            <w:proofErr w:type="spellStart"/>
-            <w:r>
-              <w:rPr>
-                <w:rFonts w:cs="Arial"/>
-                <w:b/>
-                <w:sz w:val="28"/>
-                <w:szCs w:val="32"/>
-              </w:rPr>
-              <w:t>Krama</w:t>
-            </w:r>
-            <w:proofErr w:type="spellEnd"/>
-            <w:r>
-              <w:rPr>
-                <w:rFonts w:cs="Arial"/>
-                <w:b/>
-                <w:sz w:val="28"/>
-                <w:szCs w:val="32"/>
-              </w:rPr>
-              <w:t xml:space="preserve"> </w:t>
-            </w:r>
-            <w:proofErr w:type="spellStart"/>
-            <w:r>
-              <w:rPr>
-                <w:rFonts w:cs="Arial"/>
-                <w:b/>
-                <w:sz w:val="28"/>
-                <w:szCs w:val="32"/>
-              </w:rPr>
-              <w:t>Vaakyam</w:t>
-            </w:r>
-            <w:proofErr w:type="spellEnd"/>
-            <w:r>
-              <w:rPr>
-                <w:rFonts w:cs="Arial"/>
-                <w:b/>
-                <w:sz w:val="28"/>
-                <w:szCs w:val="32"/>
-              </w:rPr>
-              <w:t xml:space="preserve"> No.– 36</w:t>
+            <w:r>
+              <w:rPr>
+                <w:rFonts w:cs="Arial"/>
+                <w:b/>
+                <w:sz w:val="28"/>
+                <w:szCs w:val="32"/>
+              </w:rPr>
+              <w:t>Krama Vaakyam No.– 36</w:t>
             </w:r>
           </w:p>
           <w:p>
@@ -1051,25 +2344,14 @@
                 <w:szCs w:val="32"/>
               </w:rPr>
             </w:pPr>
-            <w:proofErr w:type="spellStart"/>
-            <w:r>
-              <w:rPr>
-                <w:rFonts w:cs="Arial"/>
-                <w:b/>
-                <w:sz w:val="28"/>
-                <w:szCs w:val="32"/>
-              </w:rPr>
-              <w:t>Panchaati</w:t>
-            </w:r>
-            <w:proofErr w:type="spellEnd"/>
-            <w:r>
-              <w:rPr>
-                <w:rFonts w:cs="Arial"/>
-                <w:b/>
-                <w:sz w:val="28"/>
-                <w:szCs w:val="32"/>
-              </w:rPr>
-              <w:t xml:space="preserve"> No</w:t>
+            <w:r>
+              <w:rPr>
+                <w:rFonts w:cs="Arial"/>
+                <w:b/>
+                <w:sz w:val="28"/>
+                <w:szCs w:val="32"/>
+              </w:rPr>
+              <w:t>Panchaati No</w:t>
             </w:r>
             <w:r>
               <w:rPr>
@@ -1296,19 +2578,8 @@
                 <w:sz w:val="28"/>
                 <w:szCs w:val="32"/>
               </w:rPr>
-              <w:t xml:space="preserve">T.S.7.1.1.6 – </w:t>
-            </w:r>
-            <w:proofErr w:type="spellStart"/>
-            <w:r>
-              <w:rPr>
-                <w:rFonts w:cs="Arial"/>
-                <w:b/>
-                <w:sz w:val="28"/>
-                <w:szCs w:val="32"/>
-              </w:rPr>
-              <w:t>Kramam</w:t>
-            </w:r>
-            <w:proofErr w:type="spellEnd"/>
+              <w:t>T.S.7.1.1.6 – Kramam</w:t>
+            </w:r>
           </w:p>
           <w:p>
             <w:pPr>
@@ -1328,45 +2599,14 @@
                 <w:szCs w:val="32"/>
               </w:rPr>
             </w:pPr>
-            <w:proofErr w:type="spellStart"/>
-            <w:r>
-              <w:rPr>
-                <w:rFonts w:cs="Arial"/>
-                <w:b/>
-                <w:sz w:val="28"/>
-                <w:szCs w:val="32"/>
-              </w:rPr>
-              <w:t>Krama</w:t>
-            </w:r>
-            <w:proofErr w:type="spellEnd"/>
-            <w:r>
-              <w:rPr>
-                <w:rFonts w:cs="Arial"/>
-                <w:b/>
-                <w:sz w:val="28"/>
-                <w:szCs w:val="32"/>
-              </w:rPr>
-              <w:t xml:space="preserve"> </w:t>
-            </w:r>
-            <w:proofErr w:type="spellStart"/>
-            <w:r>
-              <w:rPr>
-                <w:rFonts w:cs="Arial"/>
-                <w:b/>
-                <w:sz w:val="28"/>
-                <w:szCs w:val="32"/>
-              </w:rPr>
-              <w:t>Vaakyam</w:t>
-            </w:r>
-            <w:proofErr w:type="spellEnd"/>
-            <w:r>
-              <w:rPr>
-                <w:rFonts w:cs="Arial"/>
-                <w:b/>
-                <w:sz w:val="28"/>
-                <w:szCs w:val="32"/>
-              </w:rPr>
-              <w:t xml:space="preserve"> No.– 67</w:t>
+            <w:r>
+              <w:rPr>
+                <w:rFonts w:cs="Arial"/>
+                <w:b/>
+                <w:sz w:val="28"/>
+                <w:szCs w:val="32"/>
+              </w:rPr>
+              <w:t>Krama Vaakyam No.– 67</w:t>
             </w:r>
           </w:p>
           <w:p>
@@ -1384,25 +2624,14 @@
                 <w:szCs w:val="36"/>
               </w:rPr>
             </w:pPr>
-            <w:proofErr w:type="spellStart"/>
-            <w:r>
-              <w:rPr>
-                <w:rFonts w:cs="Arial"/>
-                <w:b/>
-                <w:sz w:val="28"/>
-                <w:szCs w:val="32"/>
-              </w:rPr>
-              <w:t>Panchaati</w:t>
-            </w:r>
-            <w:proofErr w:type="spellEnd"/>
-            <w:r>
-              <w:rPr>
-                <w:rFonts w:cs="Arial"/>
-                <w:b/>
-                <w:sz w:val="28"/>
-                <w:szCs w:val="32"/>
-              </w:rPr>
-              <w:t xml:space="preserve"> No</w:t>
+            <w:r>
+              <w:rPr>
+                <w:rFonts w:cs="Arial"/>
+                <w:b/>
+                <w:sz w:val="28"/>
+                <w:szCs w:val="32"/>
+              </w:rPr>
+              <w:t>Panchaati No</w:t>
             </w:r>
             <w:r>
               <w:rPr>
@@ -1517,29 +2746,7 @@
                 <w:szCs w:val="40"/>
                 <w:lang w:val="en-IN" w:eastAsia="en-IN" w:bidi="ml-IN"/>
               </w:rPr>
-              <w:t>—</w:t>
-            </w:r>
-            <w:proofErr w:type="spellStart"/>
-            <w:r>
-              <w:rPr>
-                <w:rFonts w:ascii="BRH Malayalam Extra" w:eastAsia="Times New Roman" w:hAnsi="BRH Malayalam Extra" w:cs="BRH Malayalam Extra"/>
-                <w:color w:val="000000"/>
-                <w:sz w:val="40"/>
-                <w:szCs w:val="40"/>
-                <w:lang w:val="en-IN" w:eastAsia="en-IN" w:bidi="ml-IN"/>
-              </w:rPr>
-              <w:t>Zy</w:t>
-            </w:r>
-            <w:proofErr w:type="spellEnd"/>
-            <w:r>
-              <w:rPr>
-                <w:rFonts w:ascii="BRH Malayalam Extra" w:eastAsia="Times New Roman" w:hAnsi="BRH Malayalam Extra" w:cs="BRH Malayalam Extra"/>
-                <w:color w:val="000000"/>
-                <w:sz w:val="40"/>
-                <w:szCs w:val="40"/>
-                <w:lang w:val="en-IN" w:eastAsia="en-IN" w:bidi="ml-IN"/>
-              </w:rPr>
-              <w:t xml:space="preserve"> | </w:t>
+              <w:t xml:space="preserve">—Zy | </w:t>
             </w:r>
           </w:p>
           <w:p>
@@ -1812,19 +3019,8 @@
                 <w:sz w:val="28"/>
                 <w:szCs w:val="32"/>
               </w:rPr>
-              <w:t xml:space="preserve">T.S.7.1.3.1 – </w:t>
-            </w:r>
-            <w:proofErr w:type="spellStart"/>
-            <w:r>
-              <w:rPr>
-                <w:rFonts w:cs="Arial"/>
-                <w:b/>
-                <w:sz w:val="28"/>
-                <w:szCs w:val="32"/>
-              </w:rPr>
-              <w:t>Kramam</w:t>
-            </w:r>
-            <w:proofErr w:type="spellEnd"/>
+              <w:t>T.S.7.1.3.1 – Kramam</w:t>
+            </w:r>
           </w:p>
           <w:p>
             <w:pPr>
@@ -1844,45 +3040,14 @@
                 <w:szCs w:val="32"/>
               </w:rPr>
             </w:pPr>
-            <w:proofErr w:type="spellStart"/>
-            <w:r>
-              <w:rPr>
-                <w:rFonts w:cs="Arial"/>
-                <w:b/>
-                <w:sz w:val="28"/>
-                <w:szCs w:val="32"/>
-              </w:rPr>
-              <w:t>Krama</w:t>
-            </w:r>
-            <w:proofErr w:type="spellEnd"/>
-            <w:r>
-              <w:rPr>
-                <w:rFonts w:cs="Arial"/>
-                <w:b/>
-                <w:sz w:val="28"/>
-                <w:szCs w:val="32"/>
-              </w:rPr>
-              <w:t xml:space="preserve"> </w:t>
-            </w:r>
-            <w:proofErr w:type="spellStart"/>
-            <w:r>
-              <w:rPr>
-                <w:rFonts w:cs="Arial"/>
-                <w:b/>
-                <w:sz w:val="28"/>
-                <w:szCs w:val="32"/>
-              </w:rPr>
-              <w:t>Vaakyam</w:t>
-            </w:r>
-            <w:proofErr w:type="spellEnd"/>
-            <w:r>
-              <w:rPr>
-                <w:rFonts w:cs="Arial"/>
-                <w:b/>
-                <w:sz w:val="28"/>
-                <w:szCs w:val="32"/>
-              </w:rPr>
-              <w:t xml:space="preserve"> No.– 21</w:t>
+            <w:r>
+              <w:rPr>
+                <w:rFonts w:cs="Arial"/>
+                <w:b/>
+                <w:sz w:val="28"/>
+                <w:szCs w:val="32"/>
+              </w:rPr>
+              <w:t>Krama Vaakyam No.– 21</w:t>
             </w:r>
           </w:p>
           <w:p>
@@ -1903,25 +3068,14 @@
                 <w:szCs w:val="32"/>
               </w:rPr>
             </w:pPr>
-            <w:proofErr w:type="spellStart"/>
-            <w:r>
-              <w:rPr>
-                <w:rFonts w:cs="Arial"/>
-                <w:b/>
-                <w:sz w:val="28"/>
-                <w:szCs w:val="32"/>
-              </w:rPr>
-              <w:t>Panchaati</w:t>
-            </w:r>
-            <w:proofErr w:type="spellEnd"/>
-            <w:r>
-              <w:rPr>
-                <w:rFonts w:cs="Arial"/>
-                <w:b/>
-                <w:sz w:val="28"/>
-                <w:szCs w:val="32"/>
-              </w:rPr>
-              <w:t xml:space="preserve"> No</w:t>
+            <w:r>
+              <w:rPr>
+                <w:rFonts w:cs="Arial"/>
+                <w:b/>
+                <w:sz w:val="28"/>
+                <w:szCs w:val="32"/>
+              </w:rPr>
+              <w:t>Panchaati No</w:t>
             </w:r>
             <w:r>
               <w:rPr>
@@ -2454,20 +3608,8 @@
                 <w:sz w:val="28"/>
                 <w:szCs w:val="32"/>
               </w:rPr>
-              <w:lastRenderedPageBreak/>
-              <w:t xml:space="preserve">T.S.7.1.3.1 – </w:t>
-            </w:r>
-            <w:proofErr w:type="spellStart"/>
-            <w:r>
-              <w:rPr>
-                <w:rFonts w:cs="Arial"/>
-                <w:b/>
-                <w:sz w:val="28"/>
-                <w:szCs w:val="32"/>
-              </w:rPr>
-              <w:t>Kramam</w:t>
-            </w:r>
-            <w:proofErr w:type="spellEnd"/>
+              <w:t>T.S.7.1.3.1 – Kramam</w:t>
+            </w:r>
           </w:p>
           <w:p>
             <w:pPr>
@@ -2487,45 +3629,14 @@
                 <w:szCs w:val="32"/>
               </w:rPr>
             </w:pPr>
-            <w:proofErr w:type="spellStart"/>
-            <w:r>
-              <w:rPr>
-                <w:rFonts w:cs="Arial"/>
-                <w:b/>
-                <w:sz w:val="28"/>
-                <w:szCs w:val="32"/>
-              </w:rPr>
-              <w:t>Krama</w:t>
-            </w:r>
-            <w:proofErr w:type="spellEnd"/>
-            <w:r>
-              <w:rPr>
-                <w:rFonts w:cs="Arial"/>
-                <w:b/>
-                <w:sz w:val="28"/>
-                <w:szCs w:val="32"/>
-              </w:rPr>
-              <w:t xml:space="preserve"> </w:t>
-            </w:r>
-            <w:proofErr w:type="spellStart"/>
-            <w:r>
-              <w:rPr>
-                <w:rFonts w:cs="Arial"/>
-                <w:b/>
-                <w:sz w:val="28"/>
-                <w:szCs w:val="32"/>
-              </w:rPr>
-              <w:t>Vaakyam</w:t>
-            </w:r>
-            <w:proofErr w:type="spellEnd"/>
-            <w:r>
-              <w:rPr>
-                <w:rFonts w:cs="Arial"/>
-                <w:b/>
-                <w:sz w:val="28"/>
-                <w:szCs w:val="32"/>
-              </w:rPr>
-              <w:t xml:space="preserve"> No.– 2</w:t>
+            <w:r>
+              <w:rPr>
+                <w:rFonts w:cs="Arial"/>
+                <w:b/>
+                <w:sz w:val="28"/>
+                <w:szCs w:val="32"/>
+              </w:rPr>
+              <w:t>Krama Vaakyam No.– 2</w:t>
             </w:r>
             <w:r>
               <w:rPr>
@@ -2555,25 +3666,14 @@
                 <w:szCs w:val="32"/>
               </w:rPr>
             </w:pPr>
-            <w:proofErr w:type="spellStart"/>
-            <w:r>
-              <w:rPr>
-                <w:rFonts w:cs="Arial"/>
-                <w:b/>
-                <w:sz w:val="28"/>
-                <w:szCs w:val="32"/>
-              </w:rPr>
-              <w:t>Panchaati</w:t>
-            </w:r>
-            <w:proofErr w:type="spellEnd"/>
-            <w:r>
-              <w:rPr>
-                <w:rFonts w:cs="Arial"/>
-                <w:b/>
-                <w:sz w:val="28"/>
-                <w:szCs w:val="32"/>
-              </w:rPr>
-              <w:t xml:space="preserve"> No</w:t>
+            <w:r>
+              <w:rPr>
+                <w:rFonts w:cs="Arial"/>
+                <w:b/>
+                <w:sz w:val="28"/>
+                <w:szCs w:val="32"/>
+              </w:rPr>
+              <w:t>Panchaati No</w:t>
             </w:r>
             <w:r>
               <w:rPr>
@@ -2694,29 +3794,7 @@
                 <w:szCs w:val="40"/>
                 <w:lang w:val="en-IN" w:eastAsia="en-IN" w:bidi="ml-IN"/>
               </w:rPr>
-              <w:t>¥</w:t>
-            </w:r>
-            <w:proofErr w:type="spellStart"/>
-            <w:r>
-              <w:rPr>
-                <w:rFonts w:ascii="BRH Malayalam Extra" w:eastAsia="Times New Roman" w:hAnsi="BRH Malayalam Extra" w:cs="BRH Malayalam Extra"/>
-                <w:color w:val="000000"/>
-                <w:sz w:val="40"/>
-                <w:szCs w:val="40"/>
-                <w:lang w:val="en-IN" w:eastAsia="en-IN" w:bidi="ml-IN"/>
-              </w:rPr>
-              <w:t>Yr</w:t>
-            </w:r>
-            <w:proofErr w:type="spellEnd"/>
-            <w:r>
-              <w:rPr>
-                <w:rFonts w:ascii="BRH Malayalam Extra" w:eastAsia="Times New Roman" w:hAnsi="BRH Malayalam Extra" w:cs="BRH Malayalam Extra"/>
-                <w:color w:val="000000"/>
-                <w:sz w:val="40"/>
-                <w:szCs w:val="40"/>
-                <w:lang w:val="en-IN" w:eastAsia="en-IN" w:bidi="ml-IN"/>
-              </w:rPr>
-              <w:t xml:space="preserve">¡— | </w:t>
+              <w:t xml:space="preserve">¥Yr¡— | </w:t>
             </w:r>
           </w:p>
           <w:p>
@@ -2761,18 +3839,7 @@
                 <w:szCs w:val="40"/>
                 <w:lang w:val="en-IN" w:eastAsia="en-IN" w:bidi="ml-IN"/>
               </w:rPr>
-              <w:t>¥</w:t>
-            </w:r>
-            <w:proofErr w:type="spellStart"/>
-            <w:r>
-              <w:rPr>
-                <w:rFonts w:ascii="BRH Malayalam Extra" w:eastAsia="Times New Roman" w:hAnsi="BRH Malayalam Extra" w:cs="BRH Malayalam Extra"/>
-                <w:color w:val="000000"/>
-                <w:sz w:val="40"/>
-                <w:szCs w:val="40"/>
-                <w:lang w:val="en-IN" w:eastAsia="en-IN" w:bidi="ml-IN"/>
-              </w:rPr>
-              <w:t>Y</w:t>
+              <w:t>¥Y</w:t>
             </w:r>
             <w:r>
               <w:rPr>
@@ -2783,62 +3850,28 @@
                 <w:highlight w:val="yellow"/>
                 <w:lang w:val="en-IN" w:eastAsia="en-IN" w:bidi="ml-IN"/>
               </w:rPr>
-              <w:t>r</w:t>
-            </w:r>
-            <w:proofErr w:type="spellEnd"/>
-            <w:r>
-              <w:rPr>
-                <w:rFonts w:ascii="BRH Malayalam Extra" w:eastAsia="Times New Roman" w:hAnsi="BRH Malayalam Extra" w:cs="BRH Malayalam Extra"/>
-                <w:color w:val="000000"/>
-                <w:sz w:val="40"/>
-                <w:szCs w:val="40"/>
-                <w:highlight w:val="yellow"/>
-                <w:lang w:val="en-IN" w:eastAsia="en-IN" w:bidi="ml-IN"/>
-              </w:rPr>
-              <w:t>¡</w:t>
-            </w:r>
-            <w:r>
-              <w:rPr>
-                <w:rFonts w:ascii="BRH Malayalam Extra" w:eastAsia="Times New Roman" w:hAnsi="BRH Malayalam Extra" w:cs="BRH Malayalam Extra"/>
-                <w:b/>
-                <w:color w:val="000000"/>
-                <w:sz w:val="32"/>
-                <w:szCs w:val="40"/>
-                <w:lang w:val="en-IN" w:eastAsia="en-IN" w:bidi="ml-IN"/>
-              </w:rPr>
-              <w:t>–</w:t>
-            </w:r>
-            <w:r>
-              <w:rPr>
-                <w:rFonts w:ascii="BRH Malayalam Extra" w:eastAsia="Times New Roman" w:hAnsi="BRH Malayalam Extra" w:cs="BRH Malayalam Extra"/>
-                <w:color w:val="000000"/>
-                <w:sz w:val="40"/>
-                <w:szCs w:val="40"/>
-                <w:lang w:val="en-IN" w:eastAsia="en-IN" w:bidi="ml-IN"/>
-              </w:rPr>
-              <w:t xml:space="preserve"> ¥</w:t>
-            </w:r>
-            <w:proofErr w:type="spellStart"/>
-            <w:r>
-              <w:rPr>
-                <w:rFonts w:ascii="BRH Malayalam Extra" w:eastAsia="Times New Roman" w:hAnsi="BRH Malayalam Extra" w:cs="BRH Malayalam Extra"/>
-                <w:color w:val="000000"/>
-                <w:sz w:val="40"/>
-                <w:szCs w:val="40"/>
-                <w:lang w:val="en-IN" w:eastAsia="en-IN" w:bidi="ml-IN"/>
-              </w:rPr>
-              <w:t>i</w:t>
-            </w:r>
-            <w:proofErr w:type="spellEnd"/>
-            <w:r>
-              <w:rPr>
-                <w:rFonts w:ascii="BRH Malayalam Extra" w:eastAsia="Times New Roman" w:hAnsi="BRH Malayalam Extra" w:cs="BRH Malayalam Extra"/>
-                <w:color w:val="000000"/>
-                <w:sz w:val="40"/>
-                <w:szCs w:val="40"/>
-                <w:lang w:val="en-IN" w:eastAsia="en-IN" w:bidi="ml-IN"/>
-              </w:rPr>
-              <w:t xml:space="preserve"> |</w:t>
+              <w:t>r¡</w:t>
+            </w:r>
+            <w:r>
+              <w:rPr>
+                <w:rFonts w:ascii="BRH Malayalam Extra" w:eastAsia="Times New Roman" w:hAnsi="BRH Malayalam Extra" w:cs="BRH Malayalam Extra"/>
+                <w:b/>
+                <w:color w:val="000000"/>
+                <w:sz w:val="32"/>
+                <w:szCs w:val="40"/>
+                <w:lang w:val="en-IN" w:eastAsia="en-IN" w:bidi="ml-IN"/>
+              </w:rPr>
+              <w:t>–</w:t>
+            </w:r>
+            <w:r>
+              <w:rPr>
+                <w:rFonts w:ascii="BRH Malayalam Extra" w:eastAsia="Times New Roman" w:hAnsi="BRH Malayalam Extra" w:cs="BRH Malayalam Extra"/>
+                <w:color w:val="000000"/>
+                <w:sz w:val="40"/>
+                <w:szCs w:val="40"/>
+                <w:lang w:val="en-IN" w:eastAsia="en-IN" w:bidi="ml-IN"/>
+              </w:rPr>
+              <w:t xml:space="preserve"> ¥i |</w:t>
             </w:r>
           </w:p>
         </w:tc>
@@ -2942,29 +3975,7 @@
                 <w:szCs w:val="40"/>
                 <w:lang w:val="en-IN" w:eastAsia="en-IN" w:bidi="ml-IN"/>
               </w:rPr>
-              <w:t>¥</w:t>
-            </w:r>
-            <w:proofErr w:type="spellStart"/>
-            <w:r>
-              <w:rPr>
-                <w:rFonts w:ascii="BRH Malayalam Extra" w:eastAsia="Times New Roman" w:hAnsi="BRH Malayalam Extra" w:cs="BRH Malayalam Extra"/>
-                <w:color w:val="000000"/>
-                <w:sz w:val="40"/>
-                <w:szCs w:val="40"/>
-                <w:lang w:val="en-IN" w:eastAsia="en-IN" w:bidi="ml-IN"/>
-              </w:rPr>
-              <w:t>Yr</w:t>
-            </w:r>
-            <w:proofErr w:type="spellEnd"/>
-            <w:r>
-              <w:rPr>
-                <w:rFonts w:ascii="BRH Malayalam Extra" w:eastAsia="Times New Roman" w:hAnsi="BRH Malayalam Extra" w:cs="BRH Malayalam Extra"/>
-                <w:color w:val="000000"/>
-                <w:sz w:val="40"/>
-                <w:szCs w:val="40"/>
-                <w:lang w:val="en-IN" w:eastAsia="en-IN" w:bidi="ml-IN"/>
-              </w:rPr>
-              <w:t xml:space="preserve">¡— | </w:t>
+              <w:t xml:space="preserve">¥Yr¡— | </w:t>
             </w:r>
           </w:p>
           <w:p>
@@ -3009,18 +4020,7 @@
                 <w:szCs w:val="40"/>
                 <w:lang w:val="en-IN" w:eastAsia="en-IN" w:bidi="ml-IN"/>
               </w:rPr>
-              <w:t>¥</w:t>
-            </w:r>
-            <w:proofErr w:type="spellStart"/>
-            <w:r>
-              <w:rPr>
-                <w:rFonts w:ascii="BRH Malayalam Extra" w:eastAsia="Times New Roman" w:hAnsi="BRH Malayalam Extra" w:cs="BRH Malayalam Extra"/>
-                <w:color w:val="000000"/>
-                <w:sz w:val="40"/>
-                <w:szCs w:val="40"/>
-                <w:lang w:val="en-IN" w:eastAsia="en-IN" w:bidi="ml-IN"/>
-              </w:rPr>
-              <w:t>Y</w:t>
+              <w:t>¥Y</w:t>
             </w:r>
             <w:r>
               <w:rPr>
@@ -3031,51 +4031,17 @@
                 <w:highlight w:val="green"/>
                 <w:lang w:val="en-IN" w:eastAsia="en-IN" w:bidi="ml-IN"/>
               </w:rPr>
-              <w:t>r</w:t>
-            </w:r>
-            <w:proofErr w:type="spellEnd"/>
-            <w:r>
-              <w:rPr>
-                <w:rFonts w:ascii="BRH Malayalam Extra" w:eastAsia="Times New Roman" w:hAnsi="BRH Malayalam Extra" w:cs="BRH Malayalam Extra"/>
-                <w:color w:val="000000"/>
-                <w:sz w:val="40"/>
-                <w:szCs w:val="40"/>
-                <w:highlight w:val="green"/>
-                <w:lang w:val="en-IN" w:eastAsia="en-IN" w:bidi="ml-IN"/>
-              </w:rPr>
-              <w:t>¡</w:t>
-            </w:r>
-            <w:r>
-              <w:rPr>
-                <w:rFonts w:ascii="BRH Malayalam Extra" w:eastAsia="Times New Roman" w:hAnsi="BRH Malayalam Extra" w:cs="BRH Malayalam Extra"/>
-                <w:color w:val="000000"/>
-                <w:sz w:val="40"/>
-                <w:szCs w:val="40"/>
-                <w:lang w:val="en-IN" w:eastAsia="en-IN" w:bidi="ml-IN"/>
-              </w:rPr>
-              <w:t>— ¥</w:t>
-            </w:r>
-            <w:proofErr w:type="spellStart"/>
-            <w:r>
-              <w:rPr>
-                <w:rFonts w:ascii="BRH Malayalam Extra" w:eastAsia="Times New Roman" w:hAnsi="BRH Malayalam Extra" w:cs="BRH Malayalam Extra"/>
-                <w:color w:val="000000"/>
-                <w:sz w:val="40"/>
-                <w:szCs w:val="40"/>
-                <w:lang w:val="en-IN" w:eastAsia="en-IN" w:bidi="ml-IN"/>
-              </w:rPr>
-              <w:t>i</w:t>
-            </w:r>
-            <w:proofErr w:type="spellEnd"/>
-            <w:r>
-              <w:rPr>
-                <w:rFonts w:ascii="BRH Malayalam Extra" w:eastAsia="Times New Roman" w:hAnsi="BRH Malayalam Extra" w:cs="BRH Malayalam Extra"/>
-                <w:color w:val="000000"/>
-                <w:sz w:val="40"/>
-                <w:szCs w:val="40"/>
-                <w:lang w:val="en-IN" w:eastAsia="en-IN" w:bidi="ml-IN"/>
-              </w:rPr>
-              <w:t xml:space="preserve"> |</w:t>
+              <w:t>r¡</w:t>
+            </w:r>
+            <w:r>
+              <w:rPr>
+                <w:rFonts w:ascii="BRH Malayalam Extra" w:eastAsia="Times New Roman" w:hAnsi="BRH Malayalam Extra" w:cs="BRH Malayalam Extra"/>
+                <w:color w:val="000000"/>
+                <w:sz w:val="40"/>
+                <w:szCs w:val="40"/>
+                <w:lang w:val="en-IN" w:eastAsia="en-IN" w:bidi="ml-IN"/>
+              </w:rPr>
+              <w:t>— ¥i |</w:t>
             </w:r>
           </w:p>
         </w:tc>
@@ -3113,19 +4079,9 @@
                 <w:sz w:val="28"/>
                 <w:szCs w:val="32"/>
               </w:rPr>
-              <w:t xml:space="preserve">T.S.7.1.4.3 – </w:t>
-            </w:r>
-            <w:proofErr w:type="spellStart"/>
-            <w:r>
-              <w:rPr>
-                <w:rFonts w:cs="Arial"/>
-                <w:b/>
-                <w:sz w:val="28"/>
-                <w:szCs w:val="32"/>
-              </w:rPr>
-              <w:t>Kramam</w:t>
-            </w:r>
-            <w:proofErr w:type="spellEnd"/>
+              <w:lastRenderedPageBreak/>
+              <w:t>T.S.7.1.4.3 – Kramam</w:t>
+            </w:r>
           </w:p>
           <w:p>
             <w:pPr>
@@ -3145,45 +4101,14 @@
                 <w:szCs w:val="32"/>
               </w:rPr>
             </w:pPr>
-            <w:proofErr w:type="spellStart"/>
-            <w:r>
-              <w:rPr>
-                <w:rFonts w:cs="Arial"/>
-                <w:b/>
-                <w:sz w:val="28"/>
-                <w:szCs w:val="32"/>
-              </w:rPr>
-              <w:t>Krama</w:t>
-            </w:r>
-            <w:proofErr w:type="spellEnd"/>
-            <w:r>
-              <w:rPr>
-                <w:rFonts w:cs="Arial"/>
-                <w:b/>
-                <w:sz w:val="28"/>
-                <w:szCs w:val="32"/>
-              </w:rPr>
-              <w:t xml:space="preserve"> </w:t>
-            </w:r>
-            <w:proofErr w:type="spellStart"/>
-            <w:r>
-              <w:rPr>
-                <w:rFonts w:cs="Arial"/>
-                <w:b/>
-                <w:sz w:val="28"/>
-                <w:szCs w:val="32"/>
-              </w:rPr>
-              <w:t>Vaakyam</w:t>
-            </w:r>
-            <w:proofErr w:type="spellEnd"/>
-            <w:r>
-              <w:rPr>
-                <w:rFonts w:cs="Arial"/>
-                <w:b/>
-                <w:sz w:val="28"/>
-                <w:szCs w:val="32"/>
-              </w:rPr>
-              <w:t xml:space="preserve"> No.– 11</w:t>
+            <w:r>
+              <w:rPr>
+                <w:rFonts w:cs="Arial"/>
+                <w:b/>
+                <w:sz w:val="28"/>
+                <w:szCs w:val="32"/>
+              </w:rPr>
+              <w:t>Krama Vaakyam No.– 11</w:t>
             </w:r>
           </w:p>
           <w:p>
@@ -3204,25 +4129,14 @@
                 <w:szCs w:val="32"/>
               </w:rPr>
             </w:pPr>
-            <w:proofErr w:type="spellStart"/>
-            <w:r>
-              <w:rPr>
-                <w:rFonts w:cs="Arial"/>
-                <w:b/>
-                <w:sz w:val="28"/>
-                <w:szCs w:val="32"/>
-              </w:rPr>
-              <w:t>Panchaati</w:t>
-            </w:r>
-            <w:proofErr w:type="spellEnd"/>
-            <w:r>
-              <w:rPr>
-                <w:rFonts w:cs="Arial"/>
-                <w:b/>
-                <w:sz w:val="28"/>
-                <w:szCs w:val="32"/>
-              </w:rPr>
-              <w:t xml:space="preserve"> No</w:t>
+            <w:r>
+              <w:rPr>
+                <w:rFonts w:cs="Arial"/>
+                <w:b/>
+                <w:sz w:val="28"/>
+                <w:szCs w:val="32"/>
+              </w:rPr>
+              <w:t>Panchaati No</w:t>
             </w:r>
             <w:r>
               <w:rPr>
@@ -3258,7 +4172,6 @@
                 <w:lang w:val="en-IN" w:eastAsia="en-IN" w:bidi="ml-IN"/>
               </w:rPr>
             </w:pPr>
-            <w:proofErr w:type="spellStart"/>
             <w:r>
               <w:rPr>
                 <w:rFonts w:ascii="BRH Malayalam Extra" w:eastAsia="Times New Roman" w:hAnsi="BRH Malayalam Extra" w:cs="BRH Malayalam Extra"/>
@@ -3269,7 +4182,6 @@
               </w:rPr>
               <w:t>Zy</w:t>
             </w:r>
-            <w:proofErr w:type="spellEnd"/>
             <w:r>
               <w:rPr>
                 <w:rFonts w:ascii="BRH Malayalam Extra" w:eastAsia="Times New Roman" w:hAnsi="BRH Malayalam Extra" w:cs="BRH Malayalam Extra"/>
@@ -3304,7 +4216,6 @@
               </w:rPr>
               <w:t>–</w:t>
             </w:r>
-            <w:proofErr w:type="spellStart"/>
             <w:r>
               <w:rPr>
                 <w:rFonts w:ascii="BRH Malayalam Extra" w:eastAsia="Times New Roman" w:hAnsi="BRH Malayalam Extra" w:cs="BRH Malayalam Extra"/>
@@ -3315,7 +4226,6 @@
               </w:rPr>
               <w:t>Zy</w:t>
             </w:r>
-            <w:proofErr w:type="spellEnd"/>
             <w:r>
               <w:rPr>
                 <w:rFonts w:ascii="BRH Malayalam Extra" w:eastAsia="Times New Roman" w:hAnsi="BRH Malayalam Extra" w:cs="BRH Malayalam Extra"/>
@@ -3453,7 +4363,6 @@
                 <w:lang w:val="en-IN" w:eastAsia="en-IN" w:bidi="ml-IN"/>
               </w:rPr>
             </w:pPr>
-            <w:proofErr w:type="spellStart"/>
             <w:r>
               <w:rPr>
                 <w:rFonts w:ascii="BRH Malayalam Extra" w:eastAsia="Times New Roman" w:hAnsi="BRH Malayalam Extra" w:cs="BRH Malayalam Extra"/>
@@ -3464,7 +4373,6 @@
               </w:rPr>
               <w:t>Zy</w:t>
             </w:r>
-            <w:proofErr w:type="spellEnd"/>
             <w:r>
               <w:rPr>
                 <w:rFonts w:ascii="BRH Malayalam Extra" w:eastAsia="Times New Roman" w:hAnsi="BRH Malayalam Extra" w:cs="BRH Malayalam Extra"/>
@@ -3499,7 +4407,6 @@
               </w:rPr>
               <w:t>–</w:t>
             </w:r>
-            <w:proofErr w:type="spellStart"/>
             <w:r>
               <w:rPr>
                 <w:rFonts w:ascii="BRH Malayalam Extra" w:eastAsia="Times New Roman" w:hAnsi="BRH Malayalam Extra" w:cs="BRH Malayalam Extra"/>
@@ -3510,7 +4417,6 @@
               </w:rPr>
               <w:t>Zy</w:t>
             </w:r>
-            <w:proofErr w:type="spellEnd"/>
             <w:r>
               <w:rPr>
                 <w:rFonts w:ascii="BRH Malayalam Extra" w:eastAsia="Times New Roman" w:hAnsi="BRH Malayalam Extra" w:cs="BRH Malayalam Extra"/>
@@ -3667,19 +4573,8 @@
                 <w:sz w:val="28"/>
                 <w:szCs w:val="32"/>
               </w:rPr>
-              <w:t xml:space="preserve">T.S.7.1.5.1 – </w:t>
-            </w:r>
-            <w:proofErr w:type="spellStart"/>
-            <w:r>
-              <w:rPr>
-                <w:rFonts w:cs="Arial"/>
-                <w:b/>
-                <w:sz w:val="28"/>
-                <w:szCs w:val="32"/>
-              </w:rPr>
-              <w:t>Kramam</w:t>
-            </w:r>
-            <w:proofErr w:type="spellEnd"/>
+              <w:t>T.S.7.1.5.1 – Kramam</w:t>
+            </w:r>
           </w:p>
           <w:p>
             <w:pPr>
@@ -3699,45 +4594,14 @@
                 <w:szCs w:val="32"/>
               </w:rPr>
             </w:pPr>
-            <w:proofErr w:type="spellStart"/>
-            <w:r>
-              <w:rPr>
-                <w:rFonts w:cs="Arial"/>
-                <w:b/>
-                <w:sz w:val="28"/>
-                <w:szCs w:val="32"/>
-              </w:rPr>
-              <w:t>Krama</w:t>
-            </w:r>
-            <w:proofErr w:type="spellEnd"/>
-            <w:r>
-              <w:rPr>
-                <w:rFonts w:cs="Arial"/>
-                <w:b/>
-                <w:sz w:val="28"/>
-                <w:szCs w:val="32"/>
-              </w:rPr>
-              <w:t xml:space="preserve"> </w:t>
-            </w:r>
-            <w:proofErr w:type="spellStart"/>
-            <w:r>
-              <w:rPr>
-                <w:rFonts w:cs="Arial"/>
-                <w:b/>
-                <w:sz w:val="28"/>
-                <w:szCs w:val="32"/>
-              </w:rPr>
-              <w:t>Vaakyam</w:t>
-            </w:r>
-            <w:proofErr w:type="spellEnd"/>
-            <w:r>
-              <w:rPr>
-                <w:rFonts w:cs="Arial"/>
-                <w:b/>
-                <w:sz w:val="28"/>
-                <w:szCs w:val="32"/>
-              </w:rPr>
-              <w:t xml:space="preserve"> No.– 49</w:t>
+            <w:r>
+              <w:rPr>
+                <w:rFonts w:cs="Arial"/>
+                <w:b/>
+                <w:sz w:val="28"/>
+                <w:szCs w:val="32"/>
+              </w:rPr>
+              <w:t>Krama Vaakyam No.– 49</w:t>
             </w:r>
           </w:p>
           <w:p>
@@ -3755,25 +4619,14 @@
                 <w:szCs w:val="36"/>
               </w:rPr>
             </w:pPr>
-            <w:proofErr w:type="spellStart"/>
-            <w:r>
-              <w:rPr>
-                <w:rFonts w:cs="Arial"/>
-                <w:b/>
-                <w:sz w:val="28"/>
-                <w:szCs w:val="32"/>
-              </w:rPr>
-              <w:t>Panchaati</w:t>
-            </w:r>
-            <w:proofErr w:type="spellEnd"/>
-            <w:r>
-              <w:rPr>
-                <w:rFonts w:cs="Arial"/>
-                <w:b/>
-                <w:sz w:val="28"/>
-                <w:szCs w:val="32"/>
-              </w:rPr>
-              <w:t xml:space="preserve"> No</w:t>
+            <w:r>
+              <w:rPr>
+                <w:rFonts w:cs="Arial"/>
+                <w:b/>
+                <w:sz w:val="28"/>
+                <w:szCs w:val="32"/>
+              </w:rPr>
+              <w:t>Panchaati No</w:t>
             </w:r>
             <w:r>
               <w:rPr>
@@ -4011,7 +4864,6 @@
               </w:rPr>
               <w:t>–</w:t>
             </w:r>
-            <w:proofErr w:type="spellStart"/>
             <w:r>
               <w:rPr>
                 <w:rFonts w:ascii="BRH Malayalam Extra" w:eastAsia="Times New Roman" w:hAnsi="BRH Malayalam Extra" w:cs="BRH Malayalam Extra"/>
@@ -4022,7 +4874,6 @@
               </w:rPr>
               <w:t>Zy</w:t>
             </w:r>
-            <w:proofErr w:type="spellEnd"/>
             <w:r>
               <w:rPr>
                 <w:rFonts w:ascii="BRH Malayalam Extra" w:eastAsia="Times New Roman" w:hAnsi="BRH Malayalam Extra" w:cs="BRH Malayalam Extra"/>
@@ -4197,7 +5048,6 @@
               </w:rPr>
               <w:t>—</w:t>
             </w:r>
-            <w:proofErr w:type="spellStart"/>
             <w:r>
               <w:rPr>
                 <w:rFonts w:ascii="BRH Malayalam Extra" w:eastAsia="Times New Roman" w:hAnsi="BRH Malayalam Extra" w:cs="BRH Malayalam Extra"/>
@@ -4208,7 +5058,6 @@
               </w:rPr>
               <w:t>Zy</w:t>
             </w:r>
-            <w:proofErr w:type="spellEnd"/>
             <w:r>
               <w:rPr>
                 <w:rFonts w:ascii="BRH Malayalam Extra" w:eastAsia="Times New Roman" w:hAnsi="BRH Malayalam Extra" w:cs="BRH Malayalam Extra"/>
@@ -4286,7 +5135,6 @@
               </w:rPr>
               <w:t>–</w:t>
             </w:r>
-            <w:proofErr w:type="spellStart"/>
             <w:r>
               <w:rPr>
                 <w:rFonts w:ascii="BRH Malayalam Extra" w:eastAsia="Times New Roman" w:hAnsi="BRH Malayalam Extra" w:cs="BRH Malayalam Extra"/>
@@ -4297,7 +5145,6 @@
               </w:rPr>
               <w:t>Zy</w:t>
             </w:r>
-            <w:proofErr w:type="spellEnd"/>
             <w:r>
               <w:rPr>
                 <w:rFonts w:ascii="BRH Malayalam Extra" w:eastAsia="Times New Roman" w:hAnsi="BRH Malayalam Extra" w:cs="BRH Malayalam Extra"/>
@@ -4355,19 +5202,8 @@
                 <w:sz w:val="28"/>
                 <w:szCs w:val="32"/>
               </w:rPr>
-              <w:t xml:space="preserve">T.S.7.1.5.2 – </w:t>
-            </w:r>
-            <w:proofErr w:type="spellStart"/>
-            <w:r>
-              <w:rPr>
-                <w:rFonts w:cs="Arial"/>
-                <w:b/>
-                <w:sz w:val="28"/>
-                <w:szCs w:val="32"/>
-              </w:rPr>
-              <w:t>Kramam</w:t>
-            </w:r>
-            <w:proofErr w:type="spellEnd"/>
+              <w:t>T.S.7.1.5.2 – Kramam</w:t>
+            </w:r>
           </w:p>
           <w:p>
             <w:pPr>
@@ -4387,45 +5223,14 @@
                 <w:szCs w:val="32"/>
               </w:rPr>
             </w:pPr>
-            <w:proofErr w:type="spellStart"/>
-            <w:r>
-              <w:rPr>
-                <w:rFonts w:cs="Arial"/>
-                <w:b/>
-                <w:sz w:val="28"/>
-                <w:szCs w:val="32"/>
-              </w:rPr>
-              <w:t>Krama</w:t>
-            </w:r>
-            <w:proofErr w:type="spellEnd"/>
-            <w:r>
-              <w:rPr>
-                <w:rFonts w:cs="Arial"/>
-                <w:b/>
-                <w:sz w:val="28"/>
-                <w:szCs w:val="32"/>
-              </w:rPr>
-              <w:t xml:space="preserve"> </w:t>
-            </w:r>
-            <w:proofErr w:type="spellStart"/>
-            <w:r>
-              <w:rPr>
-                <w:rFonts w:cs="Arial"/>
-                <w:b/>
-                <w:sz w:val="28"/>
-                <w:szCs w:val="32"/>
-              </w:rPr>
-              <w:t>Vaakyam</w:t>
-            </w:r>
-            <w:proofErr w:type="spellEnd"/>
-            <w:r>
-              <w:rPr>
-                <w:rFonts w:cs="Arial"/>
-                <w:b/>
-                <w:sz w:val="28"/>
-                <w:szCs w:val="32"/>
-              </w:rPr>
-              <w:t xml:space="preserve"> No.– 37</w:t>
+            <w:r>
+              <w:rPr>
+                <w:rFonts w:cs="Arial"/>
+                <w:b/>
+                <w:sz w:val="28"/>
+                <w:szCs w:val="32"/>
+              </w:rPr>
+              <w:t>Krama Vaakyam No.– 37</w:t>
             </w:r>
           </w:p>
           <w:p>
@@ -4443,25 +5248,14 @@
                 <w:szCs w:val="36"/>
               </w:rPr>
             </w:pPr>
-            <w:proofErr w:type="spellStart"/>
-            <w:r>
-              <w:rPr>
-                <w:rFonts w:cs="Arial"/>
-                <w:b/>
-                <w:sz w:val="28"/>
-                <w:szCs w:val="32"/>
-              </w:rPr>
-              <w:t>Panchaati</w:t>
-            </w:r>
-            <w:proofErr w:type="spellEnd"/>
-            <w:r>
-              <w:rPr>
-                <w:rFonts w:cs="Arial"/>
-                <w:b/>
-                <w:sz w:val="28"/>
-                <w:szCs w:val="32"/>
-              </w:rPr>
-              <w:t xml:space="preserve"> No</w:t>
+            <w:r>
+              <w:rPr>
+                <w:rFonts w:cs="Arial"/>
+                <w:b/>
+                <w:sz w:val="28"/>
+                <w:szCs w:val="32"/>
+              </w:rPr>
+              <w:t>Panchaati No</w:t>
             </w:r>
             <w:r>
               <w:rPr>
@@ -5073,19 +5867,8 @@
                 <w:sz w:val="28"/>
                 <w:szCs w:val="32"/>
               </w:rPr>
-              <w:t xml:space="preserve"> – </w:t>
-            </w:r>
-            <w:proofErr w:type="spellStart"/>
-            <w:r>
-              <w:rPr>
-                <w:rFonts w:cs="Arial"/>
-                <w:b/>
-                <w:sz w:val="28"/>
-                <w:szCs w:val="32"/>
-              </w:rPr>
-              <w:t>Kramam</w:t>
-            </w:r>
-            <w:proofErr w:type="spellEnd"/>
+              <w:t xml:space="preserve"> – Kramam</w:t>
+            </w:r>
           </w:p>
           <w:p>
             <w:pPr>
@@ -5105,45 +5888,14 @@
                 <w:szCs w:val="32"/>
               </w:rPr>
             </w:pPr>
-            <w:proofErr w:type="spellStart"/>
-            <w:r>
-              <w:rPr>
-                <w:rFonts w:cs="Arial"/>
-                <w:b/>
-                <w:sz w:val="28"/>
-                <w:szCs w:val="32"/>
-              </w:rPr>
-              <w:t>Krama</w:t>
-            </w:r>
-            <w:proofErr w:type="spellEnd"/>
-            <w:r>
-              <w:rPr>
-                <w:rFonts w:cs="Arial"/>
-                <w:b/>
-                <w:sz w:val="28"/>
-                <w:szCs w:val="32"/>
-              </w:rPr>
-              <w:t xml:space="preserve"> </w:t>
-            </w:r>
-            <w:proofErr w:type="spellStart"/>
-            <w:r>
-              <w:rPr>
-                <w:rFonts w:cs="Arial"/>
-                <w:b/>
-                <w:sz w:val="28"/>
-                <w:szCs w:val="32"/>
-              </w:rPr>
-              <w:t>Vaakyam</w:t>
-            </w:r>
-            <w:proofErr w:type="spellEnd"/>
-            <w:r>
-              <w:rPr>
-                <w:rFonts w:cs="Arial"/>
-                <w:b/>
-                <w:sz w:val="28"/>
-                <w:szCs w:val="32"/>
-              </w:rPr>
-              <w:t xml:space="preserve"> No.– </w:t>
+            <w:r>
+              <w:rPr>
+                <w:rFonts w:cs="Arial"/>
+                <w:b/>
+                <w:sz w:val="28"/>
+                <w:szCs w:val="32"/>
+              </w:rPr>
+              <w:t xml:space="preserve">Krama Vaakyam No.– </w:t>
             </w:r>
             <w:r>
               <w:rPr>
@@ -5173,25 +5925,14 @@
                 <w:szCs w:val="32"/>
               </w:rPr>
             </w:pPr>
-            <w:proofErr w:type="spellStart"/>
-            <w:r>
-              <w:rPr>
-                <w:rFonts w:cs="Arial"/>
-                <w:b/>
-                <w:sz w:val="28"/>
-                <w:szCs w:val="32"/>
-              </w:rPr>
-              <w:t>Panchaati</w:t>
-            </w:r>
-            <w:proofErr w:type="spellEnd"/>
-            <w:r>
-              <w:rPr>
-                <w:rFonts w:cs="Arial"/>
-                <w:b/>
-                <w:sz w:val="28"/>
-                <w:szCs w:val="32"/>
-              </w:rPr>
-              <w:t xml:space="preserve"> No</w:t>
+            <w:r>
+              <w:rPr>
+                <w:rFonts w:cs="Arial"/>
+                <w:b/>
+                <w:sz w:val="28"/>
+                <w:szCs w:val="32"/>
+              </w:rPr>
+              <w:t>Panchaati No</w:t>
             </w:r>
             <w:r>
               <w:rPr>
@@ -5279,21 +6020,8 @@
                 <w:highlight w:val="yellow"/>
                 <w:lang w:val="en-IN" w:eastAsia="en-IN" w:bidi="ml-IN"/>
               </w:rPr>
-              <w:t>¥</w:t>
-            </w:r>
-            <w:proofErr w:type="spellStart"/>
-            <w:r>
-              <w:rPr>
-                <w:rFonts w:ascii="BRH Malayalam Extra" w:eastAsia="Times New Roman" w:hAnsi="BRH Malayalam Extra" w:cs="BRH Malayalam Extra"/>
-                <w:color w:val="000000"/>
-                <w:sz w:val="40"/>
-                <w:szCs w:val="40"/>
-                <w:highlight w:val="yellow"/>
-                <w:lang w:val="en-IN" w:eastAsia="en-IN" w:bidi="ml-IN"/>
-              </w:rPr>
-              <w:t>i</w:t>
-            </w:r>
-            <w:proofErr w:type="spellEnd"/>
+              <w:t>¥i</w:t>
+            </w:r>
             <w:r>
               <w:rPr>
                 <w:rFonts w:ascii="BRH Malayalam Extra" w:eastAsia="Times New Roman" w:hAnsi="BRH Malayalam Extra" w:cs="BRH Malayalam Extra"/>
@@ -5385,29 +6113,7 @@
                 <w:szCs w:val="40"/>
                 <w:lang w:val="en-IN" w:eastAsia="en-IN" w:bidi="ml-IN"/>
               </w:rPr>
-              <w:t xml:space="preserve"> ¥</w:t>
-            </w:r>
-            <w:proofErr w:type="spellStart"/>
-            <w:r>
-              <w:rPr>
-                <w:rFonts w:ascii="BRH Malayalam Extra" w:eastAsia="Times New Roman" w:hAnsi="BRH Malayalam Extra" w:cs="BRH Malayalam Extra"/>
-                <w:color w:val="000000"/>
-                <w:sz w:val="40"/>
-                <w:szCs w:val="40"/>
-                <w:lang w:val="en-IN" w:eastAsia="en-IN" w:bidi="ml-IN"/>
-              </w:rPr>
-              <w:t>i</w:t>
-            </w:r>
-            <w:proofErr w:type="spellEnd"/>
-            <w:r>
-              <w:rPr>
-                <w:rFonts w:ascii="BRH Malayalam Extra" w:eastAsia="Times New Roman" w:hAnsi="BRH Malayalam Extra" w:cs="BRH Malayalam Extra"/>
-                <w:color w:val="000000"/>
-                <w:sz w:val="40"/>
-                <w:szCs w:val="40"/>
-                <w:lang w:val="en-IN" w:eastAsia="en-IN" w:bidi="ml-IN"/>
-              </w:rPr>
-              <w:t xml:space="preserve"> | ¥</w:t>
+              <w:t xml:space="preserve"> ¥i | ¥</w:t>
             </w:r>
             <w:proofErr w:type="spellStart"/>
             <w:r>
@@ -5485,19 +6191,8 @@
                 <w:sz w:val="28"/>
                 <w:szCs w:val="32"/>
               </w:rPr>
-              <w:t xml:space="preserve">– </w:t>
-            </w:r>
-            <w:proofErr w:type="spellStart"/>
-            <w:r>
-              <w:rPr>
-                <w:rFonts w:cs="Arial"/>
-                <w:b/>
-                <w:sz w:val="28"/>
-                <w:szCs w:val="32"/>
-              </w:rPr>
-              <w:t>Kramam</w:t>
-            </w:r>
-            <w:proofErr w:type="spellEnd"/>
+              <w:t>– Kramam</w:t>
+            </w:r>
           </w:p>
           <w:p>
             <w:pPr>
@@ -5517,45 +6212,14 @@
                 <w:szCs w:val="32"/>
               </w:rPr>
             </w:pPr>
-            <w:proofErr w:type="spellStart"/>
-            <w:r>
-              <w:rPr>
-                <w:rFonts w:cs="Arial"/>
-                <w:b/>
-                <w:sz w:val="28"/>
-                <w:szCs w:val="32"/>
-              </w:rPr>
-              <w:t>Krama</w:t>
-            </w:r>
-            <w:proofErr w:type="spellEnd"/>
-            <w:r>
-              <w:rPr>
-                <w:rFonts w:cs="Arial"/>
-                <w:b/>
-                <w:sz w:val="28"/>
-                <w:szCs w:val="32"/>
-              </w:rPr>
-              <w:t xml:space="preserve"> </w:t>
-            </w:r>
-            <w:proofErr w:type="spellStart"/>
-            <w:r>
-              <w:rPr>
-                <w:rFonts w:cs="Arial"/>
-                <w:b/>
-                <w:sz w:val="28"/>
-                <w:szCs w:val="32"/>
-              </w:rPr>
-              <w:t>Vaakyam</w:t>
-            </w:r>
-            <w:proofErr w:type="spellEnd"/>
-            <w:r>
-              <w:rPr>
-                <w:rFonts w:cs="Arial"/>
-                <w:b/>
-                <w:sz w:val="28"/>
-                <w:szCs w:val="32"/>
-              </w:rPr>
-              <w:t xml:space="preserve"> No.– </w:t>
+            <w:r>
+              <w:rPr>
+                <w:rFonts w:cs="Arial"/>
+                <w:b/>
+                <w:sz w:val="28"/>
+                <w:szCs w:val="32"/>
+              </w:rPr>
+              <w:t xml:space="preserve">Krama Vaakyam No.– </w:t>
             </w:r>
             <w:r>
               <w:rPr>
@@ -5585,25 +6249,14 @@
                 <w:szCs w:val="32"/>
               </w:rPr>
             </w:pPr>
-            <w:proofErr w:type="spellStart"/>
-            <w:r>
-              <w:rPr>
-                <w:rFonts w:cs="Arial"/>
-                <w:b/>
-                <w:sz w:val="28"/>
-                <w:szCs w:val="32"/>
-              </w:rPr>
-              <w:t>Panchaati</w:t>
-            </w:r>
-            <w:proofErr w:type="spellEnd"/>
-            <w:r>
-              <w:rPr>
-                <w:rFonts w:cs="Arial"/>
-                <w:b/>
-                <w:sz w:val="28"/>
-                <w:szCs w:val="32"/>
-              </w:rPr>
-              <w:t xml:space="preserve"> No</w:t>
+            <w:r>
+              <w:rPr>
+                <w:rFonts w:cs="Arial"/>
+                <w:b/>
+                <w:sz w:val="28"/>
+                <w:szCs w:val="32"/>
+              </w:rPr>
+              <w:t>Panchaati No</w:t>
             </w:r>
             <w:r>
               <w:rPr>
@@ -6133,20 +6786,8 @@
                 <w:sz w:val="28"/>
                 <w:szCs w:val="32"/>
               </w:rPr>
-              <w:lastRenderedPageBreak/>
-              <w:t xml:space="preserve">T.S.7.1.6.5 – </w:t>
-            </w:r>
-            <w:proofErr w:type="spellStart"/>
-            <w:r>
-              <w:rPr>
-                <w:rFonts w:cs="Arial"/>
-                <w:b/>
-                <w:sz w:val="28"/>
-                <w:szCs w:val="32"/>
-              </w:rPr>
-              <w:t>Kramam</w:t>
-            </w:r>
-            <w:proofErr w:type="spellEnd"/>
+              <w:t>T.S.7.1.6.5 – Kramam</w:t>
+            </w:r>
           </w:p>
           <w:p>
             <w:pPr>
@@ -6166,45 +6807,14 @@
                 <w:szCs w:val="32"/>
               </w:rPr>
             </w:pPr>
-            <w:proofErr w:type="spellStart"/>
-            <w:r>
-              <w:rPr>
-                <w:rFonts w:cs="Arial"/>
-                <w:b/>
-                <w:sz w:val="28"/>
-                <w:szCs w:val="32"/>
-              </w:rPr>
-              <w:t>Krama</w:t>
-            </w:r>
-            <w:proofErr w:type="spellEnd"/>
-            <w:r>
-              <w:rPr>
-                <w:rFonts w:cs="Arial"/>
-                <w:b/>
-                <w:sz w:val="28"/>
-                <w:szCs w:val="32"/>
-              </w:rPr>
-              <w:t xml:space="preserve"> </w:t>
-            </w:r>
-            <w:proofErr w:type="spellStart"/>
-            <w:r>
-              <w:rPr>
-                <w:rFonts w:cs="Arial"/>
-                <w:b/>
-                <w:sz w:val="28"/>
-                <w:szCs w:val="32"/>
-              </w:rPr>
-              <w:t>Vaakyam</w:t>
-            </w:r>
-            <w:proofErr w:type="spellEnd"/>
-            <w:r>
-              <w:rPr>
-                <w:rFonts w:cs="Arial"/>
-                <w:b/>
-                <w:sz w:val="28"/>
-                <w:szCs w:val="32"/>
-              </w:rPr>
-              <w:t xml:space="preserve"> No.– 6</w:t>
+            <w:r>
+              <w:rPr>
+                <w:rFonts w:cs="Arial"/>
+                <w:b/>
+                <w:sz w:val="28"/>
+                <w:szCs w:val="32"/>
+              </w:rPr>
+              <w:t>Krama Vaakyam No.– 6</w:t>
             </w:r>
           </w:p>
           <w:p>
@@ -6225,25 +6835,14 @@
                 <w:szCs w:val="32"/>
               </w:rPr>
             </w:pPr>
-            <w:proofErr w:type="spellStart"/>
-            <w:r>
-              <w:rPr>
-                <w:rFonts w:cs="Arial"/>
-                <w:b/>
-                <w:sz w:val="28"/>
-                <w:szCs w:val="32"/>
-              </w:rPr>
-              <w:t>Panchaati</w:t>
-            </w:r>
-            <w:proofErr w:type="spellEnd"/>
-            <w:r>
-              <w:rPr>
-                <w:rFonts w:cs="Arial"/>
-                <w:b/>
-                <w:sz w:val="28"/>
-                <w:szCs w:val="32"/>
-              </w:rPr>
-              <w:t xml:space="preserve"> No</w:t>
+            <w:r>
+              <w:rPr>
+                <w:rFonts w:cs="Arial"/>
+                <w:b/>
+                <w:sz w:val="28"/>
+                <w:szCs w:val="32"/>
+              </w:rPr>
+              <w:t>Panchaati No</w:t>
             </w:r>
             <w:r>
               <w:rPr>
@@ -6283,27 +6882,15 @@
                 <w:lang w:val="en-IN" w:eastAsia="en-IN" w:bidi="ml-IN"/>
               </w:rPr>
             </w:pPr>
-            <w:proofErr w:type="spellStart"/>
-            <w:r>
-              <w:rPr>
-                <w:rFonts w:ascii="BRH Malayalam Extra" w:eastAsia="Times New Roman" w:hAnsi="BRH Malayalam Extra" w:cs="BRH Malayalam Extra"/>
-                <w:color w:val="000000"/>
-                <w:sz w:val="40"/>
-                <w:szCs w:val="40"/>
-                <w:lang w:val="en-IN" w:eastAsia="en-IN" w:bidi="ml-IN"/>
-              </w:rPr>
-              <w:t>pk</w:t>
-            </w:r>
-            <w:proofErr w:type="spellEnd"/>
-            <w:r>
-              <w:rPr>
-                <w:rFonts w:ascii="BRH Malayalam Extra" w:eastAsia="Times New Roman" w:hAnsi="BRH Malayalam Extra" w:cs="BRH Malayalam Extra"/>
-                <w:color w:val="000000"/>
-                <w:sz w:val="40"/>
-                <w:szCs w:val="40"/>
-                <w:lang w:val="en-IN" w:eastAsia="en-IN" w:bidi="ml-IN"/>
-              </w:rPr>
-              <w:t>—J s</w:t>
+            <w:r>
+              <w:rPr>
+                <w:rFonts w:ascii="BRH Malayalam Extra" w:eastAsia="Times New Roman" w:hAnsi="BRH Malayalam Extra" w:cs="BRH Malayalam Extra"/>
+                <w:color w:val="000000"/>
+                <w:sz w:val="40"/>
+                <w:szCs w:val="40"/>
+                <w:lang w:val="en-IN" w:eastAsia="en-IN" w:bidi="ml-IN"/>
+              </w:rPr>
+              <w:t>pk—J s</w:t>
             </w:r>
             <w:r>
               <w:rPr>
@@ -6451,27 +7038,15 @@
                 <w:lang w:val="en-IN" w:eastAsia="en-IN" w:bidi="ml-IN"/>
               </w:rPr>
             </w:pPr>
-            <w:proofErr w:type="spellStart"/>
-            <w:r>
-              <w:rPr>
-                <w:rFonts w:ascii="BRH Malayalam Extra" w:eastAsia="Times New Roman" w:hAnsi="BRH Malayalam Extra" w:cs="BRH Malayalam Extra"/>
-                <w:color w:val="000000"/>
-                <w:sz w:val="40"/>
-                <w:szCs w:val="40"/>
-                <w:lang w:val="en-IN" w:eastAsia="en-IN" w:bidi="ml-IN"/>
-              </w:rPr>
-              <w:t>pk</w:t>
-            </w:r>
-            <w:proofErr w:type="spellEnd"/>
-            <w:r>
-              <w:rPr>
-                <w:rFonts w:ascii="BRH Malayalam Extra" w:eastAsia="Times New Roman" w:hAnsi="BRH Malayalam Extra" w:cs="BRH Malayalam Extra"/>
-                <w:color w:val="000000"/>
-                <w:sz w:val="40"/>
-                <w:szCs w:val="40"/>
-                <w:lang w:val="en-IN" w:eastAsia="en-IN" w:bidi="ml-IN"/>
-              </w:rPr>
-              <w:t>—J s</w:t>
+            <w:r>
+              <w:rPr>
+                <w:rFonts w:ascii="BRH Malayalam Extra" w:eastAsia="Times New Roman" w:hAnsi="BRH Malayalam Extra" w:cs="BRH Malayalam Extra"/>
+                <w:color w:val="000000"/>
+                <w:sz w:val="40"/>
+                <w:szCs w:val="40"/>
+                <w:lang w:val="en-IN" w:eastAsia="en-IN" w:bidi="ml-IN"/>
+              </w:rPr>
+              <w:t>pk—J s</w:t>
             </w:r>
             <w:r>
               <w:rPr>
@@ -6630,19 +7205,9 @@
                 <w:sz w:val="28"/>
                 <w:szCs w:val="32"/>
               </w:rPr>
-              <w:t xml:space="preserve">T.S.7.1.6.6 – </w:t>
-            </w:r>
-            <w:proofErr w:type="spellStart"/>
-            <w:r>
-              <w:rPr>
-                <w:rFonts w:cs="Arial"/>
-                <w:b/>
-                <w:sz w:val="28"/>
-                <w:szCs w:val="32"/>
-              </w:rPr>
-              <w:t>Kramam</w:t>
-            </w:r>
-            <w:proofErr w:type="spellEnd"/>
+              <w:lastRenderedPageBreak/>
+              <w:t>T.S.7.1.6.6 – Kramam</w:t>
+            </w:r>
           </w:p>
           <w:p>
             <w:pPr>
@@ -6662,45 +7227,14 @@
                 <w:szCs w:val="32"/>
               </w:rPr>
             </w:pPr>
-            <w:proofErr w:type="spellStart"/>
-            <w:r>
-              <w:rPr>
-                <w:rFonts w:cs="Arial"/>
-                <w:b/>
-                <w:sz w:val="28"/>
-                <w:szCs w:val="32"/>
-              </w:rPr>
-              <w:t>Krama</w:t>
-            </w:r>
-            <w:proofErr w:type="spellEnd"/>
-            <w:r>
-              <w:rPr>
-                <w:rFonts w:cs="Arial"/>
-                <w:b/>
-                <w:sz w:val="28"/>
-                <w:szCs w:val="32"/>
-              </w:rPr>
-              <w:t xml:space="preserve"> </w:t>
-            </w:r>
-            <w:proofErr w:type="spellStart"/>
-            <w:r>
-              <w:rPr>
-                <w:rFonts w:cs="Arial"/>
-                <w:b/>
-                <w:sz w:val="28"/>
-                <w:szCs w:val="32"/>
-              </w:rPr>
-              <w:t>Vaakyam</w:t>
-            </w:r>
-            <w:proofErr w:type="spellEnd"/>
-            <w:r>
-              <w:rPr>
-                <w:rFonts w:cs="Arial"/>
-                <w:b/>
-                <w:sz w:val="28"/>
-                <w:szCs w:val="32"/>
-              </w:rPr>
-              <w:t xml:space="preserve"> No.– 9</w:t>
+            <w:r>
+              <w:rPr>
+                <w:rFonts w:cs="Arial"/>
+                <w:b/>
+                <w:sz w:val="28"/>
+                <w:szCs w:val="32"/>
+              </w:rPr>
+              <w:t>Krama Vaakyam No.– 9</w:t>
             </w:r>
           </w:p>
           <w:p>
@@ -6721,25 +7255,14 @@
                 <w:szCs w:val="32"/>
               </w:rPr>
             </w:pPr>
-            <w:proofErr w:type="spellStart"/>
-            <w:r>
-              <w:rPr>
-                <w:rFonts w:cs="Arial"/>
-                <w:b/>
-                <w:sz w:val="28"/>
-                <w:szCs w:val="32"/>
-              </w:rPr>
-              <w:t>Panchaati</w:t>
-            </w:r>
-            <w:proofErr w:type="spellEnd"/>
-            <w:r>
-              <w:rPr>
-                <w:rFonts w:cs="Arial"/>
-                <w:b/>
-                <w:sz w:val="28"/>
-                <w:szCs w:val="32"/>
-              </w:rPr>
-              <w:t xml:space="preserve"> No</w:t>
+            <w:r>
+              <w:rPr>
+                <w:rFonts w:cs="Arial"/>
+                <w:b/>
+                <w:sz w:val="28"/>
+                <w:szCs w:val="32"/>
+              </w:rPr>
+              <w:t>Panchaati No</w:t>
             </w:r>
             <w:r>
               <w:rPr>
@@ -6775,7 +7298,6 @@
                 <w:lang w:val="en-IN" w:eastAsia="en-IN" w:bidi="ml-IN"/>
               </w:rPr>
             </w:pPr>
-            <w:proofErr w:type="spellStart"/>
             <w:r>
               <w:rPr>
                 <w:rFonts w:ascii="BRH Malayalam Extra" w:eastAsia="Times New Roman" w:hAnsi="BRH Malayalam Extra" w:cs="BRH Malayalam Extra"/>
@@ -6786,7 +7308,6 @@
               </w:rPr>
               <w:t>pk</w:t>
             </w:r>
-            <w:proofErr w:type="spellEnd"/>
             <w:r>
               <w:rPr>
                 <w:rFonts w:ascii="BRH Malayalam Extra" w:eastAsia="Times New Roman" w:hAnsi="BRH Malayalam Extra" w:cs="BRH Malayalam Extra"/>
@@ -6960,7 +7481,6 @@
                 <w:lang w:val="en-IN" w:eastAsia="en-IN" w:bidi="ml-IN"/>
               </w:rPr>
             </w:pPr>
-            <w:proofErr w:type="spellStart"/>
             <w:r>
               <w:rPr>
                 <w:rFonts w:ascii="BRH Malayalam Extra" w:eastAsia="Times New Roman" w:hAnsi="BRH Malayalam Extra" w:cs="BRH Malayalam Extra"/>
@@ -6971,7 +7491,6 @@
               </w:rPr>
               <w:t>pk</w:t>
             </w:r>
-            <w:proofErr w:type="spellEnd"/>
             <w:r>
               <w:rPr>
                 <w:rFonts w:ascii="BRH Malayalam Extra" w:eastAsia="Times New Roman" w:hAnsi="BRH Malayalam Extra" w:cs="BRH Malayalam Extra"/>
@@ -7174,19 +7693,8 @@
                 <w:sz w:val="28"/>
                 <w:szCs w:val="32"/>
               </w:rPr>
-              <w:t xml:space="preserve">T.S.7.1.7.3 – </w:t>
-            </w:r>
-            <w:proofErr w:type="spellStart"/>
-            <w:r>
-              <w:rPr>
-                <w:rFonts w:cs="Arial"/>
-                <w:b/>
-                <w:sz w:val="28"/>
-                <w:szCs w:val="32"/>
-              </w:rPr>
-              <w:t>Kramam</w:t>
-            </w:r>
-            <w:proofErr w:type="spellEnd"/>
+              <w:t>T.S.7.1.7.3 – Kramam</w:t>
+            </w:r>
           </w:p>
           <w:p>
             <w:pPr>
@@ -7206,45 +7714,14 @@
                 <w:szCs w:val="32"/>
               </w:rPr>
             </w:pPr>
-            <w:proofErr w:type="spellStart"/>
-            <w:r>
-              <w:rPr>
-                <w:rFonts w:cs="Arial"/>
-                <w:b/>
-                <w:sz w:val="28"/>
-                <w:szCs w:val="32"/>
-              </w:rPr>
-              <w:t>Krama</w:t>
-            </w:r>
-            <w:proofErr w:type="spellEnd"/>
-            <w:r>
-              <w:rPr>
-                <w:rFonts w:cs="Arial"/>
-                <w:b/>
-                <w:sz w:val="28"/>
-                <w:szCs w:val="32"/>
-              </w:rPr>
-              <w:t xml:space="preserve"> </w:t>
-            </w:r>
-            <w:proofErr w:type="spellStart"/>
-            <w:r>
-              <w:rPr>
-                <w:rFonts w:cs="Arial"/>
-                <w:b/>
-                <w:sz w:val="28"/>
-                <w:szCs w:val="32"/>
-              </w:rPr>
-              <w:t>Vaakyam</w:t>
-            </w:r>
-            <w:proofErr w:type="spellEnd"/>
-            <w:r>
-              <w:rPr>
-                <w:rFonts w:cs="Arial"/>
-                <w:b/>
-                <w:sz w:val="28"/>
-                <w:szCs w:val="32"/>
-              </w:rPr>
-              <w:t xml:space="preserve"> No.– 43</w:t>
+            <w:r>
+              <w:rPr>
+                <w:rFonts w:cs="Arial"/>
+                <w:b/>
+                <w:sz w:val="28"/>
+                <w:szCs w:val="32"/>
+              </w:rPr>
+              <w:t>Krama Vaakyam No.– 43</w:t>
             </w:r>
           </w:p>
           <w:p>
@@ -7265,25 +7742,14 @@
                 <w:szCs w:val="32"/>
               </w:rPr>
             </w:pPr>
-            <w:proofErr w:type="spellStart"/>
-            <w:r>
-              <w:rPr>
-                <w:rFonts w:cs="Arial"/>
-                <w:b/>
-                <w:sz w:val="28"/>
-                <w:szCs w:val="32"/>
-              </w:rPr>
-              <w:t>Panchaati</w:t>
-            </w:r>
-            <w:proofErr w:type="spellEnd"/>
-            <w:r>
-              <w:rPr>
-                <w:rFonts w:cs="Arial"/>
-                <w:b/>
-                <w:sz w:val="28"/>
-                <w:szCs w:val="32"/>
-              </w:rPr>
-              <w:t xml:space="preserve"> No</w:t>
+            <w:r>
+              <w:rPr>
+                <w:rFonts w:cs="Arial"/>
+                <w:b/>
+                <w:sz w:val="28"/>
+                <w:szCs w:val="32"/>
+              </w:rPr>
+              <w:t>Panchaati No</w:t>
             </w:r>
             <w:r>
               <w:rPr>
@@ -7574,19 +8040,8 @@
                 <w:sz w:val="28"/>
                 <w:szCs w:val="32"/>
               </w:rPr>
-              <w:t xml:space="preserve">T.S.7.1.7.3 – </w:t>
-            </w:r>
-            <w:proofErr w:type="spellStart"/>
-            <w:r>
-              <w:rPr>
-                <w:rFonts w:cs="Arial"/>
-                <w:b/>
-                <w:sz w:val="28"/>
-                <w:szCs w:val="32"/>
-              </w:rPr>
-              <w:t>Kramam</w:t>
-            </w:r>
-            <w:proofErr w:type="spellEnd"/>
+              <w:t>T.S.7.1.7.3 – Kramam</w:t>
+            </w:r>
           </w:p>
           <w:p>
             <w:pPr>
@@ -7606,45 +8061,14 @@
                 <w:szCs w:val="32"/>
               </w:rPr>
             </w:pPr>
-            <w:proofErr w:type="spellStart"/>
-            <w:r>
-              <w:rPr>
-                <w:rFonts w:cs="Arial"/>
-                <w:b/>
-                <w:sz w:val="28"/>
-                <w:szCs w:val="32"/>
-              </w:rPr>
-              <w:t>Krama</w:t>
-            </w:r>
-            <w:proofErr w:type="spellEnd"/>
-            <w:r>
-              <w:rPr>
-                <w:rFonts w:cs="Arial"/>
-                <w:b/>
-                <w:sz w:val="28"/>
-                <w:szCs w:val="32"/>
-              </w:rPr>
-              <w:t xml:space="preserve"> </w:t>
-            </w:r>
-            <w:proofErr w:type="spellStart"/>
-            <w:r>
-              <w:rPr>
-                <w:rFonts w:cs="Arial"/>
-                <w:b/>
-                <w:sz w:val="28"/>
-                <w:szCs w:val="32"/>
-              </w:rPr>
-              <w:t>Vaakyam</w:t>
-            </w:r>
-            <w:proofErr w:type="spellEnd"/>
-            <w:r>
-              <w:rPr>
-                <w:rFonts w:cs="Arial"/>
-                <w:b/>
-                <w:sz w:val="28"/>
-                <w:szCs w:val="32"/>
-              </w:rPr>
-              <w:t xml:space="preserve"> No.– 46</w:t>
+            <w:r>
+              <w:rPr>
+                <w:rFonts w:cs="Arial"/>
+                <w:b/>
+                <w:sz w:val="28"/>
+                <w:szCs w:val="32"/>
+              </w:rPr>
+              <w:t>Krama Vaakyam No.– 46</w:t>
             </w:r>
           </w:p>
           <w:p>
@@ -7665,25 +8089,14 @@
                 <w:szCs w:val="32"/>
               </w:rPr>
             </w:pPr>
-            <w:proofErr w:type="spellStart"/>
-            <w:r>
-              <w:rPr>
-                <w:rFonts w:cs="Arial"/>
-                <w:b/>
-                <w:sz w:val="28"/>
-                <w:szCs w:val="32"/>
-              </w:rPr>
-              <w:t>Panchaati</w:t>
-            </w:r>
-            <w:proofErr w:type="spellEnd"/>
-            <w:r>
-              <w:rPr>
-                <w:rFonts w:cs="Arial"/>
-                <w:b/>
-                <w:sz w:val="28"/>
-                <w:szCs w:val="32"/>
-              </w:rPr>
-              <w:t xml:space="preserve"> No</w:t>
+            <w:r>
+              <w:rPr>
+                <w:rFonts w:cs="Arial"/>
+                <w:b/>
+                <w:sz w:val="28"/>
+                <w:szCs w:val="32"/>
+              </w:rPr>
+              <w:t>Panchaati No</w:t>
             </w:r>
             <w:r>
               <w:rPr>
@@ -8108,19 +8521,8 @@
                 <w:sz w:val="28"/>
                 <w:szCs w:val="32"/>
               </w:rPr>
-              <w:t xml:space="preserve">T.S.7.1.7.3 – </w:t>
-            </w:r>
-            <w:proofErr w:type="spellStart"/>
-            <w:r>
-              <w:rPr>
-                <w:rFonts w:cs="Arial"/>
-                <w:b/>
-                <w:sz w:val="28"/>
-                <w:szCs w:val="32"/>
-              </w:rPr>
-              <w:t>Kramam</w:t>
-            </w:r>
-            <w:proofErr w:type="spellEnd"/>
+              <w:t>T.S.7.1.7.3 – Kramam</w:t>
+            </w:r>
           </w:p>
           <w:p>
             <w:pPr>
@@ -8140,45 +8542,14 @@
                 <w:szCs w:val="32"/>
               </w:rPr>
             </w:pPr>
-            <w:proofErr w:type="spellStart"/>
-            <w:r>
-              <w:rPr>
-                <w:rFonts w:cs="Arial"/>
-                <w:b/>
-                <w:sz w:val="28"/>
-                <w:szCs w:val="32"/>
-              </w:rPr>
-              <w:t>Krama</w:t>
-            </w:r>
-            <w:proofErr w:type="spellEnd"/>
-            <w:r>
-              <w:rPr>
-                <w:rFonts w:cs="Arial"/>
-                <w:b/>
-                <w:sz w:val="28"/>
-                <w:szCs w:val="32"/>
-              </w:rPr>
-              <w:t xml:space="preserve"> </w:t>
-            </w:r>
-            <w:proofErr w:type="spellStart"/>
-            <w:r>
-              <w:rPr>
-                <w:rFonts w:cs="Arial"/>
-                <w:b/>
-                <w:sz w:val="28"/>
-                <w:szCs w:val="32"/>
-              </w:rPr>
-              <w:t>Vaakyam</w:t>
-            </w:r>
-            <w:proofErr w:type="spellEnd"/>
-            <w:r>
-              <w:rPr>
-                <w:rFonts w:cs="Arial"/>
-                <w:b/>
-                <w:sz w:val="28"/>
-                <w:szCs w:val="32"/>
-              </w:rPr>
-              <w:t xml:space="preserve"> No.– </w:t>
+            <w:r>
+              <w:rPr>
+                <w:rFonts w:cs="Arial"/>
+                <w:b/>
+                <w:sz w:val="28"/>
+                <w:szCs w:val="32"/>
+              </w:rPr>
+              <w:t xml:space="preserve">Krama Vaakyam No.– </w:t>
             </w:r>
             <w:r>
               <w:rPr>
@@ -8208,25 +8579,14 @@
                 <w:szCs w:val="32"/>
               </w:rPr>
             </w:pPr>
-            <w:proofErr w:type="spellStart"/>
-            <w:r>
-              <w:rPr>
-                <w:rFonts w:cs="Arial"/>
-                <w:b/>
-                <w:sz w:val="28"/>
-                <w:szCs w:val="32"/>
-              </w:rPr>
-              <w:t>Panchaati</w:t>
-            </w:r>
-            <w:proofErr w:type="spellEnd"/>
-            <w:r>
-              <w:rPr>
-                <w:rFonts w:cs="Arial"/>
-                <w:b/>
-                <w:sz w:val="28"/>
-                <w:szCs w:val="32"/>
-              </w:rPr>
-              <w:t xml:space="preserve"> No</w:t>
+            <w:r>
+              <w:rPr>
+                <w:rFonts w:cs="Arial"/>
+                <w:b/>
+                <w:sz w:val="28"/>
+                <w:szCs w:val="32"/>
+              </w:rPr>
+              <w:t>Panchaati No</w:t>
             </w:r>
             <w:r>
               <w:rPr>
@@ -8633,19 +8993,8 @@
                 <w:sz w:val="28"/>
                 <w:szCs w:val="32"/>
               </w:rPr>
-              <w:t xml:space="preserve">T.S.7.1.7.3 – </w:t>
-            </w:r>
-            <w:proofErr w:type="spellStart"/>
-            <w:r>
-              <w:rPr>
-                <w:rFonts w:cs="Arial"/>
-                <w:b/>
-                <w:sz w:val="28"/>
-                <w:szCs w:val="32"/>
-              </w:rPr>
-              <w:t>Kramam</w:t>
-            </w:r>
-            <w:proofErr w:type="spellEnd"/>
+              <w:t>T.S.7.1.7.3 – Kramam</w:t>
+            </w:r>
           </w:p>
           <w:p>
             <w:pPr>
@@ -8665,45 +9014,14 @@
                 <w:szCs w:val="32"/>
               </w:rPr>
             </w:pPr>
-            <w:proofErr w:type="spellStart"/>
-            <w:r>
-              <w:rPr>
-                <w:rFonts w:cs="Arial"/>
-                <w:b/>
-                <w:sz w:val="28"/>
-                <w:szCs w:val="32"/>
-              </w:rPr>
-              <w:t>Krama</w:t>
-            </w:r>
-            <w:proofErr w:type="spellEnd"/>
-            <w:r>
-              <w:rPr>
-                <w:rFonts w:cs="Arial"/>
-                <w:b/>
-                <w:sz w:val="28"/>
-                <w:szCs w:val="32"/>
-              </w:rPr>
-              <w:t xml:space="preserve"> </w:t>
-            </w:r>
-            <w:proofErr w:type="spellStart"/>
-            <w:r>
-              <w:rPr>
-                <w:rFonts w:cs="Arial"/>
-                <w:b/>
-                <w:sz w:val="28"/>
-                <w:szCs w:val="32"/>
-              </w:rPr>
-              <w:t>Vaakyam</w:t>
-            </w:r>
-            <w:proofErr w:type="spellEnd"/>
-            <w:r>
-              <w:rPr>
-                <w:rFonts w:cs="Arial"/>
-                <w:b/>
-                <w:sz w:val="28"/>
-                <w:szCs w:val="32"/>
-              </w:rPr>
-              <w:t xml:space="preserve"> No.– 53</w:t>
+            <w:r>
+              <w:rPr>
+                <w:rFonts w:cs="Arial"/>
+                <w:b/>
+                <w:sz w:val="28"/>
+                <w:szCs w:val="32"/>
+              </w:rPr>
+              <w:t>Krama Vaakyam No.– 53</w:t>
             </w:r>
           </w:p>
           <w:p>
@@ -8724,25 +9042,14 @@
                 <w:szCs w:val="32"/>
               </w:rPr>
             </w:pPr>
-            <w:proofErr w:type="spellStart"/>
-            <w:r>
-              <w:rPr>
-                <w:rFonts w:cs="Arial"/>
-                <w:b/>
-                <w:sz w:val="28"/>
-                <w:szCs w:val="32"/>
-              </w:rPr>
-              <w:t>Panchaati</w:t>
-            </w:r>
-            <w:proofErr w:type="spellEnd"/>
-            <w:r>
-              <w:rPr>
-                <w:rFonts w:cs="Arial"/>
-                <w:b/>
-                <w:sz w:val="28"/>
-                <w:szCs w:val="32"/>
-              </w:rPr>
-              <w:t xml:space="preserve"> No</w:t>
+            <w:r>
+              <w:rPr>
+                <w:rFonts w:cs="Arial"/>
+                <w:b/>
+                <w:sz w:val="28"/>
+                <w:szCs w:val="32"/>
+              </w:rPr>
+              <w:t>Panchaati No</w:t>
             </w:r>
             <w:r>
               <w:rPr>
@@ -9191,20 +9498,8 @@
                 <w:sz w:val="28"/>
                 <w:szCs w:val="32"/>
               </w:rPr>
-              <w:lastRenderedPageBreak/>
-              <w:t xml:space="preserve">T.S.7.1.8.2 – </w:t>
-            </w:r>
-            <w:proofErr w:type="spellStart"/>
-            <w:r>
-              <w:rPr>
-                <w:rFonts w:cs="Arial"/>
-                <w:b/>
-                <w:sz w:val="28"/>
-                <w:szCs w:val="32"/>
-              </w:rPr>
-              <w:t>Kramam</w:t>
-            </w:r>
-            <w:proofErr w:type="spellEnd"/>
+              <w:t>T.S.7.1.8.2 – Kramam</w:t>
+            </w:r>
           </w:p>
           <w:p>
             <w:pPr>
@@ -9224,45 +9519,14 @@
                 <w:szCs w:val="32"/>
               </w:rPr>
             </w:pPr>
-            <w:proofErr w:type="spellStart"/>
-            <w:r>
-              <w:rPr>
-                <w:rFonts w:cs="Arial"/>
-                <w:b/>
-                <w:sz w:val="28"/>
-                <w:szCs w:val="32"/>
-              </w:rPr>
-              <w:t>Krama</w:t>
-            </w:r>
-            <w:proofErr w:type="spellEnd"/>
-            <w:r>
-              <w:rPr>
-                <w:rFonts w:cs="Arial"/>
-                <w:b/>
-                <w:sz w:val="28"/>
-                <w:szCs w:val="32"/>
-              </w:rPr>
-              <w:t xml:space="preserve"> </w:t>
-            </w:r>
-            <w:proofErr w:type="spellStart"/>
-            <w:r>
-              <w:rPr>
-                <w:rFonts w:cs="Arial"/>
-                <w:b/>
-                <w:sz w:val="28"/>
-                <w:szCs w:val="32"/>
-              </w:rPr>
-              <w:t>Vaakyam</w:t>
-            </w:r>
-            <w:proofErr w:type="spellEnd"/>
-            <w:r>
-              <w:rPr>
-                <w:rFonts w:cs="Arial"/>
-                <w:b/>
-                <w:sz w:val="28"/>
-                <w:szCs w:val="32"/>
-              </w:rPr>
-              <w:t xml:space="preserve"> No.– 27</w:t>
+            <w:r>
+              <w:rPr>
+                <w:rFonts w:cs="Arial"/>
+                <w:b/>
+                <w:sz w:val="28"/>
+                <w:szCs w:val="32"/>
+              </w:rPr>
+              <w:t>Krama Vaakyam No.– 27</w:t>
             </w:r>
           </w:p>
           <w:p>
@@ -9283,25 +9547,14 @@
                 <w:szCs w:val="32"/>
               </w:rPr>
             </w:pPr>
-            <w:proofErr w:type="spellStart"/>
-            <w:r>
-              <w:rPr>
-                <w:rFonts w:cs="Arial"/>
-                <w:b/>
-                <w:sz w:val="28"/>
-                <w:szCs w:val="32"/>
-              </w:rPr>
-              <w:t>Panchaati</w:t>
-            </w:r>
-            <w:proofErr w:type="spellEnd"/>
-            <w:r>
-              <w:rPr>
-                <w:rFonts w:cs="Arial"/>
-                <w:b/>
-                <w:sz w:val="28"/>
-                <w:szCs w:val="32"/>
-              </w:rPr>
-              <w:t xml:space="preserve"> No</w:t>
+            <w:r>
+              <w:rPr>
+                <w:rFonts w:cs="Arial"/>
+                <w:b/>
+                <w:sz w:val="28"/>
+                <w:szCs w:val="32"/>
+              </w:rPr>
+              <w:t>Panchaati No</w:t>
             </w:r>
             <w:r>
               <w:rPr>
@@ -9739,19 +9992,9 @@
                 <w:sz w:val="28"/>
                 <w:szCs w:val="32"/>
               </w:rPr>
-              <w:t xml:space="preserve">T.S.7.1.8.2 – </w:t>
-            </w:r>
-            <w:proofErr w:type="spellStart"/>
-            <w:r>
-              <w:rPr>
-                <w:rFonts w:cs="Arial"/>
-                <w:b/>
-                <w:sz w:val="28"/>
-                <w:szCs w:val="32"/>
-              </w:rPr>
-              <w:t>Kramam</w:t>
-            </w:r>
-            <w:proofErr w:type="spellEnd"/>
+              <w:lastRenderedPageBreak/>
+              <w:t>T.S.7.1.8.2 – Kramam</w:t>
+            </w:r>
           </w:p>
           <w:p>
             <w:pPr>
@@ -9771,45 +10014,14 @@
                 <w:szCs w:val="32"/>
               </w:rPr>
             </w:pPr>
-            <w:proofErr w:type="spellStart"/>
-            <w:r>
-              <w:rPr>
-                <w:rFonts w:cs="Arial"/>
-                <w:b/>
-                <w:sz w:val="28"/>
-                <w:szCs w:val="32"/>
-              </w:rPr>
-              <w:t>Krama</w:t>
-            </w:r>
-            <w:proofErr w:type="spellEnd"/>
-            <w:r>
-              <w:rPr>
-                <w:rFonts w:cs="Arial"/>
-                <w:b/>
-                <w:sz w:val="28"/>
-                <w:szCs w:val="32"/>
-              </w:rPr>
-              <w:t xml:space="preserve"> </w:t>
-            </w:r>
-            <w:proofErr w:type="spellStart"/>
-            <w:r>
-              <w:rPr>
-                <w:rFonts w:cs="Arial"/>
-                <w:b/>
-                <w:sz w:val="28"/>
-                <w:szCs w:val="32"/>
-              </w:rPr>
-              <w:t>Vaakyam</w:t>
-            </w:r>
-            <w:proofErr w:type="spellEnd"/>
-            <w:r>
-              <w:rPr>
-                <w:rFonts w:cs="Arial"/>
-                <w:b/>
-                <w:sz w:val="28"/>
-                <w:szCs w:val="32"/>
-              </w:rPr>
-              <w:t xml:space="preserve"> No.– 38</w:t>
+            <w:r>
+              <w:rPr>
+                <w:rFonts w:cs="Arial"/>
+                <w:b/>
+                <w:sz w:val="28"/>
+                <w:szCs w:val="32"/>
+              </w:rPr>
+              <w:t>Krama Vaakyam No.– 38</w:t>
             </w:r>
           </w:p>
           <w:p>
@@ -9830,25 +10042,14 @@
                 <w:szCs w:val="32"/>
               </w:rPr>
             </w:pPr>
-            <w:proofErr w:type="spellStart"/>
-            <w:r>
-              <w:rPr>
-                <w:rFonts w:cs="Arial"/>
-                <w:b/>
-                <w:sz w:val="28"/>
-                <w:szCs w:val="32"/>
-              </w:rPr>
-              <w:t>Panchaati</w:t>
-            </w:r>
-            <w:proofErr w:type="spellEnd"/>
-            <w:r>
-              <w:rPr>
-                <w:rFonts w:cs="Arial"/>
-                <w:b/>
-                <w:sz w:val="28"/>
-                <w:szCs w:val="32"/>
-              </w:rPr>
-              <w:t xml:space="preserve"> No</w:t>
+            <w:r>
+              <w:rPr>
+                <w:rFonts w:cs="Arial"/>
+                <w:b/>
+                <w:sz w:val="28"/>
+                <w:szCs w:val="32"/>
+              </w:rPr>
+              <w:t>Panchaati No</w:t>
             </w:r>
             <w:r>
               <w:rPr>
@@ -10034,25 +10235,14 @@
               </w:rPr>
               <w:t>–</w:t>
             </w:r>
-            <w:proofErr w:type="spellStart"/>
-            <w:r>
-              <w:rPr>
-                <w:rFonts w:ascii="BRH Malayalam Extra" w:eastAsia="Times New Roman" w:hAnsi="BRH Malayalam Extra" w:cs="BRH Malayalam Extra"/>
-                <w:sz w:val="40"/>
-                <w:szCs w:val="40"/>
-                <w:lang w:val="en-IN" w:eastAsia="en-IN" w:bidi="ml-IN"/>
-              </w:rPr>
-              <w:t>jI</w:t>
-            </w:r>
-            <w:proofErr w:type="spellEnd"/>
-            <w:r>
-              <w:rPr>
-                <w:rFonts w:ascii="BRH Malayalam Extra" w:eastAsia="Times New Roman" w:hAnsi="BRH Malayalam Extra" w:cs="BRH Malayalam Extra"/>
-                <w:sz w:val="40"/>
-                <w:szCs w:val="40"/>
-                <w:lang w:val="en-IN" w:eastAsia="en-IN" w:bidi="ml-IN"/>
-              </w:rPr>
-              <w:t xml:space="preserve"> |</w:t>
+            <w:r>
+              <w:rPr>
+                <w:rFonts w:ascii="BRH Malayalam Extra" w:eastAsia="Times New Roman" w:hAnsi="BRH Malayalam Extra" w:cs="BRH Malayalam Extra"/>
+                <w:sz w:val="40"/>
+                <w:szCs w:val="40"/>
+                <w:lang w:val="en-IN" w:eastAsia="en-IN" w:bidi="ml-IN"/>
+              </w:rPr>
+              <w:t>jI |</w:t>
             </w:r>
           </w:p>
         </w:tc>
@@ -10213,25 +10403,14 @@
               </w:rPr>
               <w:t>–</w:t>
             </w:r>
-            <w:proofErr w:type="spellStart"/>
-            <w:r>
-              <w:rPr>
-                <w:rFonts w:ascii="BRH Malayalam Extra" w:eastAsia="Times New Roman" w:hAnsi="BRH Malayalam Extra" w:cs="BRH Malayalam Extra"/>
-                <w:sz w:val="40"/>
-                <w:szCs w:val="40"/>
-                <w:lang w:val="en-IN" w:eastAsia="en-IN" w:bidi="ml-IN"/>
-              </w:rPr>
-              <w:t>jI</w:t>
-            </w:r>
-            <w:proofErr w:type="spellEnd"/>
-            <w:r>
-              <w:rPr>
-                <w:rFonts w:ascii="BRH Malayalam Extra" w:eastAsia="Times New Roman" w:hAnsi="BRH Malayalam Extra" w:cs="BRH Malayalam Extra"/>
-                <w:sz w:val="40"/>
-                <w:szCs w:val="40"/>
-                <w:lang w:val="en-IN" w:eastAsia="en-IN" w:bidi="ml-IN"/>
-              </w:rPr>
-              <w:t xml:space="preserve"> |</w:t>
+            <w:r>
+              <w:rPr>
+                <w:rFonts w:ascii="BRH Malayalam Extra" w:eastAsia="Times New Roman" w:hAnsi="BRH Malayalam Extra" w:cs="BRH Malayalam Extra"/>
+                <w:sz w:val="40"/>
+                <w:szCs w:val="40"/>
+                <w:lang w:val="en-IN" w:eastAsia="en-IN" w:bidi="ml-IN"/>
+              </w:rPr>
+              <w:t>jI |</w:t>
             </w:r>
           </w:p>
         </w:tc>
@@ -10269,19 +10448,8 @@
                 <w:sz w:val="28"/>
                 <w:szCs w:val="32"/>
               </w:rPr>
-              <w:t xml:space="preserve">T.S.7.1.8.2 – </w:t>
-            </w:r>
-            <w:proofErr w:type="spellStart"/>
-            <w:r>
-              <w:rPr>
-                <w:rFonts w:cs="Arial"/>
-                <w:b/>
-                <w:sz w:val="28"/>
-                <w:szCs w:val="32"/>
-              </w:rPr>
-              <w:t>Kramam</w:t>
-            </w:r>
-            <w:proofErr w:type="spellEnd"/>
+              <w:t>T.S.7.1.8.2 – Kramam</w:t>
+            </w:r>
           </w:p>
           <w:p>
             <w:pPr>
@@ -10301,45 +10469,14 @@
                 <w:szCs w:val="32"/>
               </w:rPr>
             </w:pPr>
-            <w:proofErr w:type="spellStart"/>
-            <w:r>
-              <w:rPr>
-                <w:rFonts w:cs="Arial"/>
-                <w:b/>
-                <w:sz w:val="28"/>
-                <w:szCs w:val="32"/>
-              </w:rPr>
-              <w:t>Krama</w:t>
-            </w:r>
-            <w:proofErr w:type="spellEnd"/>
-            <w:r>
-              <w:rPr>
-                <w:rFonts w:cs="Arial"/>
-                <w:b/>
-                <w:sz w:val="28"/>
-                <w:szCs w:val="32"/>
-              </w:rPr>
-              <w:t xml:space="preserve"> </w:t>
-            </w:r>
-            <w:proofErr w:type="spellStart"/>
-            <w:r>
-              <w:rPr>
-                <w:rFonts w:cs="Arial"/>
-                <w:b/>
-                <w:sz w:val="28"/>
-                <w:szCs w:val="32"/>
-              </w:rPr>
-              <w:t>Vaakyam</w:t>
-            </w:r>
-            <w:proofErr w:type="spellEnd"/>
-            <w:r>
-              <w:rPr>
-                <w:rFonts w:cs="Arial"/>
-                <w:b/>
-                <w:sz w:val="28"/>
-                <w:szCs w:val="32"/>
-              </w:rPr>
-              <w:t xml:space="preserve"> No.– </w:t>
+            <w:r>
+              <w:rPr>
+                <w:rFonts w:cs="Arial"/>
+                <w:b/>
+                <w:sz w:val="28"/>
+                <w:szCs w:val="32"/>
+              </w:rPr>
+              <w:t xml:space="preserve">Krama Vaakyam No.– </w:t>
             </w:r>
             <w:r>
               <w:rPr>
@@ -10369,25 +10506,14 @@
                 <w:szCs w:val="32"/>
               </w:rPr>
             </w:pPr>
-            <w:proofErr w:type="spellStart"/>
-            <w:r>
-              <w:rPr>
-                <w:rFonts w:cs="Arial"/>
-                <w:b/>
-                <w:sz w:val="28"/>
-                <w:szCs w:val="32"/>
-              </w:rPr>
-              <w:t>Panchaati</w:t>
-            </w:r>
-            <w:proofErr w:type="spellEnd"/>
-            <w:r>
-              <w:rPr>
-                <w:rFonts w:cs="Arial"/>
-                <w:b/>
-                <w:sz w:val="28"/>
-                <w:szCs w:val="32"/>
-              </w:rPr>
-              <w:t xml:space="preserve"> No</w:t>
+            <w:r>
+              <w:rPr>
+                <w:rFonts w:cs="Arial"/>
+                <w:b/>
+                <w:sz w:val="28"/>
+                <w:szCs w:val="32"/>
+              </w:rPr>
+              <w:t>Panchaati No</w:t>
             </w:r>
             <w:r>
               <w:rPr>
@@ -10648,19 +10774,8 @@
                 <w:sz w:val="28"/>
                 <w:szCs w:val="32"/>
               </w:rPr>
-              <w:t xml:space="preserve">T.S.7.1.10.3 – </w:t>
-            </w:r>
-            <w:proofErr w:type="spellStart"/>
-            <w:r>
-              <w:rPr>
-                <w:rFonts w:cs="Arial"/>
-                <w:b/>
-                <w:sz w:val="28"/>
-                <w:szCs w:val="32"/>
-              </w:rPr>
-              <w:t>Kramam</w:t>
-            </w:r>
-            <w:proofErr w:type="spellEnd"/>
+              <w:t>T.S.7.1.10.3 – Kramam</w:t>
+            </w:r>
           </w:p>
           <w:p>
             <w:pPr>
@@ -10680,45 +10795,14 @@
                 <w:szCs w:val="32"/>
               </w:rPr>
             </w:pPr>
-            <w:proofErr w:type="spellStart"/>
-            <w:r>
-              <w:rPr>
-                <w:rFonts w:cs="Arial"/>
-                <w:b/>
-                <w:sz w:val="28"/>
-                <w:szCs w:val="32"/>
-              </w:rPr>
-              <w:t>Krama</w:t>
-            </w:r>
-            <w:proofErr w:type="spellEnd"/>
-            <w:r>
-              <w:rPr>
-                <w:rFonts w:cs="Arial"/>
-                <w:b/>
-                <w:sz w:val="28"/>
-                <w:szCs w:val="32"/>
-              </w:rPr>
-              <w:t xml:space="preserve"> </w:t>
-            </w:r>
-            <w:proofErr w:type="spellStart"/>
-            <w:r>
-              <w:rPr>
-                <w:rFonts w:cs="Arial"/>
-                <w:b/>
-                <w:sz w:val="28"/>
-                <w:szCs w:val="32"/>
-              </w:rPr>
-              <w:t>Vaakyam</w:t>
-            </w:r>
-            <w:proofErr w:type="spellEnd"/>
-            <w:r>
-              <w:rPr>
-                <w:rFonts w:cs="Arial"/>
-                <w:b/>
-                <w:sz w:val="28"/>
-                <w:szCs w:val="32"/>
-              </w:rPr>
-              <w:t xml:space="preserve"> No.– 14</w:t>
+            <w:r>
+              <w:rPr>
+                <w:rFonts w:cs="Arial"/>
+                <w:b/>
+                <w:sz w:val="28"/>
+                <w:szCs w:val="32"/>
+              </w:rPr>
+              <w:t>Krama Vaakyam No.– 14</w:t>
             </w:r>
           </w:p>
           <w:p>
@@ -10736,25 +10820,14 @@
                 <w:szCs w:val="36"/>
               </w:rPr>
             </w:pPr>
-            <w:proofErr w:type="spellStart"/>
-            <w:r>
-              <w:rPr>
-                <w:rFonts w:cs="Arial"/>
-                <w:b/>
-                <w:sz w:val="28"/>
-                <w:szCs w:val="32"/>
-              </w:rPr>
-              <w:t>Panchaati</w:t>
-            </w:r>
-            <w:proofErr w:type="spellEnd"/>
-            <w:r>
-              <w:rPr>
-                <w:rFonts w:cs="Arial"/>
-                <w:b/>
-                <w:sz w:val="28"/>
-                <w:szCs w:val="32"/>
-              </w:rPr>
-              <w:t xml:space="preserve"> No</w:t>
+            <w:r>
+              <w:rPr>
+                <w:rFonts w:cs="Arial"/>
+                <w:b/>
+                <w:sz w:val="28"/>
+                <w:szCs w:val="32"/>
+              </w:rPr>
+              <w:t>Panchaati No</w:t>
             </w:r>
             <w:r>
               <w:rPr>
@@ -10833,20 +10906,8 @@
                 <w:szCs w:val="40"/>
                 <w:lang w:val="en-IN" w:eastAsia="en-IN" w:bidi="ml-IN"/>
               </w:rPr>
-              <w:t>© e—º</w:t>
-            </w:r>
-            <w:proofErr w:type="spellStart"/>
-            <w:r>
-              <w:rPr>
-                <w:rFonts w:ascii="BRH Malayalam Extra" w:eastAsia="Times New Roman" w:hAnsi="BRH Malayalam Extra" w:cs="BRH Malayalam Extra"/>
-                <w:color w:val="000000"/>
-                <w:sz w:val="40"/>
-                <w:szCs w:val="40"/>
-                <w:lang w:val="en-IN" w:eastAsia="en-IN" w:bidi="ml-IN"/>
-              </w:rPr>
-              <w:t>kx</w:t>
-            </w:r>
-            <w:proofErr w:type="spellEnd"/>
+              <w:t>© e—ºkx</w:t>
+            </w:r>
             <w:r>
               <w:rPr>
                 <w:rFonts w:ascii="BRH Malayalam Extra" w:eastAsia="Times New Roman" w:hAnsi="BRH Malayalam Extra" w:cs="BRH Malayalam Extra"/>
@@ -11069,129 +11130,115 @@
                 <w:szCs w:val="40"/>
                 <w:lang w:val="en-IN" w:eastAsia="en-IN" w:bidi="ml-IN"/>
               </w:rPr>
-              <w:t>© e—º</w:t>
-            </w:r>
-            <w:proofErr w:type="spellStart"/>
-            <w:r>
-              <w:rPr>
-                <w:rFonts w:ascii="BRH Malayalam Extra" w:eastAsia="Times New Roman" w:hAnsi="BRH Malayalam Extra" w:cs="BRH Malayalam Extra"/>
-                <w:color w:val="000000"/>
-                <w:sz w:val="40"/>
-                <w:szCs w:val="40"/>
+              <w:t>© e—ºkx</w:t>
+            </w:r>
+            <w:r>
+              <w:rPr>
+                <w:rFonts w:ascii="BRH Malayalam Extra" w:eastAsia="Times New Roman" w:hAnsi="BRH Malayalam Extra" w:cs="BRH Malayalam Extra"/>
+                <w:b/>
+                <w:color w:val="000000"/>
+                <w:sz w:val="32"/>
+                <w:szCs w:val="40"/>
+                <w:lang w:val="en-IN" w:eastAsia="en-IN" w:bidi="ml-IN"/>
+              </w:rPr>
+              <w:t>–</w:t>
+            </w:r>
+            <w:r>
+              <w:rPr>
+                <w:rFonts w:ascii="BRH Malayalam Extra" w:eastAsia="Times New Roman" w:hAnsi="BRH Malayalam Extra" w:cs="BRH Malayalam Extra"/>
+                <w:color w:val="000000"/>
+                <w:sz w:val="40"/>
+                <w:szCs w:val="40"/>
+                <w:lang w:val="en-IN" w:eastAsia="en-IN" w:bidi="ml-IN"/>
+              </w:rPr>
+              <w:t>¥</w:t>
+            </w:r>
+            <w:proofErr w:type="spellStart"/>
+            <w:r>
+              <w:rPr>
+                <w:rFonts w:ascii="BRH Malayalam Extra" w:eastAsia="Times New Roman" w:hAnsi="BRH Malayalam Extra" w:cs="BRH Malayalam Extra"/>
+                <w:color w:val="000000"/>
+                <w:sz w:val="40"/>
+                <w:szCs w:val="40"/>
+                <w:lang w:val="en-IN" w:eastAsia="en-IN" w:bidi="ml-IN"/>
+              </w:rPr>
+              <w:t>öZY</w:t>
+            </w:r>
+            <w:proofErr w:type="spellEnd"/>
+            <w:r>
+              <w:rPr>
+                <w:rFonts w:ascii="BRH Malayalam Extra" w:eastAsia="Times New Roman" w:hAnsi="BRH Malayalam Extra" w:cs="BRH Malayalam Extra"/>
+                <w:color w:val="000000"/>
+                <w:sz w:val="40"/>
+                <w:szCs w:val="40"/>
+                <w:lang w:val="en-IN" w:eastAsia="en-IN" w:bidi="ml-IN"/>
+              </w:rPr>
+              <w:t xml:space="preserve">— | </w:t>
+            </w:r>
+          </w:p>
+          <w:p>
+            <w:pPr>
+              <w:spacing w:before="0" w:line="240" w:lineRule="auto"/>
+              <w:rPr>
+                <w:rFonts w:ascii="BRH Devanagari Extra" w:hAnsi="BRH Devanagari Extra" w:cs="BRH Devanagari Extra"/>
+                <w:color w:val="000000"/>
+                <w:sz w:val="40"/>
+                <w:szCs w:val="40"/>
+              </w:rPr>
+            </w:pPr>
+            <w:r>
+              <w:rPr>
+                <w:rFonts w:ascii="BRH Malayalam Extra" w:eastAsia="Times New Roman" w:hAnsi="BRH Malayalam Extra" w:cs="BRH Malayalam Extra"/>
+                <w:color w:val="000000"/>
+                <w:sz w:val="40"/>
+                <w:szCs w:val="40"/>
+                <w:lang w:val="en-IN" w:eastAsia="en-IN" w:bidi="ml-IN"/>
+              </w:rPr>
+              <w:t>e</w:t>
+            </w:r>
+            <w:r>
+              <w:rPr>
+                <w:rFonts w:ascii="BRH Malayalam Extra" w:eastAsia="Times New Roman" w:hAnsi="BRH Malayalam Extra" w:cs="BRH Malayalam Extra"/>
+                <w:b/>
+                <w:color w:val="000000"/>
+                <w:sz w:val="32"/>
+                <w:szCs w:val="40"/>
+                <w:lang w:val="en-IN" w:eastAsia="en-IN" w:bidi="ml-IN"/>
+              </w:rPr>
+              <w:t>–</w:t>
+            </w:r>
+            <w:r>
+              <w:rPr>
+                <w:rFonts w:ascii="BRH Malayalam Extra" w:eastAsia="Times New Roman" w:hAnsi="BRH Malayalam Extra" w:cs="BRH Malayalam Extra"/>
+                <w:color w:val="000000"/>
+                <w:sz w:val="40"/>
+                <w:szCs w:val="40"/>
+                <w:lang w:val="en-IN" w:eastAsia="en-IN" w:bidi="ml-IN"/>
+              </w:rPr>
+              <w:t>º</w:t>
+            </w:r>
+            <w:r>
+              <w:rPr>
+                <w:rFonts w:ascii="BRH Malayalam Extra" w:eastAsia="Times New Roman" w:hAnsi="BRH Malayalam Extra" w:cs="BRH Malayalam Extra"/>
+                <w:b/>
+                <w:color w:val="000000"/>
+                <w:sz w:val="32"/>
+                <w:szCs w:val="40"/>
+                <w:lang w:val="en-IN" w:eastAsia="en-IN" w:bidi="ml-IN"/>
+              </w:rPr>
+              <w:t>–</w:t>
+            </w:r>
+            <w:r>
+              <w:rPr>
+                <w:rFonts w:ascii="BRH Malayalam Extra" w:eastAsia="Times New Roman" w:hAnsi="BRH Malayalam Extra" w:cs="BRH Malayalam Extra"/>
+                <w:color w:val="000000"/>
+                <w:sz w:val="40"/>
+                <w:szCs w:val="40"/>
+                <w:highlight w:val="green"/>
                 <w:lang w:val="en-IN" w:eastAsia="en-IN" w:bidi="ml-IN"/>
               </w:rPr>
               <w:t>kx</w:t>
             </w:r>
-            <w:proofErr w:type="spellEnd"/>
-            <w:r>
-              <w:rPr>
-                <w:rFonts w:ascii="BRH Malayalam Extra" w:eastAsia="Times New Roman" w:hAnsi="BRH Malayalam Extra" w:cs="BRH Malayalam Extra"/>
-                <w:b/>
-                <w:color w:val="000000"/>
-                <w:sz w:val="32"/>
-                <w:szCs w:val="40"/>
-                <w:lang w:val="en-IN" w:eastAsia="en-IN" w:bidi="ml-IN"/>
-              </w:rPr>
-              <w:t>–</w:t>
-            </w:r>
-            <w:r>
-              <w:rPr>
-                <w:rFonts w:ascii="BRH Malayalam Extra" w:eastAsia="Times New Roman" w:hAnsi="BRH Malayalam Extra" w:cs="BRH Malayalam Extra"/>
-                <w:color w:val="000000"/>
-                <w:sz w:val="40"/>
-                <w:szCs w:val="40"/>
-                <w:lang w:val="en-IN" w:eastAsia="en-IN" w:bidi="ml-IN"/>
-              </w:rPr>
-              <w:t>¥</w:t>
-            </w:r>
-            <w:proofErr w:type="spellStart"/>
-            <w:r>
-              <w:rPr>
-                <w:rFonts w:ascii="BRH Malayalam Extra" w:eastAsia="Times New Roman" w:hAnsi="BRH Malayalam Extra" w:cs="BRH Malayalam Extra"/>
-                <w:color w:val="000000"/>
-                <w:sz w:val="40"/>
-                <w:szCs w:val="40"/>
-                <w:lang w:val="en-IN" w:eastAsia="en-IN" w:bidi="ml-IN"/>
-              </w:rPr>
-              <w:t>öZY</w:t>
-            </w:r>
-            <w:proofErr w:type="spellEnd"/>
-            <w:r>
-              <w:rPr>
-                <w:rFonts w:ascii="BRH Malayalam Extra" w:eastAsia="Times New Roman" w:hAnsi="BRH Malayalam Extra" w:cs="BRH Malayalam Extra"/>
-                <w:color w:val="000000"/>
-                <w:sz w:val="40"/>
-                <w:szCs w:val="40"/>
-                <w:lang w:val="en-IN" w:eastAsia="en-IN" w:bidi="ml-IN"/>
-              </w:rPr>
-              <w:t xml:space="preserve">— | </w:t>
-            </w:r>
-          </w:p>
-          <w:p>
-            <w:pPr>
-              <w:spacing w:before="0" w:line="240" w:lineRule="auto"/>
-              <w:rPr>
-                <w:rFonts w:ascii="BRH Devanagari Extra" w:hAnsi="BRH Devanagari Extra" w:cs="BRH Devanagari Extra"/>
-                <w:color w:val="000000"/>
-                <w:sz w:val="40"/>
-                <w:szCs w:val="40"/>
-              </w:rPr>
-            </w:pPr>
-            <w:r>
-              <w:rPr>
-                <w:rFonts w:ascii="BRH Malayalam Extra" w:eastAsia="Times New Roman" w:hAnsi="BRH Malayalam Extra" w:cs="BRH Malayalam Extra"/>
-                <w:color w:val="000000"/>
-                <w:sz w:val="40"/>
-                <w:szCs w:val="40"/>
-                <w:lang w:val="en-IN" w:eastAsia="en-IN" w:bidi="ml-IN"/>
-              </w:rPr>
-              <w:t>e</w:t>
-            </w:r>
-            <w:r>
-              <w:rPr>
-                <w:rFonts w:ascii="BRH Malayalam Extra" w:eastAsia="Times New Roman" w:hAnsi="BRH Malayalam Extra" w:cs="BRH Malayalam Extra"/>
-                <w:b/>
-                <w:color w:val="000000"/>
-                <w:sz w:val="32"/>
-                <w:szCs w:val="40"/>
-                <w:lang w:val="en-IN" w:eastAsia="en-IN" w:bidi="ml-IN"/>
-              </w:rPr>
-              <w:t>–</w:t>
-            </w:r>
-            <w:r>
-              <w:rPr>
-                <w:rFonts w:ascii="BRH Malayalam Extra" w:eastAsia="Times New Roman" w:hAnsi="BRH Malayalam Extra" w:cs="BRH Malayalam Extra"/>
-                <w:color w:val="000000"/>
-                <w:sz w:val="40"/>
-                <w:szCs w:val="40"/>
-                <w:lang w:val="en-IN" w:eastAsia="en-IN" w:bidi="ml-IN"/>
-              </w:rPr>
-              <w:t>º</w:t>
-            </w:r>
-            <w:r>
-              <w:rPr>
-                <w:rFonts w:ascii="BRH Malayalam Extra" w:eastAsia="Times New Roman" w:hAnsi="BRH Malayalam Extra" w:cs="BRH Malayalam Extra"/>
-                <w:b/>
-                <w:color w:val="000000"/>
-                <w:sz w:val="32"/>
-                <w:szCs w:val="40"/>
-                <w:lang w:val="en-IN" w:eastAsia="en-IN" w:bidi="ml-IN"/>
-              </w:rPr>
-              <w:t>–</w:t>
-            </w:r>
-            <w:proofErr w:type="spellStart"/>
-            <w:r>
-              <w:rPr>
-                <w:rFonts w:ascii="BRH Malayalam Extra" w:eastAsia="Times New Roman" w:hAnsi="BRH Malayalam Extra" w:cs="BRH Malayalam Extra"/>
-                <w:color w:val="000000"/>
-                <w:sz w:val="40"/>
-                <w:szCs w:val="40"/>
-                <w:highlight w:val="green"/>
-                <w:lang w:val="en-IN" w:eastAsia="en-IN" w:bidi="ml-IN"/>
-              </w:rPr>
-              <w:t>kx</w:t>
-            </w:r>
-            <w:proofErr w:type="spellEnd"/>
             <w:r>
               <w:rPr>
                 <w:rFonts w:ascii="BRH Malayalam Extra" w:eastAsia="Times New Roman" w:hAnsi="BRH Malayalam Extra" w:cs="BRH Malayalam Extra"/>
@@ -11304,19 +11351,8 @@
                 <w:sz w:val="28"/>
                 <w:szCs w:val="32"/>
               </w:rPr>
-              <w:t xml:space="preserve">T.S.7.1.10.4 – </w:t>
-            </w:r>
-            <w:proofErr w:type="spellStart"/>
-            <w:r>
-              <w:rPr>
-                <w:rFonts w:cs="Arial"/>
-                <w:b/>
-                <w:sz w:val="28"/>
-                <w:szCs w:val="32"/>
-              </w:rPr>
-              <w:t>Kramam</w:t>
-            </w:r>
-            <w:proofErr w:type="spellEnd"/>
+              <w:t>T.S.7.1.10.4 – Kramam</w:t>
+            </w:r>
           </w:p>
           <w:p>
             <w:pPr>
@@ -11336,45 +11372,14 @@
                 <w:szCs w:val="32"/>
               </w:rPr>
             </w:pPr>
-            <w:proofErr w:type="spellStart"/>
-            <w:r>
-              <w:rPr>
-                <w:rFonts w:cs="Arial"/>
-                <w:b/>
-                <w:sz w:val="28"/>
-                <w:szCs w:val="32"/>
-              </w:rPr>
-              <w:t>Krama</w:t>
-            </w:r>
-            <w:proofErr w:type="spellEnd"/>
-            <w:r>
-              <w:rPr>
-                <w:rFonts w:cs="Arial"/>
-                <w:b/>
-                <w:sz w:val="28"/>
-                <w:szCs w:val="32"/>
-              </w:rPr>
-              <w:t xml:space="preserve"> </w:t>
-            </w:r>
-            <w:proofErr w:type="spellStart"/>
-            <w:r>
-              <w:rPr>
-                <w:rFonts w:cs="Arial"/>
-                <w:b/>
-                <w:sz w:val="28"/>
-                <w:szCs w:val="32"/>
-              </w:rPr>
-              <w:t>Vaakyam</w:t>
-            </w:r>
-            <w:proofErr w:type="spellEnd"/>
-            <w:r>
-              <w:rPr>
-                <w:rFonts w:cs="Arial"/>
-                <w:b/>
-                <w:sz w:val="28"/>
-                <w:szCs w:val="32"/>
-              </w:rPr>
-              <w:t xml:space="preserve"> No.– 11</w:t>
+            <w:r>
+              <w:rPr>
+                <w:rFonts w:cs="Arial"/>
+                <w:b/>
+                <w:sz w:val="28"/>
+                <w:szCs w:val="32"/>
+              </w:rPr>
+              <w:t>Krama Vaakyam No.– 11</w:t>
             </w:r>
           </w:p>
           <w:p>
@@ -11395,25 +11400,14 @@
                 <w:szCs w:val="32"/>
               </w:rPr>
             </w:pPr>
-            <w:proofErr w:type="spellStart"/>
-            <w:r>
-              <w:rPr>
-                <w:rFonts w:cs="Arial"/>
-                <w:b/>
-                <w:sz w:val="28"/>
-                <w:szCs w:val="32"/>
-              </w:rPr>
-              <w:t>Panchaati</w:t>
-            </w:r>
-            <w:proofErr w:type="spellEnd"/>
-            <w:r>
-              <w:rPr>
-                <w:rFonts w:cs="Arial"/>
-                <w:b/>
-                <w:sz w:val="28"/>
-                <w:szCs w:val="32"/>
-              </w:rPr>
-              <w:t xml:space="preserve"> No</w:t>
+            <w:r>
+              <w:rPr>
+                <w:rFonts w:cs="Arial"/>
+                <w:b/>
+                <w:sz w:val="28"/>
+                <w:szCs w:val="32"/>
+              </w:rPr>
+              <w:t>Panchaati No</w:t>
             </w:r>
             <w:r>
               <w:rPr>
@@ -11760,19 +11754,8 @@
                 <w:sz w:val="28"/>
                 <w:szCs w:val="32"/>
               </w:rPr>
-              <w:t xml:space="preserve">T.S.7.1.11.1 – </w:t>
-            </w:r>
-            <w:proofErr w:type="spellStart"/>
-            <w:r>
-              <w:rPr>
-                <w:rFonts w:cs="Arial"/>
-                <w:b/>
-                <w:sz w:val="28"/>
-                <w:szCs w:val="32"/>
-              </w:rPr>
-              <w:t>Kramam</w:t>
-            </w:r>
-            <w:proofErr w:type="spellEnd"/>
+              <w:t>T.S.7.1.11.1 – Kramam</w:t>
+            </w:r>
           </w:p>
           <w:p>
             <w:pPr>
@@ -11792,45 +11775,14 @@
                 <w:szCs w:val="32"/>
               </w:rPr>
             </w:pPr>
-            <w:proofErr w:type="spellStart"/>
-            <w:r>
-              <w:rPr>
-                <w:rFonts w:cs="Arial"/>
-                <w:b/>
-                <w:sz w:val="28"/>
-                <w:szCs w:val="32"/>
-              </w:rPr>
-              <w:t>Krama</w:t>
-            </w:r>
-            <w:proofErr w:type="spellEnd"/>
-            <w:r>
-              <w:rPr>
-                <w:rFonts w:cs="Arial"/>
-                <w:b/>
-                <w:sz w:val="28"/>
-                <w:szCs w:val="32"/>
-              </w:rPr>
-              <w:t xml:space="preserve"> </w:t>
-            </w:r>
-            <w:proofErr w:type="spellStart"/>
-            <w:r>
-              <w:rPr>
-                <w:rFonts w:cs="Arial"/>
-                <w:b/>
-                <w:sz w:val="28"/>
-                <w:szCs w:val="32"/>
-              </w:rPr>
-              <w:t>Vaakyam</w:t>
-            </w:r>
-            <w:proofErr w:type="spellEnd"/>
-            <w:r>
-              <w:rPr>
-                <w:rFonts w:cs="Arial"/>
-                <w:b/>
-                <w:sz w:val="28"/>
-                <w:szCs w:val="32"/>
-              </w:rPr>
-              <w:t xml:space="preserve"> No.– 17</w:t>
+            <w:r>
+              <w:rPr>
+                <w:rFonts w:cs="Arial"/>
+                <w:b/>
+                <w:sz w:val="28"/>
+                <w:szCs w:val="32"/>
+              </w:rPr>
+              <w:t>Krama Vaakyam No.– 17</w:t>
             </w:r>
           </w:p>
           <w:p>
@@ -11848,25 +11800,14 @@
                 <w:szCs w:val="36"/>
               </w:rPr>
             </w:pPr>
-            <w:proofErr w:type="spellStart"/>
-            <w:r>
-              <w:rPr>
-                <w:rFonts w:cs="Arial"/>
-                <w:b/>
-                <w:sz w:val="28"/>
-                <w:szCs w:val="32"/>
-              </w:rPr>
-              <w:t>Panchaati</w:t>
-            </w:r>
-            <w:proofErr w:type="spellEnd"/>
-            <w:r>
-              <w:rPr>
-                <w:rFonts w:cs="Arial"/>
-                <w:b/>
-                <w:sz w:val="28"/>
-                <w:szCs w:val="32"/>
-              </w:rPr>
-              <w:t xml:space="preserve"> No</w:t>
+            <w:r>
+              <w:rPr>
+                <w:rFonts w:cs="Arial"/>
+                <w:b/>
+                <w:sz w:val="28"/>
+                <w:szCs w:val="32"/>
+              </w:rPr>
+              <w:t>Panchaati No</w:t>
             </w:r>
             <w:r>
               <w:rPr>
@@ -12263,19 +12204,8 @@
                 <w:sz w:val="28"/>
                 <w:szCs w:val="32"/>
               </w:rPr>
-              <w:t xml:space="preserve">T.S.7.1.15.1 – </w:t>
-            </w:r>
-            <w:proofErr w:type="spellStart"/>
-            <w:r>
-              <w:rPr>
-                <w:rFonts w:cs="Arial"/>
-                <w:b/>
-                <w:sz w:val="28"/>
-                <w:szCs w:val="32"/>
-              </w:rPr>
-              <w:t>Kramam</w:t>
-            </w:r>
-            <w:proofErr w:type="spellEnd"/>
+              <w:t>T.S.7.1.15.1 – Kramam</w:t>
+            </w:r>
           </w:p>
           <w:p>
             <w:pPr>
@@ -12295,45 +12225,14 @@
                 <w:szCs w:val="32"/>
               </w:rPr>
             </w:pPr>
-            <w:proofErr w:type="spellStart"/>
-            <w:r>
-              <w:rPr>
-                <w:rFonts w:cs="Arial"/>
-                <w:b/>
-                <w:sz w:val="28"/>
-                <w:szCs w:val="32"/>
-              </w:rPr>
-              <w:t>Krama</w:t>
-            </w:r>
-            <w:proofErr w:type="spellEnd"/>
-            <w:r>
-              <w:rPr>
-                <w:rFonts w:cs="Arial"/>
-                <w:b/>
-                <w:sz w:val="28"/>
-                <w:szCs w:val="32"/>
-              </w:rPr>
-              <w:t xml:space="preserve"> </w:t>
-            </w:r>
-            <w:proofErr w:type="spellStart"/>
-            <w:r>
-              <w:rPr>
-                <w:rFonts w:cs="Arial"/>
-                <w:b/>
-                <w:sz w:val="28"/>
-                <w:szCs w:val="32"/>
-              </w:rPr>
-              <w:t>Vaakyam</w:t>
-            </w:r>
-            <w:proofErr w:type="spellEnd"/>
-            <w:r>
-              <w:rPr>
-                <w:rFonts w:cs="Arial"/>
-                <w:b/>
-                <w:sz w:val="28"/>
-                <w:szCs w:val="32"/>
-              </w:rPr>
-              <w:t xml:space="preserve"> No.– 46</w:t>
+            <w:r>
+              <w:rPr>
+                <w:rFonts w:cs="Arial"/>
+                <w:b/>
+                <w:sz w:val="28"/>
+                <w:szCs w:val="32"/>
+              </w:rPr>
+              <w:t>Krama Vaakyam No.– 46</w:t>
             </w:r>
           </w:p>
           <w:p>
@@ -12351,26 +12250,14 @@
                 <w:szCs w:val="36"/>
               </w:rPr>
             </w:pPr>
-            <w:proofErr w:type="spellStart"/>
-            <w:r>
-              <w:rPr>
-                <w:rFonts w:cs="Arial"/>
-                <w:b/>
-                <w:sz w:val="28"/>
-                <w:szCs w:val="32"/>
-              </w:rPr>
-              <w:lastRenderedPageBreak/>
-              <w:t>Panchaati</w:t>
-            </w:r>
-            <w:proofErr w:type="spellEnd"/>
-            <w:r>
-              <w:rPr>
-                <w:rFonts w:cs="Arial"/>
-                <w:b/>
-                <w:sz w:val="28"/>
-                <w:szCs w:val="32"/>
-              </w:rPr>
-              <w:t xml:space="preserve"> No</w:t>
+            <w:r>
+              <w:rPr>
+                <w:rFonts w:cs="Arial"/>
+                <w:b/>
+                <w:sz w:val="28"/>
+                <w:szCs w:val="32"/>
+              </w:rPr>
+              <w:t>Panchaati No</w:t>
             </w:r>
             <w:r>
               <w:rPr>
@@ -12415,7 +12302,6 @@
                 <w:szCs w:val="40"/>
                 <w:lang w:val="en-IN" w:eastAsia="en-IN" w:bidi="ml-IN"/>
               </w:rPr>
-              <w:lastRenderedPageBreak/>
               <w:t>sûx</w:t>
             </w:r>
             <w:r>
@@ -12494,7 +12380,6 @@
                 <w:szCs w:val="40"/>
                 <w:lang w:val="en-IN" w:eastAsia="en-IN" w:bidi="ml-IN"/>
               </w:rPr>
-              <w:lastRenderedPageBreak/>
               <w:t>E</w:t>
             </w:r>
             <w:r>
@@ -12593,7 +12478,6 @@
                 <w:szCs w:val="40"/>
                 <w:lang w:val="en-IN" w:eastAsia="en-IN" w:bidi="ml-IN"/>
               </w:rPr>
-              <w:lastRenderedPageBreak/>
               <w:t>sûx</w:t>
             </w:r>
             <w:r>
@@ -12676,7 +12560,6 @@
                 <w:szCs w:val="40"/>
                 <w:lang w:val="en-IN" w:eastAsia="en-IN" w:bidi="ml-IN"/>
               </w:rPr>
-              <w:lastRenderedPageBreak/>
               <w:t>E</w:t>
             </w:r>
             <w:r>
@@ -12781,20 +12664,8 @@
                 <w:sz w:val="28"/>
                 <w:szCs w:val="32"/>
               </w:rPr>
-              <w:lastRenderedPageBreak/>
-              <w:t xml:space="preserve">T.S.7.1.17.1 – </w:t>
-            </w:r>
-            <w:proofErr w:type="spellStart"/>
-            <w:r>
-              <w:rPr>
-                <w:rFonts w:cs="Arial"/>
-                <w:b/>
-                <w:sz w:val="28"/>
-                <w:szCs w:val="32"/>
-              </w:rPr>
-              <w:t>Kramam</w:t>
-            </w:r>
-            <w:proofErr w:type="spellEnd"/>
+              <w:t>T.S.7.1.17.1 – Kramam</w:t>
+            </w:r>
           </w:p>
           <w:p>
             <w:pPr>
@@ -12814,45 +12685,14 @@
                 <w:szCs w:val="32"/>
               </w:rPr>
             </w:pPr>
-            <w:proofErr w:type="spellStart"/>
-            <w:r>
-              <w:rPr>
-                <w:rFonts w:cs="Arial"/>
-                <w:b/>
-                <w:sz w:val="28"/>
-                <w:szCs w:val="32"/>
-              </w:rPr>
-              <w:t>Krama</w:t>
-            </w:r>
-            <w:proofErr w:type="spellEnd"/>
-            <w:r>
-              <w:rPr>
-                <w:rFonts w:cs="Arial"/>
-                <w:b/>
-                <w:sz w:val="28"/>
-                <w:szCs w:val="32"/>
-              </w:rPr>
-              <w:t xml:space="preserve"> </w:t>
-            </w:r>
-            <w:proofErr w:type="spellStart"/>
-            <w:r>
-              <w:rPr>
-                <w:rFonts w:cs="Arial"/>
-                <w:b/>
-                <w:sz w:val="28"/>
-                <w:szCs w:val="32"/>
-              </w:rPr>
-              <w:t>Vaakyam</w:t>
-            </w:r>
-            <w:proofErr w:type="spellEnd"/>
-            <w:r>
-              <w:rPr>
-                <w:rFonts w:cs="Arial"/>
-                <w:b/>
-                <w:sz w:val="28"/>
-                <w:szCs w:val="32"/>
-              </w:rPr>
-              <w:t xml:space="preserve"> No.– 21</w:t>
+            <w:r>
+              <w:rPr>
+                <w:rFonts w:cs="Arial"/>
+                <w:b/>
+                <w:sz w:val="28"/>
+                <w:szCs w:val="32"/>
+              </w:rPr>
+              <w:t>Krama Vaakyam No.– 21</w:t>
             </w:r>
           </w:p>
           <w:p>
@@ -12873,25 +12713,14 @@
                 <w:szCs w:val="32"/>
               </w:rPr>
             </w:pPr>
-            <w:proofErr w:type="spellStart"/>
-            <w:r>
-              <w:rPr>
-                <w:rFonts w:cs="Arial"/>
-                <w:b/>
-                <w:sz w:val="28"/>
-                <w:szCs w:val="32"/>
-              </w:rPr>
-              <w:t>Panchaati</w:t>
-            </w:r>
-            <w:proofErr w:type="spellEnd"/>
-            <w:r>
-              <w:rPr>
-                <w:rFonts w:cs="Arial"/>
-                <w:b/>
-                <w:sz w:val="28"/>
-                <w:szCs w:val="32"/>
-              </w:rPr>
-              <w:t xml:space="preserve"> No</w:t>
+            <w:r>
+              <w:rPr>
+                <w:rFonts w:cs="Arial"/>
+                <w:b/>
+                <w:sz w:val="28"/>
+                <w:szCs w:val="32"/>
+              </w:rPr>
+              <w:t>Panchaati No</w:t>
             </w:r>
             <w:r>
               <w:rPr>
@@ -13023,6 +12852,7 @@
                 <w:szCs w:val="40"/>
                 <w:lang w:val="en-IN" w:eastAsia="en-IN" w:bidi="ml-IN"/>
               </w:rPr>
+              <w:lastRenderedPageBreak/>
               <w:t>sûx</w:t>
             </w:r>
             <w:proofErr w:type="spellEnd"/>
@@ -13122,6 +12952,7 @@
                 <w:szCs w:val="40"/>
                 <w:lang w:val="en-IN" w:eastAsia="en-IN" w:bidi="ml-IN"/>
               </w:rPr>
+              <w:lastRenderedPageBreak/>
               <w:t>sûxtx</w:t>
             </w:r>
             <w:proofErr w:type="spellEnd"/>
@@ -13205,6 +13036,7 @@
                 <w:szCs w:val="40"/>
                 <w:lang w:val="en-IN" w:eastAsia="en-IN" w:bidi="ml-IN"/>
               </w:rPr>
+              <w:lastRenderedPageBreak/>
               <w:t>sx</w:t>
             </w:r>
             <w:proofErr w:type="spellEnd"/>
@@ -13310,19 +13142,9 @@
                 <w:sz w:val="28"/>
                 <w:szCs w:val="32"/>
               </w:rPr>
-              <w:t xml:space="preserve">T.S.7.1.18.1 – </w:t>
-            </w:r>
-            <w:proofErr w:type="spellStart"/>
-            <w:r>
-              <w:rPr>
-                <w:rFonts w:cs="Arial"/>
-                <w:b/>
-                <w:sz w:val="28"/>
-                <w:szCs w:val="32"/>
-              </w:rPr>
-              <w:t>Kramam</w:t>
-            </w:r>
-            <w:proofErr w:type="spellEnd"/>
+              <w:lastRenderedPageBreak/>
+              <w:t>T.S.7.1.18.1 – Kramam</w:t>
+            </w:r>
           </w:p>
           <w:p>
             <w:pPr>
@@ -13342,45 +13164,14 @@
                 <w:szCs w:val="32"/>
               </w:rPr>
             </w:pPr>
-            <w:proofErr w:type="spellStart"/>
-            <w:r>
-              <w:rPr>
-                <w:rFonts w:cs="Arial"/>
-                <w:b/>
-                <w:sz w:val="28"/>
-                <w:szCs w:val="32"/>
-              </w:rPr>
-              <w:t>Krama</w:t>
-            </w:r>
-            <w:proofErr w:type="spellEnd"/>
-            <w:r>
-              <w:rPr>
-                <w:rFonts w:cs="Arial"/>
-                <w:b/>
-                <w:sz w:val="28"/>
-                <w:szCs w:val="32"/>
-              </w:rPr>
-              <w:t xml:space="preserve"> </w:t>
-            </w:r>
-            <w:proofErr w:type="spellStart"/>
-            <w:r>
-              <w:rPr>
-                <w:rFonts w:cs="Arial"/>
-                <w:b/>
-                <w:sz w:val="28"/>
-                <w:szCs w:val="32"/>
-              </w:rPr>
-              <w:t>Vaakyam</w:t>
-            </w:r>
-            <w:proofErr w:type="spellEnd"/>
-            <w:r>
-              <w:rPr>
-                <w:rFonts w:cs="Arial"/>
-                <w:b/>
-                <w:sz w:val="28"/>
-                <w:szCs w:val="32"/>
-              </w:rPr>
-              <w:t xml:space="preserve"> No.– 15</w:t>
+            <w:r>
+              <w:rPr>
+                <w:rFonts w:cs="Arial"/>
+                <w:b/>
+                <w:sz w:val="28"/>
+                <w:szCs w:val="32"/>
+              </w:rPr>
+              <w:t>Krama Vaakyam No.– 15</w:t>
             </w:r>
           </w:p>
           <w:p>
@@ -13401,25 +13192,14 @@
                 <w:szCs w:val="32"/>
               </w:rPr>
             </w:pPr>
-            <w:proofErr w:type="spellStart"/>
-            <w:r>
-              <w:rPr>
-                <w:rFonts w:cs="Arial"/>
-                <w:b/>
-                <w:sz w:val="28"/>
-                <w:szCs w:val="32"/>
-              </w:rPr>
-              <w:t>Panchaati</w:t>
-            </w:r>
-            <w:proofErr w:type="spellEnd"/>
-            <w:r>
-              <w:rPr>
-                <w:rFonts w:cs="Arial"/>
-                <w:b/>
-                <w:sz w:val="28"/>
-                <w:szCs w:val="32"/>
-              </w:rPr>
-              <w:t xml:space="preserve"> No</w:t>
+            <w:r>
+              <w:rPr>
+                <w:rFonts w:cs="Arial"/>
+                <w:b/>
+                <w:sz w:val="28"/>
+                <w:szCs w:val="32"/>
+              </w:rPr>
+              <w:t>Panchaati No</w:t>
             </w:r>
             <w:r>
               <w:rPr>
@@ -14028,19 +13808,8 @@
                 <w:sz w:val="28"/>
                 <w:szCs w:val="32"/>
               </w:rPr>
-              <w:t xml:space="preserve">T.S.7.1.18.2 – </w:t>
-            </w:r>
-            <w:proofErr w:type="spellStart"/>
-            <w:r>
-              <w:rPr>
-                <w:rFonts w:cs="Arial"/>
-                <w:b/>
-                <w:sz w:val="28"/>
-                <w:szCs w:val="32"/>
-              </w:rPr>
-              <w:t>Kramam</w:t>
-            </w:r>
-            <w:proofErr w:type="spellEnd"/>
+              <w:t>T.S.7.1.18.2 – Kramam</w:t>
+            </w:r>
           </w:p>
           <w:p>
             <w:pPr>
@@ -14059,41 +13828,13 @@
                 <w:szCs w:val="32"/>
               </w:rPr>
             </w:pPr>
-            <w:proofErr w:type="spellStart"/>
-            <w:r>
-              <w:rPr>
-                <w:rFonts w:cs="Arial"/>
-                <w:b/>
-                <w:szCs w:val="32"/>
-              </w:rPr>
-              <w:t>Krama</w:t>
-            </w:r>
-            <w:proofErr w:type="spellEnd"/>
-            <w:r>
-              <w:rPr>
-                <w:rFonts w:cs="Arial"/>
-                <w:b/>
-                <w:szCs w:val="32"/>
-              </w:rPr>
-              <w:t xml:space="preserve"> </w:t>
-            </w:r>
-            <w:proofErr w:type="spellStart"/>
-            <w:r>
-              <w:rPr>
-                <w:rFonts w:cs="Arial"/>
-                <w:b/>
-                <w:szCs w:val="32"/>
-              </w:rPr>
-              <w:t>Vaakyam</w:t>
-            </w:r>
-            <w:proofErr w:type="spellEnd"/>
-            <w:r>
-              <w:rPr>
-                <w:rFonts w:cs="Arial"/>
-                <w:b/>
-                <w:szCs w:val="32"/>
-              </w:rPr>
-              <w:t xml:space="preserve"> No.– 19 &amp; 20</w:t>
+            <w:r>
+              <w:rPr>
+                <w:rFonts w:cs="Arial"/>
+                <w:b/>
+                <w:szCs w:val="32"/>
+              </w:rPr>
+              <w:t>Krama Vaakyam No.– 19 &amp; 20</w:t>
             </w:r>
           </w:p>
           <w:p>
@@ -14114,25 +13855,14 @@
                 <w:szCs w:val="32"/>
               </w:rPr>
             </w:pPr>
-            <w:proofErr w:type="spellStart"/>
-            <w:r>
-              <w:rPr>
-                <w:rFonts w:cs="Arial"/>
-                <w:b/>
-                <w:sz w:val="28"/>
-                <w:szCs w:val="32"/>
-              </w:rPr>
-              <w:t>Panchaati</w:t>
-            </w:r>
-            <w:proofErr w:type="spellEnd"/>
-            <w:r>
-              <w:rPr>
-                <w:rFonts w:cs="Arial"/>
-                <w:b/>
-                <w:sz w:val="28"/>
-                <w:szCs w:val="32"/>
-              </w:rPr>
-              <w:t xml:space="preserve"> No</w:t>
+            <w:r>
+              <w:rPr>
+                <w:rFonts w:cs="Arial"/>
+                <w:b/>
+                <w:sz w:val="28"/>
+                <w:szCs w:val="32"/>
+              </w:rPr>
+              <w:t>Panchaati No</w:t>
             </w:r>
             <w:r>
               <w:rPr>
@@ -14719,19 +14449,8 @@
                 <w:sz w:val="28"/>
                 <w:szCs w:val="32"/>
               </w:rPr>
-              <w:t xml:space="preserve">T.S.7.1.19.1 – </w:t>
-            </w:r>
-            <w:proofErr w:type="spellStart"/>
-            <w:r>
-              <w:rPr>
-                <w:rFonts w:cs="Arial"/>
-                <w:b/>
-                <w:sz w:val="28"/>
-                <w:szCs w:val="32"/>
-              </w:rPr>
-              <w:t>Kramam</w:t>
-            </w:r>
-            <w:proofErr w:type="spellEnd"/>
+              <w:t>T.S.7.1.19.1 – Kramam</w:t>
+            </w:r>
           </w:p>
           <w:p>
             <w:pPr>
@@ -14751,45 +14470,14 @@
                 <w:szCs w:val="32"/>
               </w:rPr>
             </w:pPr>
-            <w:proofErr w:type="spellStart"/>
-            <w:r>
-              <w:rPr>
-                <w:rFonts w:cs="Arial"/>
-                <w:b/>
-                <w:sz w:val="28"/>
-                <w:szCs w:val="32"/>
-              </w:rPr>
-              <w:t>Krama</w:t>
-            </w:r>
-            <w:proofErr w:type="spellEnd"/>
-            <w:r>
-              <w:rPr>
-                <w:rFonts w:cs="Arial"/>
-                <w:b/>
-                <w:sz w:val="28"/>
-                <w:szCs w:val="32"/>
-              </w:rPr>
-              <w:t xml:space="preserve"> </w:t>
-            </w:r>
-            <w:proofErr w:type="spellStart"/>
-            <w:r>
-              <w:rPr>
-                <w:rFonts w:cs="Arial"/>
-                <w:b/>
-                <w:sz w:val="28"/>
-                <w:szCs w:val="32"/>
-              </w:rPr>
-              <w:t>Vaakyam</w:t>
-            </w:r>
-            <w:proofErr w:type="spellEnd"/>
-            <w:r>
-              <w:rPr>
-                <w:rFonts w:cs="Arial"/>
-                <w:b/>
-                <w:sz w:val="28"/>
-                <w:szCs w:val="32"/>
-              </w:rPr>
-              <w:t xml:space="preserve"> No.– 5</w:t>
+            <w:r>
+              <w:rPr>
+                <w:rFonts w:cs="Arial"/>
+                <w:b/>
+                <w:sz w:val="28"/>
+                <w:szCs w:val="32"/>
+              </w:rPr>
+              <w:t>Krama Vaakyam No.– 5</w:t>
             </w:r>
           </w:p>
           <w:p>
@@ -14810,25 +14498,14 @@
                 <w:szCs w:val="32"/>
               </w:rPr>
             </w:pPr>
-            <w:proofErr w:type="spellStart"/>
-            <w:r>
-              <w:rPr>
-                <w:rFonts w:cs="Arial"/>
-                <w:b/>
-                <w:sz w:val="28"/>
-                <w:szCs w:val="32"/>
-              </w:rPr>
-              <w:t>Panchaati</w:t>
-            </w:r>
-            <w:proofErr w:type="spellEnd"/>
-            <w:r>
-              <w:rPr>
-                <w:rFonts w:cs="Arial"/>
-                <w:b/>
-                <w:sz w:val="28"/>
-                <w:szCs w:val="32"/>
-              </w:rPr>
-              <w:t xml:space="preserve"> No</w:t>
+            <w:r>
+              <w:rPr>
+                <w:rFonts w:cs="Arial"/>
+                <w:b/>
+                <w:sz w:val="28"/>
+                <w:szCs w:val="32"/>
+              </w:rPr>
+              <w:t>Panchaati No</w:t>
             </w:r>
             <w:r>
               <w:rPr>
@@ -15409,19 +15086,8 @@
                 <w:sz w:val="28"/>
                 <w:szCs w:val="32"/>
               </w:rPr>
-              <w:t xml:space="preserve">T.S.7.1.19.2 – </w:t>
-            </w:r>
-            <w:proofErr w:type="spellStart"/>
-            <w:r>
-              <w:rPr>
-                <w:rFonts w:cs="Arial"/>
-                <w:b/>
-                <w:sz w:val="28"/>
-                <w:szCs w:val="32"/>
-              </w:rPr>
-              <w:t>Kramam</w:t>
-            </w:r>
-            <w:proofErr w:type="spellEnd"/>
+              <w:t>T.S.7.1.19.2 – Kramam</w:t>
+            </w:r>
           </w:p>
           <w:p>
             <w:pPr>
@@ -15441,45 +15107,14 @@
                 <w:szCs w:val="32"/>
               </w:rPr>
             </w:pPr>
-            <w:proofErr w:type="spellStart"/>
-            <w:r>
-              <w:rPr>
-                <w:rFonts w:cs="Arial"/>
-                <w:b/>
-                <w:sz w:val="28"/>
-                <w:szCs w:val="32"/>
-              </w:rPr>
-              <w:t>Krama</w:t>
-            </w:r>
-            <w:proofErr w:type="spellEnd"/>
-            <w:r>
-              <w:rPr>
-                <w:rFonts w:cs="Arial"/>
-                <w:b/>
-                <w:sz w:val="28"/>
-                <w:szCs w:val="32"/>
-              </w:rPr>
-              <w:t xml:space="preserve"> </w:t>
-            </w:r>
-            <w:proofErr w:type="spellStart"/>
-            <w:r>
-              <w:rPr>
-                <w:rFonts w:cs="Arial"/>
-                <w:b/>
-                <w:sz w:val="28"/>
-                <w:szCs w:val="32"/>
-              </w:rPr>
-              <w:t>Vaakyam</w:t>
-            </w:r>
-            <w:proofErr w:type="spellEnd"/>
-            <w:r>
-              <w:rPr>
-                <w:rFonts w:cs="Arial"/>
-                <w:b/>
-                <w:sz w:val="28"/>
-                <w:szCs w:val="32"/>
-              </w:rPr>
-              <w:t xml:space="preserve"> No.– 29</w:t>
+            <w:r>
+              <w:rPr>
+                <w:rFonts w:cs="Arial"/>
+                <w:b/>
+                <w:sz w:val="28"/>
+                <w:szCs w:val="32"/>
+              </w:rPr>
+              <w:t>Krama Vaakyam No.– 29</w:t>
             </w:r>
           </w:p>
           <w:p>
@@ -15500,25 +15135,14 @@
                 <w:szCs w:val="32"/>
               </w:rPr>
             </w:pPr>
-            <w:proofErr w:type="spellStart"/>
-            <w:r>
-              <w:rPr>
-                <w:rFonts w:cs="Arial"/>
-                <w:b/>
-                <w:sz w:val="28"/>
-                <w:szCs w:val="32"/>
-              </w:rPr>
-              <w:t>Panchaati</w:t>
-            </w:r>
-            <w:proofErr w:type="spellEnd"/>
-            <w:r>
-              <w:rPr>
-                <w:rFonts w:cs="Arial"/>
-                <w:b/>
-                <w:sz w:val="28"/>
-                <w:szCs w:val="32"/>
-              </w:rPr>
-              <w:t xml:space="preserve"> No</w:t>
+            <w:r>
+              <w:rPr>
+                <w:rFonts w:cs="Arial"/>
+                <w:b/>
+                <w:sz w:val="28"/>
+                <w:szCs w:val="32"/>
+              </w:rPr>
+              <w:t>Panchaati No</w:t>
             </w:r>
             <w:r>
               <w:rPr>
@@ -15645,27 +15269,15 @@
                 <w:lang w:val="en-IN" w:eastAsia="en-IN" w:bidi="ml-IN"/>
               </w:rPr>
             </w:pPr>
-            <w:proofErr w:type="spellStart"/>
-            <w:r>
-              <w:rPr>
-                <w:rFonts w:ascii="BRH Malayalam Extra" w:eastAsia="Times New Roman" w:hAnsi="BRH Malayalam Extra" w:cs="BRH Malayalam Extra"/>
-                <w:color w:val="000000"/>
-                <w:sz w:val="40"/>
-                <w:szCs w:val="40"/>
-                <w:lang w:val="en-IN" w:eastAsia="en-IN" w:bidi="ml-IN"/>
-              </w:rPr>
-              <w:t>sI</w:t>
-            </w:r>
-            <w:proofErr w:type="spellEnd"/>
-            <w:r>
-              <w:rPr>
-                <w:rFonts w:ascii="BRH Malayalam Extra" w:eastAsia="Times New Roman" w:hAnsi="BRH Malayalam Extra" w:cs="BRH Malayalam Extra"/>
-                <w:color w:val="000000"/>
-                <w:sz w:val="40"/>
-                <w:szCs w:val="40"/>
-                <w:lang w:val="en-IN" w:eastAsia="en-IN" w:bidi="ml-IN"/>
-              </w:rPr>
-              <w:t xml:space="preserve"> - </w:t>
+            <w:r>
+              <w:rPr>
+                <w:rFonts w:ascii="BRH Malayalam Extra" w:eastAsia="Times New Roman" w:hAnsi="BRH Malayalam Extra" w:cs="BRH Malayalam Extra"/>
+                <w:color w:val="000000"/>
+                <w:sz w:val="40"/>
+                <w:szCs w:val="40"/>
+                <w:lang w:val="en-IN" w:eastAsia="en-IN" w:bidi="ml-IN"/>
+              </w:rPr>
+              <w:t xml:space="preserve">sI - </w:t>
             </w:r>
             <w:proofErr w:type="spellStart"/>
             <w:r>
@@ -15896,27 +15508,15 @@
                 <w:lang w:val="en-IN" w:eastAsia="en-IN" w:bidi="ml-IN"/>
               </w:rPr>
             </w:pPr>
-            <w:proofErr w:type="spellStart"/>
-            <w:r>
-              <w:rPr>
-                <w:rFonts w:ascii="BRH Malayalam Extra" w:eastAsia="Times New Roman" w:hAnsi="BRH Malayalam Extra" w:cs="BRH Malayalam Extra"/>
-                <w:color w:val="000000"/>
-                <w:sz w:val="40"/>
-                <w:szCs w:val="40"/>
-                <w:lang w:val="en-IN" w:eastAsia="en-IN" w:bidi="ml-IN"/>
-              </w:rPr>
-              <w:t>sI</w:t>
-            </w:r>
-            <w:proofErr w:type="spellEnd"/>
-            <w:r>
-              <w:rPr>
-                <w:rFonts w:ascii="BRH Malayalam Extra" w:eastAsia="Times New Roman" w:hAnsi="BRH Malayalam Extra" w:cs="BRH Malayalam Extra"/>
-                <w:color w:val="000000"/>
-                <w:sz w:val="40"/>
-                <w:szCs w:val="40"/>
-                <w:lang w:val="en-IN" w:eastAsia="en-IN" w:bidi="ml-IN"/>
-              </w:rPr>
-              <w:t xml:space="preserve"> - </w:t>
+            <w:r>
+              <w:rPr>
+                <w:rFonts w:ascii="BRH Malayalam Extra" w:eastAsia="Times New Roman" w:hAnsi="BRH Malayalam Extra" w:cs="BRH Malayalam Extra"/>
+                <w:color w:val="000000"/>
+                <w:sz w:val="40"/>
+                <w:szCs w:val="40"/>
+                <w:lang w:val="en-IN" w:eastAsia="en-IN" w:bidi="ml-IN"/>
+              </w:rPr>
+              <w:t xml:space="preserve">sI - </w:t>
             </w:r>
             <w:proofErr w:type="spellStart"/>
             <w:r>
@@ -16052,20 +15652,8 @@
                 <w:sz w:val="28"/>
                 <w:szCs w:val="32"/>
               </w:rPr>
-              <w:lastRenderedPageBreak/>
-              <w:t xml:space="preserve">T.S.7.1.19.3 – </w:t>
-            </w:r>
-            <w:proofErr w:type="spellStart"/>
-            <w:r>
-              <w:rPr>
-                <w:rFonts w:cs="Arial"/>
-                <w:b/>
-                <w:sz w:val="28"/>
-                <w:szCs w:val="32"/>
-              </w:rPr>
-              <w:t>Kramam</w:t>
-            </w:r>
-            <w:proofErr w:type="spellEnd"/>
+              <w:t>T.S.7.1.19.3 – Kramam</w:t>
+            </w:r>
           </w:p>
           <w:p>
             <w:pPr>
@@ -16085,45 +15673,14 @@
                 <w:szCs w:val="32"/>
               </w:rPr>
             </w:pPr>
-            <w:proofErr w:type="spellStart"/>
-            <w:r>
-              <w:rPr>
-                <w:rFonts w:cs="Arial"/>
-                <w:b/>
-                <w:sz w:val="28"/>
-                <w:szCs w:val="32"/>
-              </w:rPr>
-              <w:t>Krama</w:t>
-            </w:r>
-            <w:proofErr w:type="spellEnd"/>
-            <w:r>
-              <w:rPr>
-                <w:rFonts w:cs="Arial"/>
-                <w:b/>
-                <w:sz w:val="28"/>
-                <w:szCs w:val="32"/>
-              </w:rPr>
-              <w:t xml:space="preserve"> </w:t>
-            </w:r>
-            <w:proofErr w:type="spellStart"/>
-            <w:r>
-              <w:rPr>
-                <w:rFonts w:cs="Arial"/>
-                <w:b/>
-                <w:sz w:val="28"/>
-                <w:szCs w:val="32"/>
-              </w:rPr>
-              <w:t>Vaakyam</w:t>
-            </w:r>
-            <w:proofErr w:type="spellEnd"/>
-            <w:r>
-              <w:rPr>
-                <w:rFonts w:cs="Arial"/>
-                <w:b/>
-                <w:sz w:val="28"/>
-                <w:szCs w:val="32"/>
-              </w:rPr>
-              <w:t xml:space="preserve"> No.– 96</w:t>
+            <w:r>
+              <w:rPr>
+                <w:rFonts w:cs="Arial"/>
+                <w:b/>
+                <w:sz w:val="28"/>
+                <w:szCs w:val="32"/>
+              </w:rPr>
+              <w:t>Krama Vaakyam No.– 96</w:t>
             </w:r>
           </w:p>
           <w:p>
@@ -16144,25 +15701,14 @@
                 <w:szCs w:val="32"/>
               </w:rPr>
             </w:pPr>
-            <w:proofErr w:type="spellStart"/>
-            <w:r>
-              <w:rPr>
-                <w:rFonts w:cs="Arial"/>
-                <w:b/>
-                <w:sz w:val="28"/>
-                <w:szCs w:val="32"/>
-              </w:rPr>
-              <w:t>Panchaati</w:t>
-            </w:r>
-            <w:proofErr w:type="spellEnd"/>
-            <w:r>
-              <w:rPr>
-                <w:rFonts w:cs="Arial"/>
-                <w:b/>
-                <w:sz w:val="28"/>
-                <w:szCs w:val="32"/>
-              </w:rPr>
-              <w:t xml:space="preserve"> No</w:t>
+            <w:r>
+              <w:rPr>
+                <w:rFonts w:cs="Arial"/>
+                <w:b/>
+                <w:sz w:val="28"/>
+                <w:szCs w:val="32"/>
+              </w:rPr>
+              <w:t>Panchaati No</w:t>
             </w:r>
             <w:r>
               <w:rPr>
@@ -16561,6 +16107,7 @@
           <w:szCs w:val="40"/>
           <w:lang w:val="en-IN" w:eastAsia="en-IN"/>
         </w:rPr>
+        <w:lastRenderedPageBreak/>
         <w:t>"</w:t>
       </w:r>
       <w:proofErr w:type="spellStart"/>
@@ -16636,6 +16183,7 @@
         <w:t>q§T</w:t>
       </w:r>
       <w:proofErr w:type="spellEnd"/>
+      <w:proofErr w:type="gramStart"/>
       <w:r>
         <w:rPr>
           <w:rFonts w:ascii="BRH Malayalam" w:hAnsi="BRH Malayalam" w:cs="BRH Malayalam"/>
@@ -16652,7 +16200,16 @@
           <w:bCs/>
           <w:sz w:val="32"/>
         </w:rPr>
-        <w:t>wherever applicable</w:t>
+        <w:t>wherever</w:t>
+      </w:r>
+      <w:proofErr w:type="gramEnd"/>
+      <w:r>
+        <w:rPr>
+          <w:b/>
+          <w:bCs/>
+          <w:sz w:val="32"/>
+        </w:rPr>
+        <w:t xml:space="preserve"> applicable</w:t>
       </w:r>
     </w:p>
     <w:p>
@@ -16698,7 +16255,6 @@
         </w:rPr>
         <w:t xml:space="preserve">TS </w:t>
       </w:r>
-      <w:proofErr w:type="spellStart"/>
       <w:r>
         <w:rPr>
           <w:b/>
@@ -16709,7 +16265,6 @@
         </w:rPr>
         <w:t>Krama</w:t>
       </w:r>
-      <w:proofErr w:type="spellEnd"/>
       <w:r>
         <w:rPr>
           <w:b/>
@@ -16718,29 +16273,7 @@
           <w:szCs w:val="32"/>
           <w:u w:val="single"/>
         </w:rPr>
-        <w:t xml:space="preserve"> </w:t>
-      </w:r>
-      <w:proofErr w:type="spellStart"/>
-      <w:r>
-        <w:rPr>
-          <w:b/>
-          <w:bCs/>
-          <w:sz w:val="32"/>
-          <w:szCs w:val="32"/>
-          <w:u w:val="single"/>
-        </w:rPr>
-        <w:t>Paatam</w:t>
-      </w:r>
-      <w:proofErr w:type="spellEnd"/>
-      <w:r>
-        <w:rPr>
-          <w:b/>
-          <w:bCs/>
-          <w:sz w:val="32"/>
-          <w:szCs w:val="32"/>
-          <w:u w:val="single"/>
-        </w:rPr>
-        <w:t xml:space="preserve"> – TS </w:t>
+        <w:t xml:space="preserve"> Paatam – TS </w:t>
       </w:r>
       <w:r>
         <w:rPr>
@@ -16980,7 +16513,6 @@
         <w:tc>
           <w:tcPr>
             <w:tcW w:w="3227" w:type="dxa"/>
-            <w:shd w:val="clear" w:color="auto" w:fill="auto"/>
           </w:tcPr>
           <w:p>
             <w:pPr>
@@ -17006,19 +16538,8 @@
                 <w:sz w:val="32"/>
                 <w:szCs w:val="32"/>
               </w:rPr>
-              <w:t xml:space="preserve">TS 7.1.5.1 - </w:t>
-            </w:r>
-            <w:proofErr w:type="spellStart"/>
-            <w:r>
-              <w:rPr>
-                <w:rFonts w:cs="Arial"/>
-                <w:color w:val="000000"/>
-                <w:sz w:val="32"/>
-                <w:szCs w:val="32"/>
-              </w:rPr>
-              <w:t>Kramam</w:t>
-            </w:r>
-            <w:proofErr w:type="spellEnd"/>
+              <w:t>TS 7.1.5.1 - Kramam</w:t>
+            </w:r>
           </w:p>
           <w:p>
             <w:pPr>
@@ -17064,26 +16585,13 @@
                 <w:szCs w:val="36"/>
                 <w:lang w:bidi="ml-IN"/>
               </w:rPr>
-              <w:t xml:space="preserve"> </w:t>
-            </w:r>
-            <w:proofErr w:type="spellStart"/>
-            <w:r>
-              <w:rPr>
-                <w:rFonts w:cs="Arial"/>
-                <w:bCs/>
-                <w:sz w:val="28"/>
-                <w:szCs w:val="36"/>
-                <w:lang w:bidi="ml-IN"/>
-              </w:rPr>
-              <w:t>Panchaati</w:t>
-            </w:r>
-            <w:proofErr w:type="spellEnd"/>
+              <w:t xml:space="preserve"> Panchaati</w:t>
+            </w:r>
           </w:p>
         </w:tc>
         <w:tc>
           <w:tcPr>
             <w:tcW w:w="4536" w:type="dxa"/>
-            <w:shd w:val="clear" w:color="auto" w:fill="auto"/>
           </w:tcPr>
           <w:p>
             <w:pPr>
@@ -17121,7 +16629,6 @@
               </w:rPr>
               <w:t>–</w:t>
             </w:r>
-            <w:proofErr w:type="spellStart"/>
             <w:r>
               <w:rPr>
                 <w:rFonts w:ascii="BRH Malayalam Extra" w:eastAsia="Times New Roman" w:hAnsi="BRH Malayalam Extra" w:cs="BRH Malayalam Extra"/>
@@ -17132,49 +16639,26 @@
               </w:rPr>
               <w:t>kx</w:t>
             </w:r>
-            <w:proofErr w:type="spellEnd"/>
-            <w:r>
-              <w:rPr>
-                <w:rFonts w:ascii="BRH Malayalam Extra" w:eastAsia="Times New Roman" w:hAnsi="BRH Malayalam Extra" w:cs="BRH Malayalam Extra"/>
-                <w:b/>
-                <w:color w:val="000000"/>
-                <w:sz w:val="32"/>
-                <w:szCs w:val="40"/>
-                <w:lang w:val="en-IN" w:eastAsia="en-IN" w:bidi="ml-IN"/>
-              </w:rPr>
-              <w:t>–</w:t>
-            </w:r>
-            <w:r>
-              <w:rPr>
-                <w:rFonts w:ascii="BRH Malayalam Extra" w:eastAsia="Times New Roman" w:hAnsi="BRH Malayalam Extra" w:cs="BRH Malayalam Extra"/>
-                <w:color w:val="000000"/>
-                <w:sz w:val="40"/>
-                <w:szCs w:val="40"/>
-                <w:lang w:val="en-IN" w:eastAsia="en-IN" w:bidi="ml-IN"/>
-              </w:rPr>
-              <w:t>¥</w:t>
-            </w:r>
-            <w:proofErr w:type="spellStart"/>
-            <w:r>
-              <w:rPr>
-                <w:rFonts w:ascii="BRH Malayalam Extra" w:eastAsia="Times New Roman" w:hAnsi="BRH Malayalam Extra" w:cs="BRH Malayalam Extra"/>
-                <w:color w:val="000000"/>
-                <w:sz w:val="40"/>
-                <w:szCs w:val="40"/>
-                <w:lang w:val="en-IN" w:eastAsia="en-IN" w:bidi="ml-IN"/>
-              </w:rPr>
-              <w:t>tx</w:t>
-            </w:r>
-            <w:proofErr w:type="spellEnd"/>
-            <w:r>
-              <w:rPr>
-                <w:rFonts w:ascii="BRH Malayalam Extra" w:eastAsia="Times New Roman" w:hAnsi="BRH Malayalam Extra" w:cs="BRH Malayalam Extra"/>
-                <w:color w:val="000000"/>
-                <w:sz w:val="40"/>
-                <w:szCs w:val="40"/>
-                <w:lang w:val="en-IN" w:eastAsia="en-IN" w:bidi="ml-IN"/>
-              </w:rPr>
-              <w:t xml:space="preserve"> h¢</w:t>
+            <w:r>
+              <w:rPr>
+                <w:rFonts w:ascii="BRH Malayalam Extra" w:eastAsia="Times New Roman" w:hAnsi="BRH Malayalam Extra" w:cs="BRH Malayalam Extra"/>
+                <w:b/>
+                <w:color w:val="000000"/>
+                <w:sz w:val="32"/>
+                <w:szCs w:val="40"/>
+                <w:lang w:val="en-IN" w:eastAsia="en-IN" w:bidi="ml-IN"/>
+              </w:rPr>
+              <w:t>–</w:t>
+            </w:r>
+            <w:r>
+              <w:rPr>
+                <w:rFonts w:ascii="BRH Malayalam Extra" w:eastAsia="Times New Roman" w:hAnsi="BRH Malayalam Extra" w:cs="BRH Malayalam Extra"/>
+                <w:color w:val="000000"/>
+                <w:sz w:val="40"/>
+                <w:szCs w:val="40"/>
+                <w:lang w:val="en-IN" w:eastAsia="en-IN" w:bidi="ml-IN"/>
+              </w:rPr>
+              <w:t>¥tx h¢</w:t>
             </w:r>
             <w:r>
               <w:rPr>
@@ -17351,7 +16835,6 @@
         <w:tc>
           <w:tcPr>
             <w:tcW w:w="5103" w:type="dxa"/>
-            <w:shd w:val="clear" w:color="auto" w:fill="auto"/>
           </w:tcPr>
           <w:p>
             <w:pPr>
@@ -17390,7 +16873,6 @@
               </w:rPr>
               <w:t>–</w:t>
             </w:r>
-            <w:proofErr w:type="spellStart"/>
             <w:r>
               <w:rPr>
                 <w:rFonts w:ascii="BRH Malayalam Extra" w:eastAsia="Times New Roman" w:hAnsi="BRH Malayalam Extra" w:cs="BRH Malayalam Extra"/>
@@ -17401,49 +16883,26 @@
               </w:rPr>
               <w:t>kx</w:t>
             </w:r>
-            <w:proofErr w:type="spellEnd"/>
-            <w:r>
-              <w:rPr>
-                <w:rFonts w:ascii="BRH Malayalam Extra" w:eastAsia="Times New Roman" w:hAnsi="BRH Malayalam Extra" w:cs="BRH Malayalam Extra"/>
-                <w:b/>
-                <w:color w:val="000000"/>
-                <w:sz w:val="32"/>
-                <w:szCs w:val="40"/>
-                <w:lang w:val="en-IN" w:eastAsia="en-IN" w:bidi="ml-IN"/>
-              </w:rPr>
-              <w:t>–</w:t>
-            </w:r>
-            <w:r>
-              <w:rPr>
-                <w:rFonts w:ascii="BRH Malayalam Extra" w:eastAsia="Times New Roman" w:hAnsi="BRH Malayalam Extra" w:cs="BRH Malayalam Extra"/>
-                <w:color w:val="000000"/>
-                <w:sz w:val="40"/>
-                <w:szCs w:val="40"/>
-                <w:lang w:val="en-IN" w:eastAsia="en-IN" w:bidi="ml-IN"/>
-              </w:rPr>
-              <w:t>¥</w:t>
-            </w:r>
-            <w:proofErr w:type="spellStart"/>
-            <w:r>
-              <w:rPr>
-                <w:rFonts w:ascii="BRH Malayalam Extra" w:eastAsia="Times New Roman" w:hAnsi="BRH Malayalam Extra" w:cs="BRH Malayalam Extra"/>
-                <w:color w:val="000000"/>
-                <w:sz w:val="40"/>
-                <w:szCs w:val="40"/>
-                <w:lang w:val="en-IN" w:eastAsia="en-IN" w:bidi="ml-IN"/>
-              </w:rPr>
-              <w:t>tx</w:t>
-            </w:r>
-            <w:proofErr w:type="spellEnd"/>
-            <w:r>
-              <w:rPr>
-                <w:rFonts w:ascii="BRH Malayalam Extra" w:eastAsia="Times New Roman" w:hAnsi="BRH Malayalam Extra" w:cs="BRH Malayalam Extra"/>
-                <w:color w:val="000000"/>
-                <w:sz w:val="40"/>
-                <w:szCs w:val="40"/>
-                <w:lang w:val="en-IN" w:eastAsia="en-IN" w:bidi="ml-IN"/>
-              </w:rPr>
-              <w:t xml:space="preserve"> h¢</w:t>
+            <w:r>
+              <w:rPr>
+                <w:rFonts w:ascii="BRH Malayalam Extra" w:eastAsia="Times New Roman" w:hAnsi="BRH Malayalam Extra" w:cs="BRH Malayalam Extra"/>
+                <w:b/>
+                <w:color w:val="000000"/>
+                <w:sz w:val="32"/>
+                <w:szCs w:val="40"/>
+                <w:lang w:val="en-IN" w:eastAsia="en-IN" w:bidi="ml-IN"/>
+              </w:rPr>
+              <w:t>–</w:t>
+            </w:r>
+            <w:r>
+              <w:rPr>
+                <w:rFonts w:ascii="BRH Malayalam Extra" w:eastAsia="Times New Roman" w:hAnsi="BRH Malayalam Extra" w:cs="BRH Malayalam Extra"/>
+                <w:color w:val="000000"/>
+                <w:sz w:val="40"/>
+                <w:szCs w:val="40"/>
+                <w:lang w:val="en-IN" w:eastAsia="en-IN" w:bidi="ml-IN"/>
+              </w:rPr>
+              <w:t>¥tx h¢</w:t>
             </w:r>
             <w:r>
               <w:rPr>
@@ -17629,7 +17088,6 @@
         <w:tc>
           <w:tcPr>
             <w:tcW w:w="3227" w:type="dxa"/>
-            <w:shd w:val="clear" w:color="auto" w:fill="auto"/>
           </w:tcPr>
           <w:p>
             <w:pPr>
@@ -17673,19 +17131,8 @@
                 <w:sz w:val="32"/>
                 <w:szCs w:val="32"/>
               </w:rPr>
-              <w:t xml:space="preserve"> </w:t>
-            </w:r>
-            <w:proofErr w:type="spellStart"/>
-            <w:r>
-              <w:rPr>
-                <w:rFonts w:cs="Arial"/>
-                <w:color w:val="000000"/>
-                <w:sz w:val="32"/>
-                <w:szCs w:val="32"/>
-              </w:rPr>
-              <w:t>Kramam</w:t>
-            </w:r>
-            <w:proofErr w:type="spellEnd"/>
+              <w:t xml:space="preserve"> Kramam</w:t>
+            </w:r>
           </w:p>
           <w:p>
             <w:pPr>
@@ -17733,20 +17180,8 @@
                 <w:szCs w:val="36"/>
                 <w:lang w:bidi="ml-IN"/>
               </w:rPr>
-              <w:t xml:space="preserve"> </w:t>
-            </w:r>
-            <w:proofErr w:type="spellStart"/>
-            <w:r>
-              <w:rPr>
-                <w:rFonts w:cs="Arial"/>
-                <w:bCs/>
-                <w:sz w:val="28"/>
-                <w:szCs w:val="36"/>
-                <w:lang w:bidi="ml-IN"/>
-              </w:rPr>
-              <w:t>Panchaati</w:t>
-            </w:r>
-            <w:proofErr w:type="spellEnd"/>
+              <w:t xml:space="preserve"> Panchaati</w:t>
+            </w:r>
           </w:p>
           <w:p>
             <w:pPr>
@@ -17767,7 +17202,6 @@
         <w:tc>
           <w:tcPr>
             <w:tcW w:w="4536" w:type="dxa"/>
-            <w:shd w:val="clear" w:color="auto" w:fill="auto"/>
           </w:tcPr>
           <w:p>
             <w:pPr>
@@ -17917,7 +17351,6 @@
         <w:tc>
           <w:tcPr>
             <w:tcW w:w="5103" w:type="dxa"/>
-            <w:shd w:val="clear" w:color="auto" w:fill="auto"/>
           </w:tcPr>
           <w:p>
             <w:pPr>
@@ -18231,7 +17664,6 @@
               </w:rPr>
               <w:t>(</w:t>
             </w:r>
-            <w:proofErr w:type="spellStart"/>
             <w:r>
               <w:rPr>
                 <w:rFonts w:cs="Arial"/>
@@ -18239,17 +17671,7 @@
                 <w:sz w:val="28"/>
                 <w:szCs w:val="28"/>
               </w:rPr>
-              <w:t>avagraha</w:t>
-            </w:r>
-            <w:proofErr w:type="spellEnd"/>
-            <w:r>
-              <w:rPr>
-                <w:rFonts w:cs="Arial"/>
-                <w:color w:val="000000"/>
-                <w:sz w:val="28"/>
-                <w:szCs w:val="28"/>
-              </w:rPr>
-              <w:t xml:space="preserve"> to indicate ‘</w:t>
+              <w:t>avagraha to indicate ‘</w:t>
             </w:r>
             <w:r>
               <w:rPr>
@@ -18303,7 +17725,6 @@
               <w:bottom w:val="single" w:sz="4" w:space="0" w:color="000000"/>
               <w:right w:val="single" w:sz="4" w:space="0" w:color="000000"/>
             </w:tcBorders>
-            <w:shd w:val="clear" w:color="auto" w:fill="auto"/>
           </w:tcPr>
           <w:p>
             <w:pPr>
@@ -18347,19 +17768,8 @@
                 <w:sz w:val="32"/>
                 <w:szCs w:val="32"/>
               </w:rPr>
-              <w:t xml:space="preserve"> </w:t>
-            </w:r>
-            <w:proofErr w:type="spellStart"/>
-            <w:r>
-              <w:rPr>
-                <w:rFonts w:cs="Arial"/>
-                <w:color w:val="000000"/>
-                <w:sz w:val="32"/>
-                <w:szCs w:val="32"/>
-              </w:rPr>
-              <w:t>Kramam</w:t>
-            </w:r>
-            <w:proofErr w:type="spellEnd"/>
+              <w:t xml:space="preserve"> Kramam</w:t>
+            </w:r>
           </w:p>
           <w:p>
             <w:pPr>
@@ -18385,19 +17795,8 @@
                 <w:sz w:val="32"/>
                 <w:szCs w:val="32"/>
               </w:rPr>
-              <w:t xml:space="preserve">31st </w:t>
-            </w:r>
-            <w:proofErr w:type="spellStart"/>
-            <w:r>
-              <w:rPr>
-                <w:rFonts w:cs="Arial"/>
-                <w:color w:val="000000"/>
-                <w:sz w:val="32"/>
-                <w:szCs w:val="32"/>
-              </w:rPr>
-              <w:t>Panchaati</w:t>
-            </w:r>
-            <w:proofErr w:type="spellEnd"/>
+              <w:t>31st Panchaati</w:t>
+            </w:r>
           </w:p>
           <w:p>
             <w:pPr>
@@ -18427,7 +17826,6 @@
               <w:bottom w:val="single" w:sz="4" w:space="0" w:color="000000"/>
               <w:right w:val="single" w:sz="4" w:space="0" w:color="000000"/>
             </w:tcBorders>
-            <w:shd w:val="clear" w:color="auto" w:fill="auto"/>
           </w:tcPr>
           <w:p>
             <w:pPr>
@@ -18562,7 +17960,6 @@
               <w:bottom w:val="single" w:sz="4" w:space="0" w:color="000000"/>
               <w:right w:val="single" w:sz="4" w:space="0" w:color="000000"/>
             </w:tcBorders>
-            <w:shd w:val="clear" w:color="auto" w:fill="auto"/>
           </w:tcPr>
           <w:p>
             <w:pPr>
@@ -18708,7 +18105,6 @@
                 <w:szCs w:val="40"/>
                 <w:lang w:val="en-IN" w:eastAsia="en-IN" w:bidi="ml-IN"/>
               </w:rPr>
-              <w:lastRenderedPageBreak/>
               <w:t xml:space="preserve">B </w:t>
             </w:r>
             <w:proofErr w:type="spellStart"/>
@@ -18770,27 +18166,7 @@
                 <w:szCs w:val="28"/>
               </w:rPr>
               <w:br/>
-              <w:t>(</w:t>
-            </w:r>
-            <w:proofErr w:type="spellStart"/>
-            <w:r>
-              <w:rPr>
-                <w:rFonts w:cs="Arial"/>
-                <w:color w:val="000000"/>
-                <w:sz w:val="28"/>
-                <w:szCs w:val="28"/>
-              </w:rPr>
-              <w:t>avagraha</w:t>
-            </w:r>
-            <w:proofErr w:type="spellEnd"/>
-            <w:r>
-              <w:rPr>
-                <w:rFonts w:cs="Arial"/>
-                <w:color w:val="000000"/>
-                <w:sz w:val="28"/>
-                <w:szCs w:val="28"/>
-              </w:rPr>
-              <w:t xml:space="preserve"> to indicate ‘</w:t>
+              <w:t>(avagraha to indicate ‘</w:t>
             </w:r>
             <w:r>
               <w:rPr>
@@ -18853,7 +18229,6 @@
               <w:bottom w:val="single" w:sz="4" w:space="0" w:color="000000"/>
               <w:right w:val="single" w:sz="4" w:space="0" w:color="000000"/>
             </w:tcBorders>
-            <w:shd w:val="clear" w:color="auto" w:fill="auto"/>
           </w:tcPr>
           <w:p>
             <w:pPr>
@@ -18879,7 +18254,6 @@
                 <w:sz w:val="32"/>
                 <w:szCs w:val="32"/>
               </w:rPr>
-              <w:lastRenderedPageBreak/>
               <w:t>TS 7.1.7.3</w:t>
             </w:r>
             <w:r>
@@ -18898,19 +18272,8 @@
                 <w:sz w:val="32"/>
                 <w:szCs w:val="32"/>
               </w:rPr>
-              <w:t xml:space="preserve"> </w:t>
-            </w:r>
-            <w:proofErr w:type="spellStart"/>
-            <w:r>
-              <w:rPr>
-                <w:rFonts w:cs="Arial"/>
-                <w:color w:val="000000"/>
-                <w:sz w:val="32"/>
-                <w:szCs w:val="32"/>
-              </w:rPr>
-              <w:t>Kramam</w:t>
-            </w:r>
-            <w:proofErr w:type="spellEnd"/>
+              <w:t xml:space="preserve"> Kramam</w:t>
+            </w:r>
           </w:p>
           <w:p>
             <w:pPr>
@@ -18936,19 +18299,8 @@
                 <w:sz w:val="32"/>
                 <w:szCs w:val="32"/>
               </w:rPr>
-              <w:t xml:space="preserve">31st </w:t>
-            </w:r>
-            <w:proofErr w:type="spellStart"/>
-            <w:r>
-              <w:rPr>
-                <w:rFonts w:cs="Arial"/>
-                <w:color w:val="000000"/>
-                <w:sz w:val="32"/>
-                <w:szCs w:val="32"/>
-              </w:rPr>
-              <w:t>Panchaati</w:t>
-            </w:r>
-            <w:proofErr w:type="spellEnd"/>
+              <w:t>31st Panchaati</w:t>
+            </w:r>
           </w:p>
           <w:p>
             <w:pPr>
@@ -18978,7 +18330,6 @@
               <w:bottom w:val="single" w:sz="4" w:space="0" w:color="000000"/>
               <w:right w:val="single" w:sz="4" w:space="0" w:color="000000"/>
             </w:tcBorders>
-            <w:shd w:val="clear" w:color="auto" w:fill="auto"/>
           </w:tcPr>
           <w:p>
             <w:pPr>
@@ -19003,6 +18354,7 @@
                 <w:szCs w:val="40"/>
                 <w:lang w:val="en-IN" w:eastAsia="en-IN" w:bidi="ml-IN"/>
               </w:rPr>
+              <w:lastRenderedPageBreak/>
               <w:t>s¡</w:t>
             </w:r>
             <w:r>
@@ -19083,6 +18435,7 @@
                 <w:highlight w:val="yellow"/>
                 <w:lang w:val="en-IN" w:eastAsia="en-IN" w:bidi="ml-IN"/>
               </w:rPr>
+              <w:lastRenderedPageBreak/>
               <w:t xml:space="preserve">ix </w:t>
             </w:r>
             <w:r>
@@ -19161,7 +18514,6 @@
               <w:bottom w:val="single" w:sz="4" w:space="0" w:color="000000"/>
               <w:right w:val="single" w:sz="4" w:space="0" w:color="000000"/>
             </w:tcBorders>
-            <w:shd w:val="clear" w:color="auto" w:fill="auto"/>
           </w:tcPr>
           <w:p>
             <w:pPr>
@@ -19186,6 +18538,7 @@
                 <w:szCs w:val="40"/>
                 <w:lang w:val="en-IN" w:eastAsia="en-IN" w:bidi="ml-IN"/>
               </w:rPr>
+              <w:lastRenderedPageBreak/>
               <w:t>s¡</w:t>
             </w:r>
             <w:r>
@@ -19265,6 +18618,7 @@
                 <w:highlight w:val="green"/>
                 <w:lang w:val="en-IN" w:eastAsia="en-IN" w:bidi="ml-IN"/>
               </w:rPr>
+              <w:lastRenderedPageBreak/>
               <w:t>ix „„</w:t>
             </w:r>
             <w:proofErr w:type="spellStart"/>
@@ -19382,27 +18736,7 @@
                 <w:szCs w:val="28"/>
               </w:rPr>
               <w:br/>
-              <w:t>(</w:t>
-            </w:r>
-            <w:proofErr w:type="spellStart"/>
-            <w:r>
-              <w:rPr>
-                <w:rFonts w:cs="Arial"/>
-                <w:color w:val="000000"/>
-                <w:sz w:val="28"/>
-                <w:szCs w:val="28"/>
-              </w:rPr>
-              <w:t>avagraha</w:t>
-            </w:r>
-            <w:proofErr w:type="spellEnd"/>
-            <w:r>
-              <w:rPr>
-                <w:rFonts w:cs="Arial"/>
-                <w:color w:val="000000"/>
-                <w:sz w:val="28"/>
-                <w:szCs w:val="28"/>
-              </w:rPr>
-              <w:t xml:space="preserve"> to indicate </w:t>
+              <w:t xml:space="preserve">(avagraha to indicate </w:t>
             </w:r>
             <w:r>
               <w:rPr>
@@ -19484,7 +18818,6 @@
               <w:bottom w:val="single" w:sz="4" w:space="0" w:color="000000"/>
               <w:right w:val="single" w:sz="4" w:space="0" w:color="000000"/>
             </w:tcBorders>
-            <w:shd w:val="clear" w:color="auto" w:fill="auto"/>
           </w:tcPr>
           <w:p>
             <w:pPr>
@@ -19510,6 +18843,7 @@
                 <w:sz w:val="32"/>
                 <w:szCs w:val="32"/>
               </w:rPr>
+              <w:lastRenderedPageBreak/>
               <w:t>TS 7.1.7.3</w:t>
             </w:r>
             <w:r>
@@ -19528,19 +18862,8 @@
                 <w:sz w:val="32"/>
                 <w:szCs w:val="32"/>
               </w:rPr>
-              <w:t xml:space="preserve"> </w:t>
-            </w:r>
-            <w:proofErr w:type="spellStart"/>
-            <w:r>
-              <w:rPr>
-                <w:rFonts w:cs="Arial"/>
-                <w:color w:val="000000"/>
-                <w:sz w:val="32"/>
-                <w:szCs w:val="32"/>
-              </w:rPr>
-              <w:t>Kramam</w:t>
-            </w:r>
-            <w:proofErr w:type="spellEnd"/>
+              <w:t xml:space="preserve"> Kramam</w:t>
+            </w:r>
           </w:p>
           <w:p>
             <w:pPr>
@@ -19566,19 +18889,8 @@
                 <w:sz w:val="32"/>
                 <w:szCs w:val="32"/>
               </w:rPr>
-              <w:t xml:space="preserve">31st </w:t>
-            </w:r>
-            <w:proofErr w:type="spellStart"/>
-            <w:r>
-              <w:rPr>
-                <w:rFonts w:cs="Arial"/>
-                <w:color w:val="000000"/>
-                <w:sz w:val="32"/>
-                <w:szCs w:val="32"/>
-              </w:rPr>
-              <w:t>Panchaati</w:t>
-            </w:r>
-            <w:proofErr w:type="spellEnd"/>
+              <w:t>31st Panchaati</w:t>
+            </w:r>
           </w:p>
           <w:p>
             <w:pPr>
@@ -19608,7 +18920,6 @@
               <w:bottom w:val="single" w:sz="4" w:space="0" w:color="000000"/>
               <w:right w:val="single" w:sz="4" w:space="0" w:color="000000"/>
             </w:tcBorders>
-            <w:shd w:val="clear" w:color="auto" w:fill="auto"/>
           </w:tcPr>
           <w:p>
             <w:pPr>
@@ -19769,7 +19080,6 @@
               <w:bottom w:val="single" w:sz="4" w:space="0" w:color="000000"/>
               <w:right w:val="single" w:sz="4" w:space="0" w:color="000000"/>
             </w:tcBorders>
-            <w:shd w:val="clear" w:color="auto" w:fill="auto"/>
           </w:tcPr>
           <w:p>
             <w:pPr>
@@ -19978,27 +19288,7 @@
                 <w:szCs w:val="28"/>
               </w:rPr>
               <w:br/>
-              <w:t>(</w:t>
-            </w:r>
-            <w:proofErr w:type="spellStart"/>
-            <w:r>
-              <w:rPr>
-                <w:rFonts w:cs="Arial"/>
-                <w:color w:val="000000"/>
-                <w:sz w:val="28"/>
-                <w:szCs w:val="28"/>
-              </w:rPr>
-              <w:t>avagraha</w:t>
-            </w:r>
-            <w:proofErr w:type="spellEnd"/>
-            <w:r>
-              <w:rPr>
-                <w:rFonts w:cs="Arial"/>
-                <w:color w:val="000000"/>
-                <w:sz w:val="28"/>
-                <w:szCs w:val="28"/>
-              </w:rPr>
-              <w:t xml:space="preserve"> to indicate ‘</w:t>
+              <w:t>(avagraha to indicate ‘</w:t>
             </w:r>
             <w:r>
               <w:rPr>
@@ -20051,7 +19341,6 @@
               <w:bottom w:val="single" w:sz="4" w:space="0" w:color="000000"/>
               <w:right w:val="single" w:sz="4" w:space="0" w:color="000000"/>
             </w:tcBorders>
-            <w:shd w:val="clear" w:color="auto" w:fill="auto"/>
           </w:tcPr>
           <w:p>
             <w:pPr>
@@ -20086,19 +19375,8 @@
                 <w:sz w:val="32"/>
                 <w:szCs w:val="32"/>
               </w:rPr>
-              <w:t xml:space="preserve"> </w:t>
-            </w:r>
-            <w:proofErr w:type="spellStart"/>
-            <w:r>
-              <w:rPr>
-                <w:rFonts w:cs="Arial"/>
-                <w:color w:val="000000"/>
-                <w:sz w:val="32"/>
-                <w:szCs w:val="32"/>
-              </w:rPr>
-              <w:t>Kramam</w:t>
-            </w:r>
-            <w:proofErr w:type="spellEnd"/>
+              <w:t xml:space="preserve"> Kramam</w:t>
+            </w:r>
           </w:p>
           <w:p>
             <w:pPr>
@@ -20133,19 +19411,8 @@
                 <w:sz w:val="32"/>
                 <w:szCs w:val="32"/>
               </w:rPr>
-              <w:t xml:space="preserve"> </w:t>
-            </w:r>
-            <w:proofErr w:type="spellStart"/>
-            <w:r>
-              <w:rPr>
-                <w:rFonts w:cs="Arial"/>
-                <w:color w:val="000000"/>
-                <w:sz w:val="32"/>
-                <w:szCs w:val="32"/>
-              </w:rPr>
-              <w:t>Panchaati</w:t>
-            </w:r>
-            <w:proofErr w:type="spellEnd"/>
+              <w:t xml:space="preserve"> Panchaati</w:t>
+            </w:r>
           </w:p>
           <w:p>
             <w:pPr>
@@ -20175,7 +19442,6 @@
               <w:bottom w:val="single" w:sz="4" w:space="0" w:color="000000"/>
               <w:right w:val="single" w:sz="4" w:space="0" w:color="000000"/>
             </w:tcBorders>
-            <w:shd w:val="clear" w:color="auto" w:fill="auto"/>
           </w:tcPr>
           <w:p>
             <w:pPr>
@@ -20393,7 +19659,6 @@
               <w:bottom w:val="single" w:sz="4" w:space="0" w:color="000000"/>
               <w:right w:val="single" w:sz="4" w:space="0" w:color="000000"/>
             </w:tcBorders>
-            <w:shd w:val="clear" w:color="auto" w:fill="auto"/>
           </w:tcPr>
           <w:p>
             <w:pPr>
@@ -20685,27 +19950,7 @@
                 <w:szCs w:val="28"/>
               </w:rPr>
               <w:br/>
-              <w:t>(</w:t>
-            </w:r>
-            <w:proofErr w:type="spellStart"/>
-            <w:r>
-              <w:rPr>
-                <w:rFonts w:cs="Arial"/>
-                <w:color w:val="000000"/>
-                <w:sz w:val="28"/>
-                <w:szCs w:val="28"/>
-              </w:rPr>
-              <w:t>avagraha</w:t>
-            </w:r>
-            <w:proofErr w:type="spellEnd"/>
-            <w:r>
-              <w:rPr>
-                <w:rFonts w:cs="Arial"/>
-                <w:color w:val="000000"/>
-                <w:sz w:val="28"/>
-                <w:szCs w:val="28"/>
-              </w:rPr>
-              <w:t xml:space="preserve"> to indicate ‘</w:t>
+              <w:t>(avagraha to indicate ‘</w:t>
             </w:r>
             <w:r>
               <w:rPr>
@@ -20794,8 +20039,6 @@
           <w:u w:val="single"/>
         </w:rPr>
       </w:pPr>
-      <w:bookmarkStart w:id="0" w:name="_GoBack"/>
-      <w:bookmarkEnd w:id="0"/>
       <w:r>
         <w:rPr>
           <w:b/>
@@ -20804,10 +20047,8 @@
           <w:szCs w:val="32"/>
           <w:u w:val="single"/>
         </w:rPr>
-        <w:lastRenderedPageBreak/>
         <w:t xml:space="preserve">TS </w:t>
       </w:r>
-      <w:proofErr w:type="spellStart"/>
       <w:r>
         <w:rPr>
           <w:b/>
@@ -20818,7 +20059,6 @@
         </w:rPr>
         <w:t>Krama</w:t>
       </w:r>
-      <w:proofErr w:type="spellEnd"/>
       <w:r>
         <w:rPr>
           <w:b/>
@@ -20827,29 +20067,7 @@
           <w:szCs w:val="32"/>
           <w:u w:val="single"/>
         </w:rPr>
-        <w:t xml:space="preserve"> </w:t>
-      </w:r>
-      <w:proofErr w:type="spellStart"/>
-      <w:r>
-        <w:rPr>
-          <w:b/>
-          <w:bCs/>
-          <w:sz w:val="32"/>
-          <w:szCs w:val="32"/>
-          <w:u w:val="single"/>
-        </w:rPr>
-        <w:t>Paatam</w:t>
-      </w:r>
-      <w:proofErr w:type="spellEnd"/>
-      <w:r>
-        <w:rPr>
-          <w:b/>
-          <w:bCs/>
-          <w:sz w:val="32"/>
-          <w:szCs w:val="32"/>
-          <w:u w:val="single"/>
-        </w:rPr>
-        <w:t xml:space="preserve"> – TS </w:t>
+        <w:t xml:space="preserve"> Paatam – TS </w:t>
       </w:r>
       <w:r>
         <w:rPr>
@@ -21091,6 +20309,7 @@
                 <w:sz w:val="32"/>
                 <w:szCs w:val="36"/>
               </w:rPr>
+              <w:lastRenderedPageBreak/>
               <w:t>None</w:t>
             </w:r>
           </w:p>
@@ -21189,7 +20408,7 @@
 </file>
 
 <file path=word/endnotes.xml><?xml version="1.0" encoding="utf-8"?>
-<w:endnotes xmlns:wpc="http://schemas.microsoft.com/office/word/2010/wordprocessingCanvas" xmlns:cx="http://schemas.microsoft.com/office/drawing/2014/chartex" xmlns:cx1="http://schemas.microsoft.com/office/drawing/2015/9/8/chartex" xmlns:mc="http://schemas.openxmlformats.org/markup-compatibility/2006" xmlns:o="urn:schemas-microsoft-com:office:office" xmlns:r="http://schemas.openxmlformats.org/officeDocument/2006/relationships" xmlns:m="http://schemas.openxmlformats.org/officeDocument/2006/math" xmlns:v="urn:schemas-microsoft-com:vml" xmlns:wp14="http://schemas.microsoft.com/office/word/2010/wordprocessingDrawing" xmlns:wp="http://schemas.openxmlformats.org/drawingml/2006/wordprocessingDrawing" xmlns:w10="urn:schemas-microsoft-com:office:word" xmlns:w="http://schemas.openxmlformats.org/wordprocessingml/2006/main" xmlns:w14="http://schemas.microsoft.com/office/word/2010/wordml" xmlns:w15="http://schemas.microsoft.com/office/word/2012/wordml" xmlns:w16se="http://schemas.microsoft.com/office/word/2015/wordml/symex" xmlns:wpg="http://schemas.microsoft.com/office/word/2010/wordprocessingGroup" xmlns:wpi="http://schemas.microsoft.com/office/word/2010/wordprocessingInk" xmlns:wne="http://schemas.microsoft.com/office/word/2006/wordml" xmlns:wps="http://schemas.microsoft.com/office/word/2010/wordprocessingShape" mc:Ignorable="w14 w15 w16se wp14">
+<w:endnotes xmlns:wpc="http://schemas.microsoft.com/office/word/2010/wordprocessingCanvas" xmlns:cx="http://schemas.microsoft.com/office/drawing/2014/chartex" xmlns:cx1="http://schemas.microsoft.com/office/drawing/2015/9/8/chartex" xmlns:cx2="http://schemas.microsoft.com/office/drawing/2015/10/21/chartex" xmlns:cx3="http://schemas.microsoft.com/office/drawing/2016/5/9/chartex" xmlns:cx4="http://schemas.microsoft.com/office/drawing/2016/5/10/chartex" xmlns:cx5="http://schemas.microsoft.com/office/drawing/2016/5/11/chartex" xmlns:cx6="http://schemas.microsoft.com/office/drawing/2016/5/12/chartex" xmlns:cx7="http://schemas.microsoft.com/office/drawing/2016/5/13/chartex" xmlns:cx8="http://schemas.microsoft.com/office/drawing/2016/5/14/chartex" xmlns:mc="http://schemas.openxmlformats.org/markup-compatibility/2006" xmlns:aink="http://schemas.microsoft.com/office/drawing/2016/ink" xmlns:am3d="http://schemas.microsoft.com/office/drawing/2017/model3d" xmlns:o="urn:schemas-microsoft-com:office:office" xmlns:oel="http://schemas.microsoft.com/office/2019/extlst" xmlns:r="http://schemas.openxmlformats.org/officeDocument/2006/relationships" xmlns:m="http://schemas.openxmlformats.org/officeDocument/2006/math" xmlns:v="urn:schemas-microsoft-com:vml" xmlns:wp14="http://schemas.microsoft.com/office/word/2010/wordprocessingDrawing" xmlns:wp="http://schemas.openxmlformats.org/drawingml/2006/wordprocessingDrawing" xmlns:w10="urn:schemas-microsoft-com:office:word" xmlns:w="http://schemas.openxmlformats.org/wordprocessingml/2006/main" xmlns:w14="http://schemas.microsoft.com/office/word/2010/wordml" xmlns:w15="http://schemas.microsoft.com/office/word/2012/wordml" xmlns:w16cex="http://schemas.microsoft.com/office/word/2018/wordml/cex" xmlns:w16cid="http://schemas.microsoft.com/office/word/2016/wordml/cid" xmlns:w16="http://schemas.microsoft.com/office/word/2018/wordml" xmlns:w16du="http://schemas.microsoft.com/office/word/2023/wordml/word16du" xmlns:w16sdtdh="http://schemas.microsoft.com/office/word/2020/wordml/sdtdatahash" xmlns:w16sdtfl="http://schemas.microsoft.com/office/word/2024/wordml/sdtformatlock" xmlns:w16se="http://schemas.microsoft.com/office/word/2015/wordml/symex" xmlns:wpg="http://schemas.microsoft.com/office/word/2010/wordprocessingGroup" xmlns:wpi="http://schemas.microsoft.com/office/word/2010/wordprocessingInk" xmlns:wne="http://schemas.microsoft.com/office/word/2006/wordml" xmlns:wps="http://schemas.microsoft.com/office/word/2010/wordprocessingShape" mc:Ignorable="w14 w15 w16se w16cid w16 w16cex w16sdtdh w16sdtfl w16du wp14">
   <w:endnote w:type="separator" w:id="-1">
     <w:p>
       <w:pPr>
@@ -21214,7 +20433,7 @@
 </file>
 
 <file path=word/footer1.xml><?xml version="1.0" encoding="utf-8"?>
-<w:ftr xmlns:wpc="http://schemas.microsoft.com/office/word/2010/wordprocessingCanvas" xmlns:cx="http://schemas.microsoft.com/office/drawing/2014/chartex" xmlns:cx1="http://schemas.microsoft.com/office/drawing/2015/9/8/chartex" xmlns:mc="http://schemas.openxmlformats.org/markup-compatibility/2006" xmlns:o="urn:schemas-microsoft-com:office:office" xmlns:r="http://schemas.openxmlformats.org/officeDocument/2006/relationships" xmlns:m="http://schemas.openxmlformats.org/officeDocument/2006/math" xmlns:v="urn:schemas-microsoft-com:vml" xmlns:wp14="http://schemas.microsoft.com/office/word/2010/wordprocessingDrawing" xmlns:wp="http://schemas.openxmlformats.org/drawingml/2006/wordprocessingDrawing" xmlns:w10="urn:schemas-microsoft-com:office:word" xmlns:w="http://schemas.openxmlformats.org/wordprocessingml/2006/main" xmlns:w14="http://schemas.microsoft.com/office/word/2010/wordml" xmlns:w15="http://schemas.microsoft.com/office/word/2012/wordml" xmlns:w16se="http://schemas.microsoft.com/office/word/2015/wordml/symex" xmlns:wpg="http://schemas.microsoft.com/office/word/2010/wordprocessingGroup" xmlns:wpi="http://schemas.microsoft.com/office/word/2010/wordprocessingInk" xmlns:wne="http://schemas.microsoft.com/office/word/2006/wordml" xmlns:wps="http://schemas.microsoft.com/office/word/2010/wordprocessingShape" mc:Ignorable="w14 w15 w16se wp14">
+<w:ftr xmlns:wpc="http://schemas.microsoft.com/office/word/2010/wordprocessingCanvas" xmlns:cx="http://schemas.microsoft.com/office/drawing/2014/chartex" xmlns:cx1="http://schemas.microsoft.com/office/drawing/2015/9/8/chartex" xmlns:cx2="http://schemas.microsoft.com/office/drawing/2015/10/21/chartex" xmlns:cx3="http://schemas.microsoft.com/office/drawing/2016/5/9/chartex" xmlns:cx4="http://schemas.microsoft.com/office/drawing/2016/5/10/chartex" xmlns:cx5="http://schemas.microsoft.com/office/drawing/2016/5/11/chartex" xmlns:cx6="http://schemas.microsoft.com/office/drawing/2016/5/12/chartex" xmlns:cx7="http://schemas.microsoft.com/office/drawing/2016/5/13/chartex" xmlns:cx8="http://schemas.microsoft.com/office/drawing/2016/5/14/chartex" xmlns:mc="http://schemas.openxmlformats.org/markup-compatibility/2006" xmlns:aink="http://schemas.microsoft.com/office/drawing/2016/ink" xmlns:am3d="http://schemas.microsoft.com/office/drawing/2017/model3d" xmlns:o="urn:schemas-microsoft-com:office:office" xmlns:oel="http://schemas.microsoft.com/office/2019/extlst" xmlns:r="http://schemas.openxmlformats.org/officeDocument/2006/relationships" xmlns:m="http://schemas.openxmlformats.org/officeDocument/2006/math" xmlns:v="urn:schemas-microsoft-com:vml" xmlns:wp14="http://schemas.microsoft.com/office/word/2010/wordprocessingDrawing" xmlns:wp="http://schemas.openxmlformats.org/drawingml/2006/wordprocessingDrawing" xmlns:w10="urn:schemas-microsoft-com:office:word" xmlns:w="http://schemas.openxmlformats.org/wordprocessingml/2006/main" xmlns:w14="http://schemas.microsoft.com/office/word/2010/wordml" xmlns:w15="http://schemas.microsoft.com/office/word/2012/wordml" xmlns:w16cex="http://schemas.microsoft.com/office/word/2018/wordml/cex" xmlns:w16cid="http://schemas.microsoft.com/office/word/2016/wordml/cid" xmlns:w16="http://schemas.microsoft.com/office/word/2018/wordml" xmlns:w16du="http://schemas.microsoft.com/office/word/2023/wordml/word16du" xmlns:w16sdtdh="http://schemas.microsoft.com/office/word/2020/wordml/sdtdatahash" xmlns:w16sdtfl="http://schemas.microsoft.com/office/word/2024/wordml/sdtformatlock" xmlns:w16se="http://schemas.microsoft.com/office/word/2015/wordml/symex" xmlns:wpg="http://schemas.microsoft.com/office/word/2010/wordprocessingGroup" xmlns:wpi="http://schemas.microsoft.com/office/word/2010/wordprocessingInk" xmlns:wne="http://schemas.microsoft.com/office/word/2006/wordml" xmlns:wps="http://schemas.microsoft.com/office/word/2010/wordprocessingShape" mc:Ignorable="w14 w15 w16se w16cid w16 w16cex w16sdtdh w16sdtfl w16du wp14">
   <w:p>
     <w:pPr>
       <w:pBdr>
@@ -21396,7 +20615,7 @@
 </file>
 
 <file path=word/footer2.xml><?xml version="1.0" encoding="utf-8"?>
-<w:ftr xmlns:wpc="http://schemas.microsoft.com/office/word/2010/wordprocessingCanvas" xmlns:cx="http://schemas.microsoft.com/office/drawing/2014/chartex" xmlns:cx1="http://schemas.microsoft.com/office/drawing/2015/9/8/chartex" xmlns:mc="http://schemas.openxmlformats.org/markup-compatibility/2006" xmlns:o="urn:schemas-microsoft-com:office:office" xmlns:r="http://schemas.openxmlformats.org/officeDocument/2006/relationships" xmlns:m="http://schemas.openxmlformats.org/officeDocument/2006/math" xmlns:v="urn:schemas-microsoft-com:vml" xmlns:wp14="http://schemas.microsoft.com/office/word/2010/wordprocessingDrawing" xmlns:wp="http://schemas.openxmlformats.org/drawingml/2006/wordprocessingDrawing" xmlns:w10="urn:schemas-microsoft-com:office:word" xmlns:w="http://schemas.openxmlformats.org/wordprocessingml/2006/main" xmlns:w14="http://schemas.microsoft.com/office/word/2010/wordml" xmlns:w15="http://schemas.microsoft.com/office/word/2012/wordml" xmlns:w16se="http://schemas.microsoft.com/office/word/2015/wordml/symex" xmlns:wpg="http://schemas.microsoft.com/office/word/2010/wordprocessingGroup" xmlns:wpi="http://schemas.microsoft.com/office/word/2010/wordprocessingInk" xmlns:wne="http://schemas.microsoft.com/office/word/2006/wordml" xmlns:wps="http://schemas.microsoft.com/office/word/2010/wordprocessingShape" mc:Ignorable="w14 w15 w16se wp14">
+<w:ftr xmlns:wpc="http://schemas.microsoft.com/office/word/2010/wordprocessingCanvas" xmlns:cx="http://schemas.microsoft.com/office/drawing/2014/chartex" xmlns:cx1="http://schemas.microsoft.com/office/drawing/2015/9/8/chartex" xmlns:cx2="http://schemas.microsoft.com/office/drawing/2015/10/21/chartex" xmlns:cx3="http://schemas.microsoft.com/office/drawing/2016/5/9/chartex" xmlns:cx4="http://schemas.microsoft.com/office/drawing/2016/5/10/chartex" xmlns:cx5="http://schemas.microsoft.com/office/drawing/2016/5/11/chartex" xmlns:cx6="http://schemas.microsoft.com/office/drawing/2016/5/12/chartex" xmlns:cx7="http://schemas.microsoft.com/office/drawing/2016/5/13/chartex" xmlns:cx8="http://schemas.microsoft.com/office/drawing/2016/5/14/chartex" xmlns:mc="http://schemas.openxmlformats.org/markup-compatibility/2006" xmlns:aink="http://schemas.microsoft.com/office/drawing/2016/ink" xmlns:am3d="http://schemas.microsoft.com/office/drawing/2017/model3d" xmlns:o="urn:schemas-microsoft-com:office:office" xmlns:oel="http://schemas.microsoft.com/office/2019/extlst" xmlns:r="http://schemas.openxmlformats.org/officeDocument/2006/relationships" xmlns:m="http://schemas.openxmlformats.org/officeDocument/2006/math" xmlns:v="urn:schemas-microsoft-com:vml" xmlns:wp14="http://schemas.microsoft.com/office/word/2010/wordprocessingDrawing" xmlns:wp="http://schemas.openxmlformats.org/drawingml/2006/wordprocessingDrawing" xmlns:w10="urn:schemas-microsoft-com:office:word" xmlns:w="http://schemas.openxmlformats.org/wordprocessingml/2006/main" xmlns:w14="http://schemas.microsoft.com/office/word/2010/wordml" xmlns:w15="http://schemas.microsoft.com/office/word/2012/wordml" xmlns:w16cex="http://schemas.microsoft.com/office/word/2018/wordml/cex" xmlns:w16cid="http://schemas.microsoft.com/office/word/2016/wordml/cid" xmlns:w16="http://schemas.microsoft.com/office/word/2018/wordml" xmlns:w16du="http://schemas.microsoft.com/office/word/2023/wordml/word16du" xmlns:w16sdtdh="http://schemas.microsoft.com/office/word/2020/wordml/sdtdatahash" xmlns:w16sdtfl="http://schemas.microsoft.com/office/word/2024/wordml/sdtformatlock" xmlns:w16se="http://schemas.microsoft.com/office/word/2015/wordml/symex" xmlns:wpg="http://schemas.microsoft.com/office/word/2010/wordprocessingGroup" xmlns:wpi="http://schemas.microsoft.com/office/word/2010/wordprocessingInk" xmlns:wne="http://schemas.microsoft.com/office/word/2006/wordml" xmlns:wps="http://schemas.microsoft.com/office/word/2010/wordprocessingShape" mc:Ignorable="w14 w15 w16se w16cid w16 w16cex w16sdtdh w16sdtfl w16du wp14">
   <w:p>
     <w:pPr>
       <w:pBdr>
@@ -21599,7 +20818,7 @@
 </file>
 
 <file path=word/footnotes.xml><?xml version="1.0" encoding="utf-8"?>
-<w:footnotes xmlns:wpc="http://schemas.microsoft.com/office/word/2010/wordprocessingCanvas" xmlns:cx="http://schemas.microsoft.com/office/drawing/2014/chartex" xmlns:cx1="http://schemas.microsoft.com/office/drawing/2015/9/8/chartex" xmlns:mc="http://schemas.openxmlformats.org/markup-compatibility/2006" xmlns:o="urn:schemas-microsoft-com:office:office" xmlns:r="http://schemas.openxmlformats.org/officeDocument/2006/relationships" xmlns:m="http://schemas.openxmlformats.org/officeDocument/2006/math" xmlns:v="urn:schemas-microsoft-com:vml" xmlns:wp14="http://schemas.microsoft.com/office/word/2010/wordprocessingDrawing" xmlns:wp="http://schemas.openxmlformats.org/drawingml/2006/wordprocessingDrawing" xmlns:w10="urn:schemas-microsoft-com:office:word" xmlns:w="http://schemas.openxmlformats.org/wordprocessingml/2006/main" xmlns:w14="http://schemas.microsoft.com/office/word/2010/wordml" xmlns:w15="http://schemas.microsoft.com/office/word/2012/wordml" xmlns:w16se="http://schemas.microsoft.com/office/word/2015/wordml/symex" xmlns:wpg="http://schemas.microsoft.com/office/word/2010/wordprocessingGroup" xmlns:wpi="http://schemas.microsoft.com/office/word/2010/wordprocessingInk" xmlns:wne="http://schemas.microsoft.com/office/word/2006/wordml" xmlns:wps="http://schemas.microsoft.com/office/word/2010/wordprocessingShape" mc:Ignorable="w14 w15 w16se wp14">
+<w:footnotes xmlns:wpc="http://schemas.microsoft.com/office/word/2010/wordprocessingCanvas" xmlns:cx="http://schemas.microsoft.com/office/drawing/2014/chartex" xmlns:cx1="http://schemas.microsoft.com/office/drawing/2015/9/8/chartex" xmlns:cx2="http://schemas.microsoft.com/office/drawing/2015/10/21/chartex" xmlns:cx3="http://schemas.microsoft.com/office/drawing/2016/5/9/chartex" xmlns:cx4="http://schemas.microsoft.com/office/drawing/2016/5/10/chartex" xmlns:cx5="http://schemas.microsoft.com/office/drawing/2016/5/11/chartex" xmlns:cx6="http://schemas.microsoft.com/office/drawing/2016/5/12/chartex" xmlns:cx7="http://schemas.microsoft.com/office/drawing/2016/5/13/chartex" xmlns:cx8="http://schemas.microsoft.com/office/drawing/2016/5/14/chartex" xmlns:mc="http://schemas.openxmlformats.org/markup-compatibility/2006" xmlns:aink="http://schemas.microsoft.com/office/drawing/2016/ink" xmlns:am3d="http://schemas.microsoft.com/office/drawing/2017/model3d" xmlns:o="urn:schemas-microsoft-com:office:office" xmlns:oel="http://schemas.microsoft.com/office/2019/extlst" xmlns:r="http://schemas.openxmlformats.org/officeDocument/2006/relationships" xmlns:m="http://schemas.openxmlformats.org/officeDocument/2006/math" xmlns:v="urn:schemas-microsoft-com:vml" xmlns:wp14="http://schemas.microsoft.com/office/word/2010/wordprocessingDrawing" xmlns:wp="http://schemas.openxmlformats.org/drawingml/2006/wordprocessingDrawing" xmlns:w10="urn:schemas-microsoft-com:office:word" xmlns:w="http://schemas.openxmlformats.org/wordprocessingml/2006/main" xmlns:w14="http://schemas.microsoft.com/office/word/2010/wordml" xmlns:w15="http://schemas.microsoft.com/office/word/2012/wordml" xmlns:w16cex="http://schemas.microsoft.com/office/word/2018/wordml/cex" xmlns:w16cid="http://schemas.microsoft.com/office/word/2016/wordml/cid" xmlns:w16="http://schemas.microsoft.com/office/word/2018/wordml" xmlns:w16du="http://schemas.microsoft.com/office/word/2023/wordml/word16du" xmlns:w16sdtdh="http://schemas.microsoft.com/office/word/2020/wordml/sdtdatahash" xmlns:w16sdtfl="http://schemas.microsoft.com/office/word/2024/wordml/sdtformatlock" xmlns:w16se="http://schemas.microsoft.com/office/word/2015/wordml/symex" xmlns:wpg="http://schemas.microsoft.com/office/word/2010/wordprocessingGroup" xmlns:wpi="http://schemas.microsoft.com/office/word/2010/wordprocessingInk" xmlns:wne="http://schemas.microsoft.com/office/word/2006/wordml" xmlns:wps="http://schemas.microsoft.com/office/word/2010/wordprocessingShape" mc:Ignorable="w14 w15 w16se w16cid w16 w16cex w16sdtdh w16sdtfl w16du wp14">
   <w:footnote w:type="separator" w:id="-1">
     <w:p>
       <w:pPr>
@@ -21624,7 +20843,7 @@
 </file>
 
 <file path=word/header1.xml><?xml version="1.0" encoding="utf-8"?>
-<w:hdr xmlns:wpc="http://schemas.microsoft.com/office/word/2010/wordprocessingCanvas" xmlns:cx="http://schemas.microsoft.com/office/drawing/2014/chartex" xmlns:cx1="http://schemas.microsoft.com/office/drawing/2015/9/8/chartex" xmlns:mc="http://schemas.openxmlformats.org/markup-compatibility/2006" xmlns:o="urn:schemas-microsoft-com:office:office" xmlns:r="http://schemas.openxmlformats.org/officeDocument/2006/relationships" xmlns:m="http://schemas.openxmlformats.org/officeDocument/2006/math" xmlns:v="urn:schemas-microsoft-com:vml" xmlns:wp14="http://schemas.microsoft.com/office/word/2010/wordprocessingDrawing" xmlns:wp="http://schemas.openxmlformats.org/drawingml/2006/wordprocessingDrawing" xmlns:w10="urn:schemas-microsoft-com:office:word" xmlns:w="http://schemas.openxmlformats.org/wordprocessingml/2006/main" xmlns:w14="http://schemas.microsoft.com/office/word/2010/wordml" xmlns:w15="http://schemas.microsoft.com/office/word/2012/wordml" xmlns:w16se="http://schemas.microsoft.com/office/word/2015/wordml/symex" xmlns:wpg="http://schemas.microsoft.com/office/word/2010/wordprocessingGroup" xmlns:wpi="http://schemas.microsoft.com/office/word/2010/wordprocessingInk" xmlns:wne="http://schemas.microsoft.com/office/word/2006/wordml" xmlns:wps="http://schemas.microsoft.com/office/word/2010/wordprocessingShape" mc:Ignorable="w14 w15 w16se wp14">
+<w:hdr xmlns:wpc="http://schemas.microsoft.com/office/word/2010/wordprocessingCanvas" xmlns:cx="http://schemas.microsoft.com/office/drawing/2014/chartex" xmlns:cx1="http://schemas.microsoft.com/office/drawing/2015/9/8/chartex" xmlns:cx2="http://schemas.microsoft.com/office/drawing/2015/10/21/chartex" xmlns:cx3="http://schemas.microsoft.com/office/drawing/2016/5/9/chartex" xmlns:cx4="http://schemas.microsoft.com/office/drawing/2016/5/10/chartex" xmlns:cx5="http://schemas.microsoft.com/office/drawing/2016/5/11/chartex" xmlns:cx6="http://schemas.microsoft.com/office/drawing/2016/5/12/chartex" xmlns:cx7="http://schemas.microsoft.com/office/drawing/2016/5/13/chartex" xmlns:cx8="http://schemas.microsoft.com/office/drawing/2016/5/14/chartex" xmlns:mc="http://schemas.openxmlformats.org/markup-compatibility/2006" xmlns:aink="http://schemas.microsoft.com/office/drawing/2016/ink" xmlns:am3d="http://schemas.microsoft.com/office/drawing/2017/model3d" xmlns:o="urn:schemas-microsoft-com:office:office" xmlns:oel="http://schemas.microsoft.com/office/2019/extlst" xmlns:r="http://schemas.openxmlformats.org/officeDocument/2006/relationships" xmlns:m="http://schemas.openxmlformats.org/officeDocument/2006/math" xmlns:v="urn:schemas-microsoft-com:vml" xmlns:wp14="http://schemas.microsoft.com/office/word/2010/wordprocessingDrawing" xmlns:wp="http://schemas.openxmlformats.org/drawingml/2006/wordprocessingDrawing" xmlns:w10="urn:schemas-microsoft-com:office:word" xmlns:w="http://schemas.openxmlformats.org/wordprocessingml/2006/main" xmlns:w14="http://schemas.microsoft.com/office/word/2010/wordml" xmlns:w15="http://schemas.microsoft.com/office/word/2012/wordml" xmlns:w16cex="http://schemas.microsoft.com/office/word/2018/wordml/cex" xmlns:w16cid="http://schemas.microsoft.com/office/word/2016/wordml/cid" xmlns:w16="http://schemas.microsoft.com/office/word/2018/wordml" xmlns:w16du="http://schemas.microsoft.com/office/word/2023/wordml/word16du" xmlns:w16sdtdh="http://schemas.microsoft.com/office/word/2020/wordml/sdtdatahash" xmlns:w16sdtfl="http://schemas.microsoft.com/office/word/2024/wordml/sdtformatlock" xmlns:w16se="http://schemas.microsoft.com/office/word/2015/wordml/symex" xmlns:wpg="http://schemas.microsoft.com/office/word/2010/wordprocessingGroup" xmlns:wpi="http://schemas.microsoft.com/office/word/2010/wordprocessingInk" xmlns:wne="http://schemas.microsoft.com/office/word/2006/wordml" xmlns:wps="http://schemas.microsoft.com/office/word/2010/wordprocessingShape" mc:Ignorable="w14 w15 w16se w16cid w16 w16cex w16sdtdh w16sdtfl w16du wp14">
   <w:p>
     <w:pPr>
       <w:pStyle w:val="Header"/>
@@ -21637,7 +20856,7 @@
 </file>
 
 <file path=word/header2.xml><?xml version="1.0" encoding="utf-8"?>
-<w:hdr xmlns:wpc="http://schemas.microsoft.com/office/word/2010/wordprocessingCanvas" xmlns:cx="http://schemas.microsoft.com/office/drawing/2014/chartex" xmlns:cx1="http://schemas.microsoft.com/office/drawing/2015/9/8/chartex" xmlns:mc="http://schemas.openxmlformats.org/markup-compatibility/2006" xmlns:o="urn:schemas-microsoft-com:office:office" xmlns:r="http://schemas.openxmlformats.org/officeDocument/2006/relationships" xmlns:m="http://schemas.openxmlformats.org/officeDocument/2006/math" xmlns:v="urn:schemas-microsoft-com:vml" xmlns:wp14="http://schemas.microsoft.com/office/word/2010/wordprocessingDrawing" xmlns:wp="http://schemas.openxmlformats.org/drawingml/2006/wordprocessingDrawing" xmlns:w10="urn:schemas-microsoft-com:office:word" xmlns:w="http://schemas.openxmlformats.org/wordprocessingml/2006/main" xmlns:w14="http://schemas.microsoft.com/office/word/2010/wordml" xmlns:w15="http://schemas.microsoft.com/office/word/2012/wordml" xmlns:w16se="http://schemas.microsoft.com/office/word/2015/wordml/symex" xmlns:wpg="http://schemas.microsoft.com/office/word/2010/wordprocessingGroup" xmlns:wpi="http://schemas.microsoft.com/office/word/2010/wordprocessingInk" xmlns:wne="http://schemas.microsoft.com/office/word/2006/wordml" xmlns:wps="http://schemas.microsoft.com/office/word/2010/wordprocessingShape" mc:Ignorable="w14 w15 w16se wp14">
+<w:hdr xmlns:wpc="http://schemas.microsoft.com/office/word/2010/wordprocessingCanvas" xmlns:cx="http://schemas.microsoft.com/office/drawing/2014/chartex" xmlns:cx1="http://schemas.microsoft.com/office/drawing/2015/9/8/chartex" xmlns:cx2="http://schemas.microsoft.com/office/drawing/2015/10/21/chartex" xmlns:cx3="http://schemas.microsoft.com/office/drawing/2016/5/9/chartex" xmlns:cx4="http://schemas.microsoft.com/office/drawing/2016/5/10/chartex" xmlns:cx5="http://schemas.microsoft.com/office/drawing/2016/5/11/chartex" xmlns:cx6="http://schemas.microsoft.com/office/drawing/2016/5/12/chartex" xmlns:cx7="http://schemas.microsoft.com/office/drawing/2016/5/13/chartex" xmlns:cx8="http://schemas.microsoft.com/office/drawing/2016/5/14/chartex" xmlns:mc="http://schemas.openxmlformats.org/markup-compatibility/2006" xmlns:aink="http://schemas.microsoft.com/office/drawing/2016/ink" xmlns:am3d="http://schemas.microsoft.com/office/drawing/2017/model3d" xmlns:o="urn:schemas-microsoft-com:office:office" xmlns:oel="http://schemas.microsoft.com/office/2019/extlst" xmlns:r="http://schemas.openxmlformats.org/officeDocument/2006/relationships" xmlns:m="http://schemas.openxmlformats.org/officeDocument/2006/math" xmlns:v="urn:schemas-microsoft-com:vml" xmlns:wp14="http://schemas.microsoft.com/office/word/2010/wordprocessingDrawing" xmlns:wp="http://schemas.openxmlformats.org/drawingml/2006/wordprocessingDrawing" xmlns:w10="urn:schemas-microsoft-com:office:word" xmlns:w="http://schemas.openxmlformats.org/wordprocessingml/2006/main" xmlns:w14="http://schemas.microsoft.com/office/word/2010/wordml" xmlns:w15="http://schemas.microsoft.com/office/word/2012/wordml" xmlns:w16cex="http://schemas.microsoft.com/office/word/2018/wordml/cex" xmlns:w16cid="http://schemas.microsoft.com/office/word/2016/wordml/cid" xmlns:w16="http://schemas.microsoft.com/office/word/2018/wordml" xmlns:w16du="http://schemas.microsoft.com/office/word/2023/wordml/word16du" xmlns:w16sdtdh="http://schemas.microsoft.com/office/word/2020/wordml/sdtdatahash" xmlns:w16sdtfl="http://schemas.microsoft.com/office/word/2024/wordml/sdtformatlock" xmlns:w16se="http://schemas.microsoft.com/office/word/2015/wordml/symex" xmlns:wpg="http://schemas.microsoft.com/office/word/2010/wordprocessingGroup" xmlns:wpi="http://schemas.microsoft.com/office/word/2010/wordprocessingInk" xmlns:wne="http://schemas.microsoft.com/office/word/2006/wordml" xmlns:wps="http://schemas.microsoft.com/office/word/2010/wordprocessingShape" mc:Ignorable="w14 w15 w16se w16cid w16 w16cex w16sdtdh w16sdtfl w16du wp14">
   <w:p>
     <w:pPr>
       <w:pStyle w:val="Header"/>
@@ -21650,7 +20869,7 @@
 </file>
 
 <file path=word/styles.xml><?xml version="1.0" encoding="utf-8"?>
-<w:styles xmlns:mc="http://schemas.openxmlformats.org/markup-compatibility/2006" xmlns:r="http://schemas.openxmlformats.org/officeDocument/2006/relationships" xmlns:w="http://schemas.openxmlformats.org/wordprocessingml/2006/main" xmlns:w14="http://schemas.microsoft.com/office/word/2010/wordml" xmlns:w15="http://schemas.microsoft.com/office/word/2012/wordml" xmlns:w16se="http://schemas.microsoft.com/office/word/2015/wordml/symex" mc:Ignorable="w14 w15 w16se">
+<w:styles xmlns:mc="http://schemas.openxmlformats.org/markup-compatibility/2006" xmlns:r="http://schemas.openxmlformats.org/officeDocument/2006/relationships" xmlns:w="http://schemas.openxmlformats.org/wordprocessingml/2006/main" xmlns:w14="http://schemas.microsoft.com/office/word/2010/wordml" xmlns:w15="http://schemas.microsoft.com/office/word/2012/wordml" xmlns:w16cex="http://schemas.microsoft.com/office/word/2018/wordml/cex" xmlns:w16cid="http://schemas.microsoft.com/office/word/2016/wordml/cid" xmlns:w16="http://schemas.microsoft.com/office/word/2018/wordml" xmlns:w16du="http://schemas.microsoft.com/office/word/2023/wordml/word16du" xmlns:w16sdtdh="http://schemas.microsoft.com/office/word/2020/wordml/sdtdatahash" xmlns:w16sdtfl="http://schemas.microsoft.com/office/word/2024/wordml/sdtformatlock" xmlns:w16se="http://schemas.microsoft.com/office/word/2015/wordml/symex" mc:Ignorable="w14 w15 w16se w16cid w16 w16cex w16sdtdh w16sdtfl w16du">
   <w:docDefaults>
     <w:rPrDefault>
       <w:rPr>
@@ -21660,7 +20879,7 @@
     </w:rPrDefault>
     <w:pPrDefault/>
   </w:docDefaults>
-  <w:latentStyles w:defLockedState="0" w:defUIPriority="99" w:defSemiHidden="0" w:defUnhideWhenUsed="0" w:defQFormat="0" w:count="371">
+  <w:latentStyles w:defLockedState="0" w:defUIPriority="99" w:defSemiHidden="0" w:defUnhideWhenUsed="0" w:defQFormat="0" w:count="376">
     <w:lsdException w:name="Normal" w:uiPriority="0" w:qFormat="1"/>
     <w:lsdException w:name="heading 1" w:uiPriority="9" w:qFormat="1"/>
     <w:lsdException w:name="heading 2" w:semiHidden="1" w:uiPriority="9" w:unhideWhenUsed="1" w:qFormat="1"/>
@@ -22032,6 +21251,11 @@
     <w:lsdException w:name="List Table 5 Dark Accent 6" w:uiPriority="50"/>
     <w:lsdException w:name="List Table 6 Colorful Accent 6" w:uiPriority="51"/>
     <w:lsdException w:name="List Table 7 Colorful Accent 6" w:uiPriority="52"/>
+    <w:lsdException w:name="Mention" w:semiHidden="1" w:unhideWhenUsed="1"/>
+    <w:lsdException w:name="Smart Hyperlink" w:semiHidden="1" w:unhideWhenUsed="1"/>
+    <w:lsdException w:name="Hashtag" w:semiHidden="1" w:unhideWhenUsed="1"/>
+    <w:lsdException w:name="Unresolved Mention" w:semiHidden="1" w:unhideWhenUsed="1"/>
+    <w:lsdException w:name="Smart Link" w:semiHidden="1" w:unhideWhenUsed="1"/>
   </w:latentStyles>
   <w:style w:type="paragraph" w:default="1" w:styleId="Normal">
     <w:name w:val="Normal"/>
